--- a/mokdong3/2fin/word/md3s2_grammar_test_exam.docx
+++ b/mokdong3/2fin/word/md3s2_grammar_test_exam.docx
@@ -821,7 +821,7 @@
           <w:sz w:val="20"/>
           <w:u w:val="none"/>
         </w:rPr>
-        <w:t>( I / have / as / many / much / books / as / my sister )</w:t>
+        <w:t>( books / many / as / have / much / as / my sister / I )</w:t>
       </w:r>
     </w:p>
     <w:p>

--- a/mokdong3/2fin/word/md3s2_grammar_test_exam.docx
+++ b/mokdong3/2fin/word/md3s2_grammar_test_exam.docx
@@ -19,10 +19,10 @@
     </w:p>
     <w:p>
       <w:pPr>
-        <w:spacing w:after="80"/>
         <w:pBdr>
           <w:bottom w:val="single" w:sz="8" w:space="2" w:color="1F3864"/>
         </w:pBdr>
+        <w:spacing w:after="80"/>
       </w:pPr>
       <w:r>
         <w:rPr>
@@ -108,8 +108,6 @@
     </w:p>
     <w:p>
       <w:pPr>
-        <w:spacing w:after="30"/>
-        <w:ind w:left="57" w:right="57"/>
         <w:pBdr>
           <w:top w:val="single" w:sz="4" w:space="3" w:color="8DA2C4"/>
           <w:left w:val="single" w:sz="4" w:space="3" w:color="8DA2C4"/>
@@ -117,6 +115,8 @@
           <w:right w:val="single" w:sz="4" w:space="3" w:color="8DA2C4"/>
         </w:pBdr>
         <w:shd w:val="clear" w:color="auto" w:fill="F7F9FC"/>
+        <w:spacing w:after="30"/>
+        <w:ind w:left="57" w:right="57"/>
       </w:pPr>
       <w:r>
         <w:rPr>
@@ -610,8 +610,6 @@
     </w:p>
     <w:p>
       <w:pPr>
-        <w:spacing w:after="30"/>
-        <w:ind w:left="57" w:right="57"/>
         <w:pBdr>
           <w:top w:val="single" w:sz="4" w:space="3" w:color="8DA2C4"/>
           <w:left w:val="single" w:sz="4" w:space="3" w:color="8DA2C4"/>
@@ -619,6 +617,8 @@
           <w:right w:val="single" w:sz="4" w:space="3" w:color="8DA2C4"/>
         </w:pBdr>
         <w:shd w:val="clear" w:color="auto" w:fill="F7F9FC"/>
+        <w:spacing w:after="30"/>
+        <w:ind w:left="57" w:right="57"/>
       </w:pPr>
       <w:r>
         <w:rPr>
@@ -692,8 +692,6 @@
     </w:p>
     <w:p>
       <w:pPr>
-        <w:spacing w:after="30"/>
-        <w:ind w:left="57" w:right="57"/>
         <w:pBdr>
           <w:top w:val="single" w:sz="4" w:space="3" w:color="8DA2C4"/>
           <w:left w:val="single" w:sz="4" w:space="3" w:color="8DA2C4"/>
@@ -701,6 +699,8 @@
           <w:right w:val="single" w:sz="4" w:space="3" w:color="8DA2C4"/>
         </w:pBdr>
         <w:shd w:val="clear" w:color="auto" w:fill="F7F9FC"/>
+        <w:spacing w:after="30"/>
+        <w:ind w:left="57" w:right="57"/>
       </w:pPr>
       <w:r>
         <w:rPr>
@@ -792,8 +792,6 @@
     </w:p>
     <w:p>
       <w:pPr>
-        <w:spacing w:after="30"/>
-        <w:ind w:left="57" w:right="57"/>
         <w:pBdr>
           <w:top w:val="single" w:sz="4" w:space="3" w:color="8DA2C4"/>
           <w:left w:val="single" w:sz="4" w:space="3" w:color="8DA2C4"/>
@@ -801,6 +799,8 @@
           <w:right w:val="single" w:sz="4" w:space="3" w:color="8DA2C4"/>
         </w:pBdr>
         <w:shd w:val="clear" w:color="auto" w:fill="F7F9FC"/>
+        <w:spacing w:after="30"/>
+        <w:ind w:left="57" w:right="57"/>
       </w:pPr>
       <w:r>
         <w:rPr>
@@ -889,8 +889,6 @@
     </w:p>
     <w:p>
       <w:pPr>
-        <w:spacing w:after="30"/>
-        <w:ind w:left="57" w:right="57"/>
         <w:pBdr>
           <w:top w:val="single" w:sz="4" w:space="3" w:color="8DA2C4"/>
           <w:left w:val="single" w:sz="4" w:space="3" w:color="8DA2C4"/>
@@ -898,6 +896,8 @@
           <w:right w:val="single" w:sz="4" w:space="3" w:color="8DA2C4"/>
         </w:pBdr>
         <w:shd w:val="clear" w:color="auto" w:fill="F7F9FC"/>
+        <w:spacing w:after="30"/>
+        <w:ind w:left="57" w:right="57"/>
       </w:pPr>
       <w:r>
         <w:rPr>
@@ -1037,8 +1037,6 @@
     </w:p>
     <w:p>
       <w:pPr>
-        <w:spacing w:after="30"/>
-        <w:ind w:left="57" w:right="57"/>
         <w:pBdr>
           <w:top w:val="single" w:sz="4" w:space="3" w:color="8DA2C4"/>
           <w:left w:val="single" w:sz="4" w:space="3" w:color="8DA2C4"/>
@@ -1046,6 +1044,8 @@
           <w:right w:val="single" w:sz="4" w:space="3" w:color="8DA2C4"/>
         </w:pBdr>
         <w:shd w:val="clear" w:color="auto" w:fill="F7F9FC"/>
+        <w:spacing w:after="30"/>
+        <w:ind w:left="57" w:right="57"/>
       </w:pPr>
       <w:r>
         <w:rPr>
@@ -1401,8 +1401,6 @@
     </w:p>
     <w:p>
       <w:pPr>
-        <w:spacing w:after="30"/>
-        <w:ind w:left="57" w:right="57"/>
         <w:pBdr>
           <w:top w:val="single" w:sz="4" w:space="3" w:color="8DA2C4"/>
           <w:left w:val="single" w:sz="4" w:space="3" w:color="8DA2C4"/>
@@ -1410,6 +1408,8 @@
           <w:right w:val="single" w:sz="4" w:space="3" w:color="8DA2C4"/>
         </w:pBdr>
         <w:shd w:val="clear" w:color="auto" w:fill="F7F9FC"/>
+        <w:spacing w:after="30"/>
+        <w:ind w:left="57" w:right="57"/>
       </w:pPr>
       <w:r>
         <w:rPr>
@@ -1483,8 +1483,6 @@
     </w:p>
     <w:p>
       <w:pPr>
-        <w:spacing w:after="30"/>
-        <w:ind w:left="57" w:right="57"/>
         <w:pBdr>
           <w:top w:val="single" w:sz="4" w:space="3" w:color="8DA2C4"/>
           <w:left w:val="single" w:sz="4" w:space="3" w:color="8DA2C4"/>
@@ -1492,6 +1490,8 @@
           <w:right w:val="single" w:sz="4" w:space="3" w:color="8DA2C4"/>
         </w:pBdr>
         <w:shd w:val="clear" w:color="auto" w:fill="F7F9FC"/>
+        <w:spacing w:after="30"/>
+        <w:ind w:left="57" w:right="57"/>
       </w:pPr>
       <w:r>
         <w:rPr>
@@ -1583,8 +1583,6 @@
     </w:p>
     <w:p>
       <w:pPr>
-        <w:spacing w:after="30"/>
-        <w:ind w:left="57" w:right="57"/>
         <w:pBdr>
           <w:top w:val="single" w:sz="4" w:space="3" w:color="8DA2C4"/>
           <w:left w:val="single" w:sz="4" w:space="3" w:color="8DA2C4"/>
@@ -1592,6 +1590,8 @@
           <w:right w:val="single" w:sz="4" w:space="3" w:color="8DA2C4"/>
         </w:pBdr>
         <w:shd w:val="clear" w:color="auto" w:fill="F7F9FC"/>
+        <w:spacing w:after="30"/>
+        <w:ind w:left="57" w:right="57"/>
       </w:pPr>
       <w:r>
         <w:rPr>
@@ -1866,8 +1866,6 @@
     </w:p>
     <w:p>
       <w:pPr>
-        <w:spacing w:after="30"/>
-        <w:ind w:left="57" w:right="57"/>
         <w:pBdr>
           <w:top w:val="single" w:sz="4" w:space="3" w:color="8DA2C4"/>
           <w:left w:val="single" w:sz="4" w:space="3" w:color="8DA2C4"/>
@@ -1875,6 +1873,8 @@
           <w:right w:val="single" w:sz="4" w:space="3" w:color="8DA2C4"/>
         </w:pBdr>
         <w:shd w:val="clear" w:color="auto" w:fill="F7F9FC"/>
+        <w:spacing w:after="30"/>
+        <w:ind w:left="57" w:right="57"/>
       </w:pPr>
       <w:r>
         <w:rPr>
@@ -2149,8 +2149,6 @@
     </w:p>
     <w:p>
       <w:pPr>
-        <w:spacing w:after="30"/>
-        <w:ind w:left="57" w:right="57"/>
         <w:pBdr>
           <w:top w:val="single" w:sz="4" w:space="3" w:color="8DA2C4"/>
           <w:left w:val="single" w:sz="4" w:space="3" w:color="8DA2C4"/>
@@ -2158,6 +2156,8 @@
           <w:right w:val="single" w:sz="4" w:space="3" w:color="8DA2C4"/>
         </w:pBdr>
         <w:shd w:val="clear" w:color="auto" w:fill="F7F9FC"/>
+        <w:spacing w:after="30"/>
+        <w:ind w:left="57" w:right="57"/>
       </w:pPr>
       <w:r>
         <w:rPr>
@@ -2306,8 +2306,6 @@
     </w:p>
     <w:p>
       <w:pPr>
-        <w:spacing w:after="30"/>
-        <w:ind w:left="57" w:right="57"/>
         <w:pBdr>
           <w:top w:val="single" w:sz="4" w:space="3" w:color="8DA2C4"/>
           <w:left w:val="single" w:sz="4" w:space="3" w:color="8DA2C4"/>
@@ -2315,6 +2313,8 @@
           <w:right w:val="single" w:sz="4" w:space="3" w:color="8DA2C4"/>
         </w:pBdr>
         <w:shd w:val="clear" w:color="auto" w:fill="F7F9FC"/>
+        <w:spacing w:after="30"/>
+        <w:ind w:left="57" w:right="57"/>
       </w:pPr>
       <w:r>
         <w:rPr>
@@ -2592,8 +2592,6 @@
     </w:p>
     <w:p>
       <w:pPr>
-        <w:spacing w:after="30"/>
-        <w:ind w:left="57" w:right="57"/>
         <w:pBdr>
           <w:top w:val="single" w:sz="4" w:space="3" w:color="8DA2C4"/>
           <w:left w:val="single" w:sz="4" w:space="3" w:color="8DA2C4"/>
@@ -2601,6 +2599,8 @@
           <w:right w:val="single" w:sz="4" w:space="3" w:color="8DA2C4"/>
         </w:pBdr>
         <w:shd w:val="clear" w:color="auto" w:fill="F7F9FC"/>
+        <w:spacing w:after="30"/>
+        <w:ind w:left="57" w:right="57"/>
       </w:pPr>
       <w:r>
         <w:rPr>
@@ -3115,8 +3115,6 @@
     </w:p>
     <w:p>
       <w:pPr>
-        <w:spacing w:after="30"/>
-        <w:ind w:left="57" w:right="57"/>
         <w:pBdr>
           <w:top w:val="single" w:sz="4" w:space="3" w:color="8DA2C4"/>
           <w:left w:val="single" w:sz="4" w:space="3" w:color="8DA2C4"/>
@@ -3124,6 +3122,8 @@
           <w:right w:val="single" w:sz="4" w:space="3" w:color="8DA2C4"/>
         </w:pBdr>
         <w:shd w:val="clear" w:color="auto" w:fill="F7F9FC"/>
+        <w:spacing w:after="30"/>
+        <w:ind w:left="57" w:right="57"/>
       </w:pPr>
       <w:r>
         <w:rPr>
@@ -3245,8 +3245,6 @@
     </w:p>
     <w:p>
       <w:pPr>
-        <w:spacing w:after="30"/>
-        <w:ind w:left="57" w:right="57"/>
         <w:pBdr>
           <w:top w:val="single" w:sz="4" w:space="3" w:color="8DA2C4"/>
           <w:left w:val="single" w:sz="4" w:space="3" w:color="8DA2C4"/>
@@ -3254,6 +3252,8 @@
           <w:right w:val="single" w:sz="4" w:space="3" w:color="8DA2C4"/>
         </w:pBdr>
         <w:shd w:val="clear" w:color="auto" w:fill="F7F9FC"/>
+        <w:spacing w:after="30"/>
+        <w:ind w:left="57" w:right="57"/>
       </w:pPr>
       <w:r>
         <w:rPr>
@@ -3327,8 +3327,6 @@
     </w:p>
     <w:p>
       <w:pPr>
-        <w:spacing w:after="30"/>
-        <w:ind w:left="57" w:right="57"/>
         <w:pBdr>
           <w:top w:val="single" w:sz="4" w:space="3" w:color="8DA2C4"/>
           <w:left w:val="single" w:sz="4" w:space="3" w:color="8DA2C4"/>
@@ -3336,6 +3334,8 @@
           <w:right w:val="single" w:sz="4" w:space="3" w:color="8DA2C4"/>
         </w:pBdr>
         <w:shd w:val="clear" w:color="auto" w:fill="F7F9FC"/>
+        <w:spacing w:after="30"/>
+        <w:ind w:left="57" w:right="57"/>
       </w:pPr>
       <w:r>
         <w:rPr>
@@ -3397,8 +3397,6 @@
     </w:p>
     <w:p>
       <w:pPr>
-        <w:spacing w:after="30"/>
-        <w:ind w:left="57" w:right="57"/>
         <w:pBdr>
           <w:top w:val="single" w:sz="4" w:space="3" w:color="8DA2C4"/>
           <w:left w:val="single" w:sz="4" w:space="3" w:color="8DA2C4"/>
@@ -3406,6 +3404,8 @@
           <w:right w:val="single" w:sz="4" w:space="3" w:color="8DA2C4"/>
         </w:pBdr>
         <w:shd w:val="clear" w:color="auto" w:fill="F7F9FC"/>
+        <w:spacing w:after="30"/>
+        <w:ind w:left="57" w:right="57"/>
       </w:pPr>
       <w:r>
         <w:rPr>
@@ -3438,8 +3438,8 @@
           <w:type w:val="continuous"/>
           <w:pgSz w:w="11906" w:h="16838"/>
           <w:pgMar w:top="680" w:right="794" w:bottom="624" w:left="794" w:header="720" w:footer="720" w:gutter="0"/>
+          <w:cols w:num="2" w:space="396" w:sep="1"/>
           <w:docGrid w:linePitch="360"/>
-          <w:cols w:num="2" w:space="396" w:sep="1"/>
         </w:sectPr>
       </w:pPr>
     </w:p>
@@ -4152,8 +4152,8 @@
     <w:sectPr>
       <w:pgSz w:w="11906" w:h="16838"/>
       <w:pgMar w:top="680" w:right="794" w:bottom="624" w:left="794" w:header="720" w:footer="720" w:gutter="0"/>
+      <w:cols w:num="1" w:space="396"/>
       <w:docGrid w:linePitch="360"/>
-      <w:cols w:num="1" w:space="396"/>
     </w:sectPr>
   </w:body>
 </w:document>

--- a/mokdong3/2fin/word/md3s2_grammar_test_exam.docx
+++ b/mokdong3/2fin/word/md3s2_grammar_test_exam.docx
@@ -19,10 +19,10 @@
     </w:p>
     <w:p>
       <w:pPr>
+        <w:spacing w:after="80"/>
         <w:pBdr>
           <w:bottom w:val="single" w:sz="8" w:space="2" w:color="1F3864"/>
         </w:pBdr>
-        <w:spacing w:after="80"/>
       </w:pPr>
       <w:r>
         <w:rPr>
@@ -108,6 +108,8 @@
     </w:p>
     <w:p>
       <w:pPr>
+        <w:spacing w:after="30"/>
+        <w:ind w:left="57" w:right="57"/>
         <w:pBdr>
           <w:top w:val="single" w:sz="4" w:space="3" w:color="8DA2C4"/>
           <w:left w:val="single" w:sz="4" w:space="3" w:color="8DA2C4"/>
@@ -115,501 +117,501 @@
           <w:right w:val="single" w:sz="4" w:space="3" w:color="8DA2C4"/>
         </w:pBdr>
         <w:shd w:val="clear" w:color="auto" w:fill="F7F9FC"/>
+      </w:pPr>
+      <w:r>
+        <w:rPr>
+          <w:b w:val="0"/>
+          <w:i w:val="0"/>
+          <w:sz w:val="20"/>
+          <w:u w:val="none"/>
+        </w:rPr>
+        <w:t>(A) Watch out for that [sleeping / slept] dog!</w:t>
+      </w:r>
+      <w:r>
+        <w:br/>
+      </w:r>
+      <w:r>
+        <w:rPr>
+          <w:b w:val="0"/>
+          <w:i w:val="0"/>
+          <w:sz w:val="20"/>
+          <w:u w:val="none"/>
+        </w:rPr>
+        <w:t>(B) He fixed the [breaking / broken] chair.</w:t>
+      </w:r>
+    </w:p>
+    <w:p>
+      <w:pPr>
+        <w:spacing w:after="10"/>
+        <w:ind w:left="170"/>
+      </w:pPr>
+      <w:r>
+        <w:rPr>
+          <w:b w:val="0"/>
+          <w:i w:val="0"/>
+          <w:sz w:val="20"/>
+          <w:u w:val="none"/>
+        </w:rPr>
+        <w:t>① sleeping – breaking</w:t>
+      </w:r>
+    </w:p>
+    <w:p>
+      <w:pPr>
+        <w:spacing w:after="10"/>
+        <w:ind w:left="170"/>
+      </w:pPr>
+      <w:r>
+        <w:rPr>
+          <w:b w:val="0"/>
+          <w:i w:val="0"/>
+          <w:sz w:val="20"/>
+          <w:u w:val="none"/>
+        </w:rPr>
+        <w:t>② sleeping – broken</w:t>
+      </w:r>
+    </w:p>
+    <w:p>
+      <w:pPr>
+        <w:spacing w:after="10"/>
+        <w:ind w:left="170"/>
+      </w:pPr>
+      <w:r>
+        <w:rPr>
+          <w:b w:val="0"/>
+          <w:i w:val="0"/>
+          <w:sz w:val="20"/>
+          <w:u w:val="none"/>
+        </w:rPr>
+        <w:t>③ slept – breaking</w:t>
+      </w:r>
+    </w:p>
+    <w:p>
+      <w:pPr>
+        <w:spacing w:after="10"/>
+        <w:ind w:left="170"/>
+      </w:pPr>
+      <w:r>
+        <w:rPr>
+          <w:b w:val="0"/>
+          <w:i w:val="0"/>
+          <w:sz w:val="20"/>
+          <w:u w:val="none"/>
+        </w:rPr>
+        <w:t>④ slept – broken</w:t>
+      </w:r>
+    </w:p>
+    <w:p>
+      <w:pPr>
+        <w:spacing w:after="10"/>
+        <w:ind w:left="170"/>
+      </w:pPr>
+      <w:r>
+        <w:rPr>
+          <w:b w:val="0"/>
+          <w:i w:val="0"/>
+          <w:sz w:val="20"/>
+          <w:u w:val="none"/>
+        </w:rPr>
+        <w:t>⑤ sleep – broken</w:t>
+      </w:r>
+    </w:p>
+    <w:p>
+      <w:pPr>
+        <w:spacing w:after="20" w:before="50"/>
+      </w:pPr>
+      <w:r>
+        <w:rPr>
+          <w:b/>
+          <w:i w:val="0"/>
+          <w:color w:val="1F3864"/>
+          <w:sz w:val="20"/>
+          <w:u w:val="none"/>
+        </w:rPr>
+        <w:t xml:space="preserve">2. </w:t>
+      </w:r>
+      <w:r>
+        <w:rPr>
+          <w:b w:val="0"/>
+          <w:i w:val="0"/>
+          <w:sz w:val="20"/>
+          <w:u w:val="none"/>
+        </w:rPr>
+        <w:t xml:space="preserve">밑줄 친 부분의 쓰임이 나머지 넷과 </w:t>
+      </w:r>
+      <w:r>
+        <w:rPr>
+          <w:b/>
+          <w:i w:val="0"/>
+          <w:sz w:val="20"/>
+          <w:u w:val="none"/>
+        </w:rPr>
+        <w:t>다른</w:t>
+      </w:r>
+      <w:r>
+        <w:rPr>
+          <w:b w:val="0"/>
+          <w:i w:val="0"/>
+          <w:sz w:val="20"/>
+          <w:u w:val="none"/>
+        </w:rPr>
+        <w:t xml:space="preserve"> 것은? </w:t>
+      </w:r>
+      <w:r>
+        <w:rPr>
+          <w:b w:val="0"/>
+          <w:i w:val="0"/>
+          <w:sz w:val="20"/>
+          <w:u w:val="none"/>
+        </w:rPr>
+        <w:t>(3점)</w:t>
+      </w:r>
+    </w:p>
+    <w:p>
+      <w:pPr>
+        <w:spacing w:after="10"/>
+        <w:ind w:left="170"/>
+      </w:pPr>
+      <w:r>
+        <w:rPr>
+          <w:b w:val="0"/>
+          <w:i w:val="0"/>
+          <w:sz w:val="20"/>
+          <w:u w:val="none"/>
+        </w:rPr>
+        <w:t xml:space="preserve">① Do you know the girl </w:t>
+      </w:r>
+      <w:r>
+        <w:rPr>
+          <w:b w:val="0"/>
+          <w:i w:val="0"/>
+          <w:sz w:val="20"/>
+          <w:u w:val="single"/>
+        </w:rPr>
+        <w:t>sitting</w:t>
+      </w:r>
+      <w:r>
+        <w:rPr>
+          <w:b w:val="0"/>
+          <w:i w:val="0"/>
+          <w:sz w:val="20"/>
+          <w:u w:val="none"/>
+        </w:rPr>
+        <w:t xml:space="preserve"> on the bench?</w:t>
+      </w:r>
+    </w:p>
+    <w:p>
+      <w:pPr>
+        <w:spacing w:after="10"/>
+        <w:ind w:left="170"/>
+      </w:pPr>
+      <w:r>
+        <w:rPr>
+          <w:b w:val="0"/>
+          <w:i w:val="0"/>
+          <w:sz w:val="20"/>
+          <w:u w:val="none"/>
+        </w:rPr>
+        <w:t xml:space="preserve">② The candles </w:t>
+      </w:r>
+      <w:r>
+        <w:rPr>
+          <w:b w:val="0"/>
+          <w:i w:val="0"/>
+          <w:sz w:val="20"/>
+          <w:u w:val="single"/>
+        </w:rPr>
+        <w:t>burning</w:t>
+      </w:r>
+      <w:r>
+        <w:rPr>
+          <w:b w:val="0"/>
+          <w:i w:val="0"/>
+          <w:sz w:val="20"/>
+          <w:u w:val="none"/>
+        </w:rPr>
+        <w:t xml:space="preserve"> on the table look gorgeous.</w:t>
+      </w:r>
+    </w:p>
+    <w:p>
+      <w:pPr>
+        <w:spacing w:after="10"/>
+        <w:ind w:left="170"/>
+      </w:pPr>
+      <w:r>
+        <w:rPr>
+          <w:b w:val="0"/>
+          <w:i w:val="0"/>
+          <w:sz w:val="20"/>
+          <w:u w:val="none"/>
+        </w:rPr>
+        <w:t xml:space="preserve">③ I saw a man </w:t>
+      </w:r>
+      <w:r>
+        <w:rPr>
+          <w:b w:val="0"/>
+          <w:i w:val="0"/>
+          <w:sz w:val="20"/>
+          <w:u w:val="single"/>
+        </w:rPr>
+        <w:t>carrying</w:t>
+      </w:r>
+      <w:r>
+        <w:rPr>
+          <w:b w:val="0"/>
+          <w:i w:val="0"/>
+          <w:sz w:val="20"/>
+          <w:u w:val="none"/>
+        </w:rPr>
+        <w:t xml:space="preserve"> a heavy box.</w:t>
+      </w:r>
+    </w:p>
+    <w:p>
+      <w:pPr>
+        <w:spacing w:after="10"/>
+        <w:ind w:left="170"/>
+      </w:pPr>
+      <w:r>
+        <w:rPr>
+          <w:b w:val="0"/>
+          <w:i w:val="0"/>
+          <w:sz w:val="20"/>
+          <w:u w:val="none"/>
+        </w:rPr>
+        <w:t xml:space="preserve">④ </w:t>
+      </w:r>
+      <w:r>
+        <w:rPr>
+          <w:b w:val="0"/>
+          <w:i w:val="0"/>
+          <w:sz w:val="20"/>
+          <w:u w:val="single"/>
+        </w:rPr>
+        <w:t>Reading</w:t>
+      </w:r>
+      <w:r>
+        <w:rPr>
+          <w:b w:val="0"/>
+          <w:i w:val="0"/>
+          <w:sz w:val="20"/>
+          <w:u w:val="none"/>
+        </w:rPr>
+        <w:t xml:space="preserve"> books is a good hobby.</w:t>
+      </w:r>
+    </w:p>
+    <w:p>
+      <w:pPr>
+        <w:spacing w:after="10"/>
+        <w:ind w:left="170"/>
+      </w:pPr>
+      <w:r>
+        <w:rPr>
+          <w:b w:val="0"/>
+          <w:i w:val="0"/>
+          <w:sz w:val="20"/>
+          <w:u w:val="none"/>
+        </w:rPr>
+        <w:t xml:space="preserve">⑤ There is a girl </w:t>
+      </w:r>
+      <w:r>
+        <w:rPr>
+          <w:b w:val="0"/>
+          <w:i w:val="0"/>
+          <w:sz w:val="20"/>
+          <w:u w:val="single"/>
+        </w:rPr>
+        <w:t>baking</w:t>
+      </w:r>
+      <w:r>
+        <w:rPr>
+          <w:b w:val="0"/>
+          <w:i w:val="0"/>
+          <w:sz w:val="20"/>
+          <w:u w:val="none"/>
+        </w:rPr>
+        <w:t xml:space="preserve"> a cake.</w:t>
+      </w:r>
+    </w:p>
+    <w:p>
+      <w:pPr>
+        <w:spacing w:after="20" w:before="50"/>
+      </w:pPr>
+      <w:r>
+        <w:rPr>
+          <w:b/>
+          <w:i w:val="0"/>
+          <w:color w:val="1F3864"/>
+          <w:sz w:val="20"/>
+          <w:u w:val="none"/>
+        </w:rPr>
+        <w:t xml:space="preserve">3. </w:t>
+      </w:r>
+      <w:r>
+        <w:rPr>
+          <w:b w:val="0"/>
+          <w:i w:val="0"/>
+          <w:sz w:val="20"/>
+          <w:u w:val="none"/>
+        </w:rPr>
+        <w:t xml:space="preserve">다음 중 어법상 </w:t>
+      </w:r>
+      <w:r>
+        <w:rPr>
+          <w:b/>
+          <w:i w:val="0"/>
+          <w:sz w:val="20"/>
+          <w:u w:val="none"/>
+        </w:rPr>
+        <w:t>옳은</w:t>
+      </w:r>
+      <w:r>
+        <w:rPr>
+          <w:b w:val="0"/>
+          <w:i w:val="0"/>
+          <w:sz w:val="20"/>
+          <w:u w:val="none"/>
+        </w:rPr>
+        <w:t xml:space="preserve"> 문장을 </w:t>
+      </w:r>
+      <w:r>
+        <w:rPr>
+          <w:b/>
+          <w:i w:val="0"/>
+          <w:sz w:val="20"/>
+          <w:u w:val="none"/>
+        </w:rPr>
+        <w:t>있는 대로</w:t>
+      </w:r>
+      <w:r>
+        <w:rPr>
+          <w:b w:val="0"/>
+          <w:i w:val="0"/>
+          <w:sz w:val="20"/>
+          <w:u w:val="none"/>
+        </w:rPr>
+        <w:t xml:space="preserve"> 고르면? </w:t>
+      </w:r>
+      <w:r>
+        <w:rPr>
+          <w:b w:val="0"/>
+          <w:i w:val="0"/>
+          <w:sz w:val="20"/>
+          <w:u w:val="none"/>
+        </w:rPr>
+        <w:t>(4점)</w:t>
+      </w:r>
+    </w:p>
+    <w:p>
+      <w:pPr>
+        <w:spacing w:after="10"/>
+        <w:ind w:left="170"/>
+      </w:pPr>
+      <w:r>
+        <w:rPr>
+          <w:b w:val="0"/>
+          <w:i w:val="0"/>
+          <w:sz w:val="20"/>
+          <w:u w:val="none"/>
+        </w:rPr>
+        <w:t>① My bag is not as heavy as yours.</w:t>
+      </w:r>
+    </w:p>
+    <w:p>
+      <w:pPr>
+        <w:spacing w:after="10"/>
+        <w:ind w:left="170"/>
+      </w:pPr>
+      <w:r>
+        <w:rPr>
+          <w:b w:val="0"/>
+          <w:i w:val="0"/>
+          <w:sz w:val="20"/>
+          <w:u w:val="none"/>
+        </w:rPr>
+        <w:t>② He made as much mistakes as you made.</w:t>
+      </w:r>
+    </w:p>
+    <w:p>
+      <w:pPr>
+        <w:spacing w:after="10"/>
+        <w:ind w:left="170"/>
+      </w:pPr>
+      <w:r>
+        <w:rPr>
+          <w:b w:val="0"/>
+          <w:i w:val="0"/>
+          <w:sz w:val="20"/>
+          <w:u w:val="none"/>
+        </w:rPr>
+        <w:t>③ Gold is twice as expensive as silver.</w:t>
+      </w:r>
+    </w:p>
+    <w:p>
+      <w:pPr>
+        <w:spacing w:after="10"/>
+        <w:ind w:left="170"/>
+      </w:pPr>
+      <w:r>
+        <w:rPr>
+          <w:b w:val="0"/>
+          <w:i w:val="0"/>
+          <w:sz w:val="20"/>
+          <w:u w:val="none"/>
+        </w:rPr>
+        <w:t>④ Her explanation was as clearly as a crystal.</w:t>
+      </w:r>
+    </w:p>
+    <w:p>
+      <w:pPr>
+        <w:spacing w:after="10"/>
+        <w:ind w:left="170"/>
+      </w:pPr>
+      <w:r>
+        <w:rPr>
+          <w:b w:val="0"/>
+          <w:i w:val="0"/>
+          <w:sz w:val="20"/>
+          <w:u w:val="none"/>
+        </w:rPr>
+        <w:t>⑤ Jason can swim as fast as David.</w:t>
+      </w:r>
+    </w:p>
+    <w:p>
+      <w:pPr>
+        <w:spacing w:after="20" w:before="50"/>
+      </w:pPr>
+      <w:r>
+        <w:rPr>
+          <w:b/>
+          <w:i w:val="0"/>
+          <w:color w:val="1F3864"/>
+          <w:sz w:val="20"/>
+          <w:u w:val="none"/>
+        </w:rPr>
+        <w:t xml:space="preserve">4. </w:t>
+      </w:r>
+      <w:r>
+        <w:rPr>
+          <w:b w:val="0"/>
+          <w:i w:val="0"/>
+          <w:sz w:val="20"/>
+          <w:u w:val="none"/>
+        </w:rPr>
+        <w:t xml:space="preserve">두 문장의 의미가 같도록 as ~ as를 이용하여 빈칸을 채우시오. </w:t>
+      </w:r>
+      <w:r>
+        <w:rPr>
+          <w:b w:val="0"/>
+          <w:i w:val="0"/>
+          <w:sz w:val="20"/>
+          <w:u w:val="none"/>
+        </w:rPr>
+        <w:t>(3점)</w:t>
+      </w:r>
+    </w:p>
+    <w:p>
+      <w:pPr>
         <w:spacing w:after="30"/>
         <w:ind w:left="57" w:right="57"/>
-      </w:pPr>
-      <w:r>
-        <w:rPr>
-          <w:b w:val="0"/>
-          <w:i w:val="0"/>
-          <w:sz w:val="20"/>
-          <w:u w:val="none"/>
-        </w:rPr>
-        <w:t>(A) Look at the [sleeping / slept] baby on the sofa.</w:t>
-      </w:r>
-      <w:r>
-        <w:br/>
-      </w:r>
-      <w:r>
-        <w:rPr>
-          <w:b w:val="0"/>
-          <w:i w:val="0"/>
-          <w:sz w:val="20"/>
-          <w:u w:val="none"/>
-        </w:rPr>
-        <w:t>(B) I found a letter [writing / written] in English.</w:t>
-      </w:r>
-    </w:p>
-    <w:p>
-      <w:pPr>
-        <w:spacing w:after="10"/>
-        <w:ind w:left="170"/>
-      </w:pPr>
-      <w:r>
-        <w:rPr>
-          <w:b w:val="0"/>
-          <w:i w:val="0"/>
-          <w:sz w:val="20"/>
-          <w:u w:val="none"/>
-        </w:rPr>
-        <w:t>① sleeping – writing</w:t>
-      </w:r>
-    </w:p>
-    <w:p>
-      <w:pPr>
-        <w:spacing w:after="10"/>
-        <w:ind w:left="170"/>
-      </w:pPr>
-      <w:r>
-        <w:rPr>
-          <w:b w:val="0"/>
-          <w:i w:val="0"/>
-          <w:sz w:val="20"/>
-          <w:u w:val="none"/>
-        </w:rPr>
-        <w:t>② sleeping – written</w:t>
-      </w:r>
-    </w:p>
-    <w:p>
-      <w:pPr>
-        <w:spacing w:after="10"/>
-        <w:ind w:left="170"/>
-      </w:pPr>
-      <w:r>
-        <w:rPr>
-          <w:b w:val="0"/>
-          <w:i w:val="0"/>
-          <w:sz w:val="20"/>
-          <w:u w:val="none"/>
-        </w:rPr>
-        <w:t>③ slept – writing</w:t>
-      </w:r>
-    </w:p>
-    <w:p>
-      <w:pPr>
-        <w:spacing w:after="10"/>
-        <w:ind w:left="170"/>
-      </w:pPr>
-      <w:r>
-        <w:rPr>
-          <w:b w:val="0"/>
-          <w:i w:val="0"/>
-          <w:sz w:val="20"/>
-          <w:u w:val="none"/>
-        </w:rPr>
-        <w:t>④ slept – written</w:t>
-      </w:r>
-    </w:p>
-    <w:p>
-      <w:pPr>
-        <w:spacing w:after="10"/>
-        <w:ind w:left="170"/>
-      </w:pPr>
-      <w:r>
-        <w:rPr>
-          <w:b w:val="0"/>
-          <w:i w:val="0"/>
-          <w:sz w:val="20"/>
-          <w:u w:val="none"/>
-        </w:rPr>
-        <w:t>⑤ sleep – written</w:t>
-      </w:r>
-    </w:p>
-    <w:p>
-      <w:pPr>
-        <w:spacing w:after="20" w:before="50"/>
-      </w:pPr>
-      <w:r>
-        <w:rPr>
-          <w:b/>
-          <w:i w:val="0"/>
-          <w:color w:val="1F3864"/>
-          <w:sz w:val="20"/>
-          <w:u w:val="none"/>
-        </w:rPr>
-        <w:t xml:space="preserve">2. </w:t>
-      </w:r>
-      <w:r>
-        <w:rPr>
-          <w:b w:val="0"/>
-          <w:i w:val="0"/>
-          <w:sz w:val="20"/>
-          <w:u w:val="none"/>
-        </w:rPr>
-        <w:t xml:space="preserve">밑줄 친 부분의 쓰임이 나머지 넷과 </w:t>
-      </w:r>
-      <w:r>
-        <w:rPr>
-          <w:b/>
-          <w:i w:val="0"/>
-          <w:sz w:val="20"/>
-          <w:u w:val="none"/>
-        </w:rPr>
-        <w:t>다른</w:t>
-      </w:r>
-      <w:r>
-        <w:rPr>
-          <w:b w:val="0"/>
-          <w:i w:val="0"/>
-          <w:sz w:val="20"/>
-          <w:u w:val="none"/>
-        </w:rPr>
-        <w:t xml:space="preserve"> 것은? </w:t>
-      </w:r>
-      <w:r>
-        <w:rPr>
-          <w:b w:val="0"/>
-          <w:i w:val="0"/>
-          <w:sz w:val="20"/>
-          <w:u w:val="none"/>
-        </w:rPr>
-        <w:t>(3점)</w:t>
-      </w:r>
-    </w:p>
-    <w:p>
-      <w:pPr>
-        <w:spacing w:after="10"/>
-        <w:ind w:left="170"/>
-      </w:pPr>
-      <w:r>
-        <w:rPr>
-          <w:b w:val="0"/>
-          <w:i w:val="0"/>
-          <w:sz w:val="20"/>
-          <w:u w:val="none"/>
-        </w:rPr>
-        <w:t xml:space="preserve">① Who is the girl </w:t>
-      </w:r>
-      <w:r>
-        <w:rPr>
-          <w:b w:val="0"/>
-          <w:i w:val="0"/>
-          <w:sz w:val="20"/>
-          <w:u w:val="single"/>
-        </w:rPr>
-        <w:t>wearing</w:t>
-      </w:r>
-      <w:r>
-        <w:rPr>
-          <w:b w:val="0"/>
-          <w:i w:val="0"/>
-          <w:sz w:val="20"/>
-          <w:u w:val="none"/>
-        </w:rPr>
-        <w:t xml:space="preserve"> a red hat?</w:t>
-      </w:r>
-    </w:p>
-    <w:p>
-      <w:pPr>
-        <w:spacing w:after="10"/>
-        <w:ind w:left="170"/>
-      </w:pPr>
-      <w:r>
-        <w:rPr>
-          <w:b w:val="0"/>
-          <w:i w:val="0"/>
-          <w:sz w:val="20"/>
-          <w:u w:val="none"/>
-        </w:rPr>
-        <w:t xml:space="preserve">② Pacers have balloons </w:t>
-      </w:r>
-      <w:r>
-        <w:rPr>
-          <w:b w:val="0"/>
-          <w:i w:val="0"/>
-          <w:sz w:val="20"/>
-          <w:u w:val="single"/>
-        </w:rPr>
-        <w:t>showing</w:t>
-      </w:r>
-      <w:r>
-        <w:rPr>
-          <w:b w:val="0"/>
-          <w:i w:val="0"/>
-          <w:sz w:val="20"/>
-          <w:u w:val="none"/>
-        </w:rPr>
-        <w:t xml:space="preserve"> their finish time.</w:t>
-      </w:r>
-    </w:p>
-    <w:p>
-      <w:pPr>
-        <w:spacing w:after="10"/>
-        <w:ind w:left="170"/>
-      </w:pPr>
-      <w:r>
-        <w:rPr>
-          <w:b w:val="0"/>
-          <w:i w:val="0"/>
-          <w:sz w:val="20"/>
-          <w:u w:val="none"/>
-        </w:rPr>
-        <w:t xml:space="preserve">③ Look at the </w:t>
-      </w:r>
-      <w:r>
-        <w:rPr>
-          <w:b w:val="0"/>
-          <w:i w:val="0"/>
-          <w:sz w:val="20"/>
-          <w:u w:val="single"/>
-        </w:rPr>
-        <w:t>running</w:t>
-      </w:r>
-      <w:r>
-        <w:rPr>
-          <w:b w:val="0"/>
-          <w:i w:val="0"/>
-          <w:sz w:val="20"/>
-          <w:u w:val="none"/>
-        </w:rPr>
-        <w:t xml:space="preserve"> dog.</w:t>
-      </w:r>
-    </w:p>
-    <w:p>
-      <w:pPr>
-        <w:spacing w:after="10"/>
-        <w:ind w:left="170"/>
-      </w:pPr>
-      <w:r>
-        <w:rPr>
-          <w:b w:val="0"/>
-          <w:i w:val="0"/>
-          <w:sz w:val="20"/>
-          <w:u w:val="none"/>
-        </w:rPr>
-        <w:t xml:space="preserve">④ My hobby is </w:t>
-      </w:r>
-      <w:r>
-        <w:rPr>
-          <w:b w:val="0"/>
-          <w:i w:val="0"/>
-          <w:sz w:val="20"/>
-          <w:u w:val="single"/>
-        </w:rPr>
-        <w:t>collecting</w:t>
-      </w:r>
-      <w:r>
-        <w:rPr>
-          <w:b w:val="0"/>
-          <w:i w:val="0"/>
-          <w:sz w:val="20"/>
-          <w:u w:val="none"/>
-        </w:rPr>
-        <w:t xml:space="preserve"> stamps.</w:t>
-      </w:r>
-    </w:p>
-    <w:p>
-      <w:pPr>
-        <w:spacing w:after="10"/>
-        <w:ind w:left="170"/>
-      </w:pPr>
-      <w:r>
-        <w:rPr>
-          <w:b w:val="0"/>
-          <w:i w:val="0"/>
-          <w:sz w:val="20"/>
-          <w:u w:val="none"/>
-        </w:rPr>
-        <w:t xml:space="preserve">⑤ The man </w:t>
-      </w:r>
-      <w:r>
-        <w:rPr>
-          <w:b w:val="0"/>
-          <w:i w:val="0"/>
-          <w:sz w:val="20"/>
-          <w:u w:val="single"/>
-        </w:rPr>
-        <w:t>sitting</w:t>
-      </w:r>
-      <w:r>
-        <w:rPr>
-          <w:b w:val="0"/>
-          <w:i w:val="0"/>
-          <w:sz w:val="20"/>
-          <w:u w:val="none"/>
-        </w:rPr>
-        <w:t xml:space="preserve"> next to me is my uncle.</w:t>
-      </w:r>
-    </w:p>
-    <w:p>
-      <w:pPr>
-        <w:spacing w:after="20" w:before="50"/>
-      </w:pPr>
-      <w:r>
-        <w:rPr>
-          <w:b/>
-          <w:i w:val="0"/>
-          <w:color w:val="1F3864"/>
-          <w:sz w:val="20"/>
-          <w:u w:val="none"/>
-        </w:rPr>
-        <w:t xml:space="preserve">3. </w:t>
-      </w:r>
-      <w:r>
-        <w:rPr>
-          <w:b w:val="0"/>
-          <w:i w:val="0"/>
-          <w:sz w:val="20"/>
-          <w:u w:val="none"/>
-        </w:rPr>
-        <w:t xml:space="preserve">다음 중 어법상 </w:t>
-      </w:r>
-      <w:r>
-        <w:rPr>
-          <w:b/>
-          <w:i w:val="0"/>
-          <w:sz w:val="20"/>
-          <w:u w:val="none"/>
-        </w:rPr>
-        <w:t>옳은</w:t>
-      </w:r>
-      <w:r>
-        <w:rPr>
-          <w:b w:val="0"/>
-          <w:i w:val="0"/>
-          <w:sz w:val="20"/>
-          <w:u w:val="none"/>
-        </w:rPr>
-        <w:t xml:space="preserve"> 문장을 </w:t>
-      </w:r>
-      <w:r>
-        <w:rPr>
-          <w:b/>
-          <w:i w:val="0"/>
-          <w:sz w:val="20"/>
-          <w:u w:val="none"/>
-        </w:rPr>
-        <w:t>있는 대로</w:t>
-      </w:r>
-      <w:r>
-        <w:rPr>
-          <w:b w:val="0"/>
-          <w:i w:val="0"/>
-          <w:sz w:val="20"/>
-          <w:u w:val="none"/>
-        </w:rPr>
-        <w:t xml:space="preserve"> 고르면? </w:t>
-      </w:r>
-      <w:r>
-        <w:rPr>
-          <w:b w:val="0"/>
-          <w:i w:val="0"/>
-          <w:sz w:val="20"/>
-          <w:u w:val="none"/>
-        </w:rPr>
-        <w:t>(4점)</w:t>
-      </w:r>
-    </w:p>
-    <w:p>
-      <w:pPr>
-        <w:spacing w:after="10"/>
-        <w:ind w:left="170"/>
-      </w:pPr>
-      <w:r>
-        <w:rPr>
-          <w:b w:val="0"/>
-          <w:i w:val="0"/>
-          <w:sz w:val="20"/>
-          <w:u w:val="none"/>
-        </w:rPr>
-        <w:t>① The pit crew is as important as the driver.</w:t>
-      </w:r>
-    </w:p>
-    <w:p>
-      <w:pPr>
-        <w:spacing w:after="10"/>
-        <w:ind w:left="170"/>
-      </w:pPr>
-      <w:r>
-        <w:rPr>
-          <w:b w:val="0"/>
-          <w:i w:val="0"/>
-          <w:sz w:val="20"/>
-          <w:u w:val="none"/>
-        </w:rPr>
-        <w:t>② A pit stop can be as shortly as 2 seconds.</w:t>
-      </w:r>
-    </w:p>
-    <w:p>
-      <w:pPr>
-        <w:spacing w:after="10"/>
-        <w:ind w:left="170"/>
-      </w:pPr>
-      <w:r>
-        <w:rPr>
-          <w:b w:val="0"/>
-          <w:i w:val="0"/>
-          <w:sz w:val="20"/>
-          <w:u w:val="none"/>
-        </w:rPr>
-        <w:t>③ There are as much as 20 members on a crew.</w:t>
-      </w:r>
-    </w:p>
-    <w:p>
-      <w:pPr>
-        <w:spacing w:after="10"/>
-        <w:ind w:left="170"/>
-      </w:pPr>
-      <w:r>
-        <w:rPr>
-          <w:b w:val="0"/>
-          <w:i w:val="0"/>
-          <w:sz w:val="20"/>
-          <w:u w:val="none"/>
-        </w:rPr>
-        <w:t>④ My bag is not as heavy as yours.</w:t>
-      </w:r>
-    </w:p>
-    <w:p>
-      <w:pPr>
-        <w:spacing w:after="10"/>
-        <w:ind w:left="170"/>
-      </w:pPr>
-      <w:r>
-        <w:rPr>
-          <w:b w:val="0"/>
-          <w:i w:val="0"/>
-          <w:sz w:val="20"/>
-          <w:u w:val="none"/>
-        </w:rPr>
-        <w:t>⑤ She runs as fast as her brother does.</w:t>
-      </w:r>
-    </w:p>
-    <w:p>
-      <w:pPr>
-        <w:spacing w:after="20" w:before="50"/>
-      </w:pPr>
-      <w:r>
-        <w:rPr>
-          <w:b/>
-          <w:i w:val="0"/>
-          <w:color w:val="1F3864"/>
-          <w:sz w:val="20"/>
-          <w:u w:val="none"/>
-        </w:rPr>
-        <w:t xml:space="preserve">4. </w:t>
-      </w:r>
-      <w:r>
-        <w:rPr>
-          <w:b w:val="0"/>
-          <w:i w:val="0"/>
-          <w:sz w:val="20"/>
-          <w:u w:val="none"/>
-        </w:rPr>
-        <w:t xml:space="preserve">두 문장의 의미가 같도록 as ~ as를 이용하여 빈칸을 채우시오. </w:t>
-      </w:r>
-      <w:r>
-        <w:rPr>
-          <w:b w:val="0"/>
-          <w:i w:val="0"/>
-          <w:sz w:val="20"/>
-          <w:u w:val="none"/>
-        </w:rPr>
-        <w:t>(3점)</w:t>
-      </w:r>
-    </w:p>
-    <w:p>
-      <w:pPr>
         <w:pBdr>
           <w:top w:val="single" w:sz="4" w:space="3" w:color="8DA2C4"/>
           <w:left w:val="single" w:sz="4" w:space="3" w:color="8DA2C4"/>
@@ -617,81 +619,81 @@
           <w:right w:val="single" w:sz="4" w:space="3" w:color="8DA2C4"/>
         </w:pBdr>
         <w:shd w:val="clear" w:color="auto" w:fill="F7F9FC"/>
+      </w:pPr>
+      <w:r>
+        <w:rPr>
+          <w:b w:val="0"/>
+          <w:i w:val="0"/>
+          <w:sz w:val="20"/>
+          <w:u w:val="none"/>
+        </w:rPr>
+        <w:t>Joe is richer than Henry.</w:t>
+      </w:r>
+      <w:r>
+        <w:br/>
+      </w:r>
+      <w:r>
+        <w:rPr>
+          <w:b w:val="0"/>
+          <w:i w:val="0"/>
+          <w:sz w:val="20"/>
+          <w:u w:val="none"/>
+        </w:rPr>
+        <w:t>= Henry is ________________ Joe.</w:t>
+      </w:r>
+    </w:p>
+    <w:p>
+      <w:pPr>
+        <w:spacing w:after="30"/>
+        <w:ind w:left="170"/>
+      </w:pPr>
+      <w:r>
+        <w:rPr>
+          <w:b w:val="0"/>
+          <w:i w:val="0"/>
+          <w:sz w:val="20"/>
+          <w:u w:val="none"/>
+        </w:rPr>
+        <w:t>→ ____________________</w:t>
+      </w:r>
+    </w:p>
+    <w:p>
+      <w:pPr>
+        <w:spacing w:after="20" w:before="50"/>
+      </w:pPr>
+      <w:r>
+        <w:rPr>
+          <w:b/>
+          <w:i w:val="0"/>
+          <w:color w:val="1F3864"/>
+          <w:sz w:val="20"/>
+          <w:u w:val="none"/>
+        </w:rPr>
+        <w:t xml:space="preserve">5. </w:t>
+      </w:r>
+      <w:r>
+        <w:rPr>
+          <w:b w:val="0"/>
+          <w:i w:val="0"/>
+          <w:sz w:val="20"/>
+          <w:u w:val="none"/>
+        </w:rPr>
+        <w:t xml:space="preserve">다음 빈칸에 들어갈 말로 알맞은 것은? </w:t>
+      </w:r>
+      <w:r>
+        <w:rPr>
+          <w:b w:val="0"/>
+          <w:i w:val="0"/>
+          <w:sz w:val="20"/>
+          <w:u w:val="none"/>
+        </w:rPr>
+        <w:t>(4점)</w:t>
+      </w:r>
+    </w:p>
+    <w:p>
+      <w:pPr>
         <w:spacing w:after="30"/>
         <w:ind w:left="57" w:right="57"/>
-      </w:pPr>
-      <w:r>
-        <w:rPr>
-          <w:b w:val="0"/>
-          <w:i w:val="0"/>
-          <w:sz w:val="20"/>
-          <w:u w:val="none"/>
-        </w:rPr>
-        <w:t>Tom is taller than Jake.</w:t>
-      </w:r>
-      <w:r>
-        <w:br/>
-      </w:r>
-      <w:r>
-        <w:rPr>
-          <w:b w:val="0"/>
-          <w:i w:val="0"/>
-          <w:sz w:val="20"/>
-          <w:u w:val="none"/>
-        </w:rPr>
-        <w:t>= Jake is ________________ Tom.</w:t>
-      </w:r>
-    </w:p>
-    <w:p>
-      <w:pPr>
-        <w:spacing w:after="30"/>
-        <w:ind w:left="170"/>
-      </w:pPr>
-      <w:r>
-        <w:rPr>
-          <w:b w:val="0"/>
-          <w:i w:val="0"/>
-          <w:sz w:val="20"/>
-          <w:u w:val="none"/>
-        </w:rPr>
-        <w:t>→ ____________________</w:t>
-      </w:r>
-    </w:p>
-    <w:p>
-      <w:pPr>
-        <w:spacing w:after="20" w:before="50"/>
-      </w:pPr>
-      <w:r>
-        <w:rPr>
-          <w:b/>
-          <w:i w:val="0"/>
-          <w:color w:val="1F3864"/>
-          <w:sz w:val="20"/>
-          <w:u w:val="none"/>
-        </w:rPr>
-        <w:t xml:space="preserve">5. </w:t>
-      </w:r>
-      <w:r>
-        <w:rPr>
-          <w:b w:val="0"/>
-          <w:i w:val="0"/>
-          <w:sz w:val="20"/>
-          <w:u w:val="none"/>
-        </w:rPr>
-        <w:t xml:space="preserve">다음 우리말을 영어로 옮길 때 빈칸에 들어갈 말로 알맞은 것은? </w:t>
-      </w:r>
-      <w:r>
-        <w:rPr>
-          <w:b w:val="0"/>
-          <w:i w:val="0"/>
-          <w:sz w:val="20"/>
-          <w:u w:val="none"/>
-        </w:rPr>
-        <w:t>(4점)</w:t>
-      </w:r>
-    </w:p>
-    <w:p>
-      <w:pPr>
         <w:pBdr>
           <w:top w:val="single" w:sz="4" w:space="3" w:color="8DA2C4"/>
           <w:left w:val="single" w:sz="4" w:space="3" w:color="8DA2C4"/>
@@ -699,99 +701,99 @@
           <w:right w:val="single" w:sz="4" w:space="3" w:color="8DA2C4"/>
         </w:pBdr>
         <w:shd w:val="clear" w:color="auto" w:fill="F7F9FC"/>
+      </w:pPr>
+      <w:r>
+        <w:rPr>
+          <w:b w:val="0"/>
+          <w:i w:val="0"/>
+          <w:sz w:val="20"/>
+          <w:u w:val="none"/>
+        </w:rPr>
+        <w:t>나는 할 수 있는 한 열심히 시험공부를 했다.</w:t>
+      </w:r>
+      <w:r>
+        <w:br/>
+      </w:r>
+      <w:r>
+        <w:rPr>
+          <w:b w:val="0"/>
+          <w:i w:val="0"/>
+          <w:sz w:val="20"/>
+          <w:u w:val="none"/>
+        </w:rPr>
+        <w:t>I studied for my exams as hard as I ________.</w:t>
+      </w:r>
+    </w:p>
+    <w:p>
+      <w:pPr>
+        <w:spacing w:after="30"/>
+        <w:ind w:left="170"/>
+      </w:pPr>
+      <w:r>
+        <w:rPr>
+          <w:b w:val="0"/>
+          <w:i w:val="0"/>
+          <w:sz w:val="20"/>
+          <w:u w:val="none"/>
+        </w:rPr>
+        <w:t>① possibly    ② can    ③ could    ④ possible to    ⑤ was</w:t>
+      </w:r>
+    </w:p>
+    <w:p>
+      <w:pPr>
+        <w:spacing w:after="20" w:before="50"/>
+      </w:pPr>
+      <w:r>
+        <w:rPr>
+          <w:b/>
+          <w:i w:val="0"/>
+          <w:color w:val="1F3864"/>
+          <w:sz w:val="20"/>
+          <w:u w:val="none"/>
+        </w:rPr>
+        <w:t xml:space="preserve">6. </w:t>
+      </w:r>
+      <w:r>
+        <w:rPr>
+          <w:b w:val="0"/>
+          <w:i w:val="0"/>
+          <w:sz w:val="20"/>
+          <w:u w:val="none"/>
+        </w:rPr>
+        <w:t>★ 주어진 단어를 배열하여 우리말에 맞는 문장을 쓰시오. (</w:t>
+      </w:r>
+      <w:r>
+        <w:rPr>
+          <w:b/>
+          <w:i w:val="0"/>
+          <w:sz w:val="20"/>
+          <w:u w:val="none"/>
+        </w:rPr>
+        <w:t>필요 없는 단어 1개</w:t>
+      </w:r>
+      <w:r>
+        <w:rPr>
+          <w:b w:val="0"/>
+          <w:i w:val="0"/>
+          <w:sz w:val="20"/>
+          <w:u w:val="none"/>
+        </w:rPr>
+        <w:t xml:space="preserve"> 제외) </w:t>
+      </w:r>
+      <w:r>
+        <w:rPr>
+          <w:b w:val="0"/>
+          <w:i w:val="0"/>
+          <w:sz w:val="20"/>
+          <w:u w:val="none"/>
+        </w:rPr>
+        <w:t>(4점)</w:t>
+      </w:r>
+    </w:p>
+    <w:p>
+      <w:pPr>
         <w:spacing w:after="30"/>
         <w:ind w:left="57" w:right="57"/>
-      </w:pPr>
-      <w:r>
-        <w:rPr>
-          <w:b w:val="0"/>
-          <w:i w:val="0"/>
-          <w:sz w:val="20"/>
-          <w:u w:val="none"/>
-        </w:rPr>
-        <w:t>가능한 한 빨리 나에게 전화해 줘.</w:t>
-      </w:r>
-      <w:r>
-        <w:br/>
-      </w:r>
-      <w:r>
-        <w:rPr>
-          <w:b w:val="0"/>
-          <w:i w:val="0"/>
-          <w:sz w:val="20"/>
-          <w:u w:val="none"/>
-        </w:rPr>
-        <w:t>Call me as soon as ________.</w:t>
-      </w:r>
-    </w:p>
-    <w:p>
-      <w:pPr>
-        <w:spacing w:after="30"/>
-        <w:ind w:left="170"/>
-      </w:pPr>
-      <w:r>
-        <w:rPr>
-          <w:b w:val="0"/>
-          <w:i w:val="0"/>
-          <w:sz w:val="20"/>
-          <w:u w:val="none"/>
-        </w:rPr>
-        <w:t>① possibly    ② you can    ③ you could    ④ can you    ⑤ possible to</w:t>
-      </w:r>
-    </w:p>
-    <w:p>
-      <w:pPr>
-        <w:spacing w:after="20" w:before="50"/>
-      </w:pPr>
-      <w:r>
-        <w:rPr>
-          <w:b/>
-          <w:i w:val="0"/>
-          <w:color w:val="1F3864"/>
-          <w:sz w:val="20"/>
-          <w:u w:val="none"/>
-        </w:rPr>
-        <w:t xml:space="preserve">6. </w:t>
-      </w:r>
-      <w:r>
-        <w:rPr>
-          <w:b w:val="0"/>
-          <w:i w:val="0"/>
-          <w:sz w:val="20"/>
-          <w:u w:val="none"/>
-        </w:rPr>
-        <w:t>★ 주어진 단어를 배열하여 우리말에 맞는 문장을 쓰시오. (</w:t>
-      </w:r>
-      <w:r>
-        <w:rPr>
-          <w:b/>
-          <w:i w:val="0"/>
-          <w:sz w:val="20"/>
-          <w:u w:val="none"/>
-        </w:rPr>
-        <w:t>필요 없는 단어 1개</w:t>
-      </w:r>
-      <w:r>
-        <w:rPr>
-          <w:b w:val="0"/>
-          <w:i w:val="0"/>
-          <w:sz w:val="20"/>
-          <w:u w:val="none"/>
-        </w:rPr>
-        <w:t xml:space="preserve"> 제외) </w:t>
-      </w:r>
-      <w:r>
-        <w:rPr>
-          <w:b w:val="0"/>
-          <w:i w:val="0"/>
-          <w:sz w:val="20"/>
-          <w:u w:val="none"/>
-        </w:rPr>
-        <w:t>(4점)</w:t>
-      </w:r>
-    </w:p>
-    <w:p>
-      <w:pPr>
         <w:pBdr>
           <w:top w:val="single" w:sz="4" w:space="3" w:color="8DA2C4"/>
           <w:left w:val="single" w:sz="4" w:space="3" w:color="8DA2C4"/>
@@ -799,96 +801,96 @@
           <w:right w:val="single" w:sz="4" w:space="3" w:color="8DA2C4"/>
         </w:pBdr>
         <w:shd w:val="clear" w:color="auto" w:fill="F7F9FC"/>
+      </w:pPr>
+      <w:r>
+        <w:rPr>
+          <w:b w:val="0"/>
+          <w:i w:val="0"/>
+          <w:sz w:val="20"/>
+          <w:u w:val="none"/>
+        </w:rPr>
+        <w:t>가능한 한 많은 것을 경험하려고 노력해라.</w:t>
+      </w:r>
+      <w:r>
+        <w:br/>
+      </w:r>
+      <w:r>
+        <w:rPr>
+          <w:b w:val="0"/>
+          <w:i w:val="0"/>
+          <w:sz w:val="20"/>
+          <w:u w:val="none"/>
+        </w:rPr>
+        <w:t>( as / things / possible / try / much / experience / as / to / many )</w:t>
+      </w:r>
+    </w:p>
+    <w:p>
+      <w:pPr>
+        <w:spacing w:after="30"/>
+        <w:ind w:left="170"/>
+      </w:pPr>
+      <w:r>
+        <w:rPr>
+          <w:b w:val="0"/>
+          <w:i w:val="0"/>
+          <w:sz w:val="20"/>
+          <w:u w:val="none"/>
+        </w:rPr>
+        <w:t>→ ____________________</w:t>
+      </w:r>
+    </w:p>
+    <w:p>
+      <w:pPr>
+        <w:spacing w:after="30" w:before="100"/>
+      </w:pPr>
+      <w:r>
+        <w:rPr>
+          <w:b/>
+          <w:i w:val="0"/>
+          <w:color w:val="1F3864"/>
+          <w:sz w:val="21"/>
+          <w:u w:val="none"/>
+        </w:rPr>
+        <w:t>■ [7~12] Lesson 6 — 과거완료 · 관계대명사 what</w:t>
+      </w:r>
+    </w:p>
+    <w:p>
+      <w:pPr>
+        <w:spacing w:after="20" w:before="50"/>
+      </w:pPr>
+      <w:r>
+        <w:rPr>
+          <w:b/>
+          <w:i w:val="0"/>
+          <w:color w:val="1F3864"/>
+          <w:sz w:val="20"/>
+          <w:u w:val="none"/>
+        </w:rPr>
+        <w:t xml:space="preserve">7. </w:t>
+      </w:r>
+      <w:r>
+        <w:rPr>
+          <w:b w:val="0"/>
+          <w:i w:val="0"/>
+          <w:sz w:val="20"/>
+          <w:u w:val="none"/>
+        </w:rPr>
+        <w:t xml:space="preserve">다음 빈칸에 들어갈 말로 알맞은 것은? </w:t>
+      </w:r>
+      <w:r>
+        <w:rPr>
+          <w:b w:val="0"/>
+          <w:i w:val="0"/>
+          <w:sz w:val="20"/>
+          <w:u w:val="none"/>
+        </w:rPr>
+        <w:t>(3점)</w:t>
+      </w:r>
+    </w:p>
+    <w:p>
+      <w:pPr>
         <w:spacing w:after="30"/>
         <w:ind w:left="57" w:right="57"/>
-      </w:pPr>
-      <w:r>
-        <w:rPr>
-          <w:b w:val="0"/>
-          <w:i w:val="0"/>
-          <w:sz w:val="20"/>
-          <w:u w:val="none"/>
-        </w:rPr>
-        <w:t>나는 우리 언니만큼 많은 책을 가지고 있다.</w:t>
-      </w:r>
-      <w:r>
-        <w:br/>
-      </w:r>
-      <w:r>
-        <w:rPr>
-          <w:b w:val="0"/>
-          <w:i w:val="0"/>
-          <w:sz w:val="20"/>
-          <w:u w:val="none"/>
-        </w:rPr>
-        <w:t>( books / many / as / have / much / as / my sister / I )</w:t>
-      </w:r>
-    </w:p>
-    <w:p>
-      <w:pPr>
-        <w:spacing w:after="30"/>
-        <w:ind w:left="170"/>
-      </w:pPr>
-      <w:r>
-        <w:rPr>
-          <w:b w:val="0"/>
-          <w:i w:val="0"/>
-          <w:sz w:val="20"/>
-          <w:u w:val="none"/>
-        </w:rPr>
-        <w:t>→ ____________________</w:t>
-      </w:r>
-    </w:p>
-    <w:p>
-      <w:pPr>
-        <w:spacing w:after="30" w:before="100"/>
-      </w:pPr>
-      <w:r>
-        <w:rPr>
-          <w:b/>
-          <w:i w:val="0"/>
-          <w:color w:val="1F3864"/>
-          <w:sz w:val="21"/>
-          <w:u w:val="none"/>
-        </w:rPr>
-        <w:t>■ [7~12] Lesson 6 — 과거완료 · 관계대명사 what</w:t>
-      </w:r>
-    </w:p>
-    <w:p>
-      <w:pPr>
-        <w:spacing w:after="20" w:before="50"/>
-      </w:pPr>
-      <w:r>
-        <w:rPr>
-          <w:b/>
-          <w:i w:val="0"/>
-          <w:color w:val="1F3864"/>
-          <w:sz w:val="20"/>
-          <w:u w:val="none"/>
-        </w:rPr>
-        <w:t xml:space="preserve">7. </w:t>
-      </w:r>
-      <w:r>
-        <w:rPr>
-          <w:b w:val="0"/>
-          <w:i w:val="0"/>
-          <w:sz w:val="20"/>
-          <w:u w:val="none"/>
-        </w:rPr>
-        <w:t xml:space="preserve">다음 빈칸에 들어갈 말로 알맞은 것은? </w:t>
-      </w:r>
-      <w:r>
-        <w:rPr>
-          <w:b w:val="0"/>
-          <w:i w:val="0"/>
-          <w:sz w:val="20"/>
-          <w:u w:val="none"/>
-        </w:rPr>
-        <w:t>(3점)</w:t>
-      </w:r>
-    </w:p>
-    <w:p>
-      <w:pPr>
         <w:pBdr>
           <w:top w:val="single" w:sz="4" w:space="3" w:color="8DA2C4"/>
           <w:left w:val="single" w:sz="4" w:space="3" w:color="8DA2C4"/>
@@ -896,147 +898,147 @@
           <w:right w:val="single" w:sz="4" w:space="3" w:color="8DA2C4"/>
         </w:pBdr>
         <w:shd w:val="clear" w:color="auto" w:fill="F7F9FC"/>
+      </w:pPr>
+      <w:r>
+        <w:rPr>
+          <w:b w:val="0"/>
+          <w:i w:val="0"/>
+          <w:sz w:val="20"/>
+          <w:u w:val="none"/>
+        </w:rPr>
+        <w:t>By the time we arrived, the movie ________ already ________.</w:t>
+      </w:r>
+    </w:p>
+    <w:p>
+      <w:pPr>
+        <w:spacing w:after="10"/>
+        <w:ind w:left="170"/>
+      </w:pPr>
+      <w:r>
+        <w:rPr>
+          <w:b w:val="0"/>
+          <w:i w:val="0"/>
+          <w:sz w:val="20"/>
+          <w:u w:val="none"/>
+        </w:rPr>
+        <w:t>① has – started</w:t>
+      </w:r>
+    </w:p>
+    <w:p>
+      <w:pPr>
+        <w:spacing w:after="10"/>
+        <w:ind w:left="170"/>
+      </w:pPr>
+      <w:r>
+        <w:rPr>
+          <w:b w:val="0"/>
+          <w:i w:val="0"/>
+          <w:sz w:val="20"/>
+          <w:u w:val="none"/>
+        </w:rPr>
+        <w:t>② had – started</w:t>
+      </w:r>
+    </w:p>
+    <w:p>
+      <w:pPr>
+        <w:spacing w:after="10"/>
+        <w:ind w:left="170"/>
+      </w:pPr>
+      <w:r>
+        <w:rPr>
+          <w:b w:val="0"/>
+          <w:i w:val="0"/>
+          <w:sz w:val="20"/>
+          <w:u w:val="none"/>
+        </w:rPr>
+        <w:t>③ was – started</w:t>
+      </w:r>
+    </w:p>
+    <w:p>
+      <w:pPr>
+        <w:spacing w:after="10"/>
+        <w:ind w:left="170"/>
+      </w:pPr>
+      <w:r>
+        <w:rPr>
+          <w:b w:val="0"/>
+          <w:i w:val="0"/>
+          <w:sz w:val="20"/>
+          <w:u w:val="none"/>
+        </w:rPr>
+        <w:t>④ have – starting</w:t>
+      </w:r>
+    </w:p>
+    <w:p>
+      <w:pPr>
+        <w:spacing w:after="10"/>
+        <w:ind w:left="170"/>
+      </w:pPr>
+      <w:r>
+        <w:rPr>
+          <w:b w:val="0"/>
+          <w:i w:val="0"/>
+          <w:sz w:val="20"/>
+          <w:u w:val="none"/>
+        </w:rPr>
+        <w:t>⑤ is – start</w:t>
+      </w:r>
+    </w:p>
+    <w:p>
+      <w:pPr>
+        <w:spacing w:after="20" w:before="50"/>
+      </w:pPr>
+      <w:r>
+        <w:rPr>
+          <w:b/>
+          <w:i w:val="0"/>
+          <w:color w:val="1F3864"/>
+          <w:sz w:val="20"/>
+          <w:u w:val="none"/>
+        </w:rPr>
+        <w:t xml:space="preserve">8. </w:t>
+      </w:r>
+      <w:r>
+        <w:rPr>
+          <w:b w:val="0"/>
+          <w:i w:val="0"/>
+          <w:sz w:val="20"/>
+          <w:u w:val="none"/>
+        </w:rPr>
+        <w:t xml:space="preserve">다음 문장에서 어법상 </w:t>
+      </w:r>
+      <w:r>
+        <w:rPr>
+          <w:b/>
+          <w:i w:val="0"/>
+          <w:sz w:val="20"/>
+          <w:u w:val="none"/>
+        </w:rPr>
+        <w:t>틀린</w:t>
+      </w:r>
+      <w:r>
+        <w:rPr>
+          <w:b w:val="0"/>
+          <w:i w:val="0"/>
+          <w:sz w:val="20"/>
+          <w:u w:val="none"/>
+        </w:rPr>
+        <w:t xml:space="preserve"> 부분을 바르게 고친 것은? </w:t>
+      </w:r>
+      <w:r>
+        <w:rPr>
+          <w:b w:val="0"/>
+          <w:i w:val="0"/>
+          <w:sz w:val="20"/>
+          <w:u w:val="none"/>
+        </w:rPr>
+        <w:t>(3점)</w:t>
+      </w:r>
+    </w:p>
+    <w:p>
+      <w:pPr>
         <w:spacing w:after="30"/>
         <w:ind w:left="57" w:right="57"/>
-      </w:pPr>
-      <w:r>
-        <w:rPr>
-          <w:b w:val="0"/>
-          <w:i w:val="0"/>
-          <w:sz w:val="20"/>
-          <w:u w:val="none"/>
-        </w:rPr>
-        <w:t>By the time we arrived, the movie ________ already ________.</w:t>
-      </w:r>
-    </w:p>
-    <w:p>
-      <w:pPr>
-        <w:spacing w:after="10"/>
-        <w:ind w:left="170"/>
-      </w:pPr>
-      <w:r>
-        <w:rPr>
-          <w:b w:val="0"/>
-          <w:i w:val="0"/>
-          <w:sz w:val="20"/>
-          <w:u w:val="none"/>
-        </w:rPr>
-        <w:t>① has – started</w:t>
-      </w:r>
-    </w:p>
-    <w:p>
-      <w:pPr>
-        <w:spacing w:after="10"/>
-        <w:ind w:left="170"/>
-      </w:pPr>
-      <w:r>
-        <w:rPr>
-          <w:b w:val="0"/>
-          <w:i w:val="0"/>
-          <w:sz w:val="20"/>
-          <w:u w:val="none"/>
-        </w:rPr>
-        <w:t>② had – started</w:t>
-      </w:r>
-    </w:p>
-    <w:p>
-      <w:pPr>
-        <w:spacing w:after="10"/>
-        <w:ind w:left="170"/>
-      </w:pPr>
-      <w:r>
-        <w:rPr>
-          <w:b w:val="0"/>
-          <w:i w:val="0"/>
-          <w:sz w:val="20"/>
-          <w:u w:val="none"/>
-        </w:rPr>
-        <w:t>③ was – started</w:t>
-      </w:r>
-    </w:p>
-    <w:p>
-      <w:pPr>
-        <w:spacing w:after="10"/>
-        <w:ind w:left="170"/>
-      </w:pPr>
-      <w:r>
-        <w:rPr>
-          <w:b w:val="0"/>
-          <w:i w:val="0"/>
-          <w:sz w:val="20"/>
-          <w:u w:val="none"/>
-        </w:rPr>
-        <w:t>④ have – starting</w:t>
-      </w:r>
-    </w:p>
-    <w:p>
-      <w:pPr>
-        <w:spacing w:after="10"/>
-        <w:ind w:left="170"/>
-      </w:pPr>
-      <w:r>
-        <w:rPr>
-          <w:b w:val="0"/>
-          <w:i w:val="0"/>
-          <w:sz w:val="20"/>
-          <w:u w:val="none"/>
-        </w:rPr>
-        <w:t>⑤ is – start</w:t>
-      </w:r>
-    </w:p>
-    <w:p>
-      <w:pPr>
-        <w:spacing w:after="20" w:before="50"/>
-      </w:pPr>
-      <w:r>
-        <w:rPr>
-          <w:b/>
-          <w:i w:val="0"/>
-          <w:color w:val="1F3864"/>
-          <w:sz w:val="20"/>
-          <w:u w:val="none"/>
-        </w:rPr>
-        <w:t xml:space="preserve">8. </w:t>
-      </w:r>
-      <w:r>
-        <w:rPr>
-          <w:b w:val="0"/>
-          <w:i w:val="0"/>
-          <w:sz w:val="20"/>
-          <w:u w:val="none"/>
-        </w:rPr>
-        <w:t xml:space="preserve">다음 문장에서 어법상 </w:t>
-      </w:r>
-      <w:r>
-        <w:rPr>
-          <w:b/>
-          <w:i w:val="0"/>
-          <w:sz w:val="20"/>
-          <w:u w:val="none"/>
-        </w:rPr>
-        <w:t>틀린</w:t>
-      </w:r>
-      <w:r>
-        <w:rPr>
-          <w:b w:val="0"/>
-          <w:i w:val="0"/>
-          <w:sz w:val="20"/>
-          <w:u w:val="none"/>
-        </w:rPr>
-        <w:t xml:space="preserve"> 부분을 바르게 고친 것은? </w:t>
-      </w:r>
-      <w:r>
-        <w:rPr>
-          <w:b w:val="0"/>
-          <w:i w:val="0"/>
-          <w:sz w:val="20"/>
-          <w:u w:val="none"/>
-        </w:rPr>
-        <w:t>(3점)</w:t>
-      </w:r>
-    </w:p>
-    <w:p>
-      <w:pPr>
         <w:pBdr>
           <w:top w:val="single" w:sz="4" w:space="3" w:color="8DA2C4"/>
           <w:left w:val="single" w:sz="4" w:space="3" w:color="8DA2C4"/>
@@ -1044,363 +1046,363 @@
           <w:right w:val="single" w:sz="4" w:space="3" w:color="8DA2C4"/>
         </w:pBdr>
         <w:shd w:val="clear" w:color="auto" w:fill="F7F9FC"/>
+      </w:pPr>
+      <w:r>
+        <w:rPr>
+          <w:b w:val="0"/>
+          <w:i w:val="0"/>
+          <w:sz w:val="20"/>
+          <w:u w:val="none"/>
+        </w:rPr>
+        <w:t>My father was angry because I have broken the window.</w:t>
+      </w:r>
+    </w:p>
+    <w:p>
+      <w:pPr>
+        <w:spacing w:after="10"/>
+        <w:ind w:left="170"/>
+      </w:pPr>
+      <w:r>
+        <w:rPr>
+          <w:b w:val="0"/>
+          <w:i w:val="0"/>
+          <w:sz w:val="20"/>
+          <w:u w:val="none"/>
+        </w:rPr>
+        <w:t>① have → had</w:t>
+      </w:r>
+    </w:p>
+    <w:p>
+      <w:pPr>
+        <w:spacing w:after="10"/>
+        <w:ind w:left="170"/>
+      </w:pPr>
+      <w:r>
+        <w:rPr>
+          <w:b w:val="0"/>
+          <w:i w:val="0"/>
+          <w:sz w:val="20"/>
+          <w:u w:val="none"/>
+        </w:rPr>
+        <w:t>② broken → break</w:t>
+      </w:r>
+    </w:p>
+    <w:p>
+      <w:pPr>
+        <w:spacing w:after="10"/>
+        <w:ind w:left="170"/>
+      </w:pPr>
+      <w:r>
+        <w:rPr>
+          <w:b w:val="0"/>
+          <w:i w:val="0"/>
+          <w:sz w:val="20"/>
+          <w:u w:val="none"/>
+        </w:rPr>
+        <w:t>③ because → so</w:t>
+      </w:r>
+    </w:p>
+    <w:p>
+      <w:pPr>
+        <w:spacing w:after="10"/>
+        <w:ind w:left="170"/>
+      </w:pPr>
+      <w:r>
+        <w:rPr>
+          <w:b w:val="0"/>
+          <w:i w:val="0"/>
+          <w:sz w:val="20"/>
+          <w:u w:val="none"/>
+        </w:rPr>
+        <w:t>④ was → had been</w:t>
+      </w:r>
+    </w:p>
+    <w:p>
+      <w:pPr>
+        <w:spacing w:after="10"/>
+        <w:ind w:left="170"/>
+      </w:pPr>
+      <w:r>
+        <w:rPr>
+          <w:b w:val="0"/>
+          <w:i w:val="0"/>
+          <w:sz w:val="20"/>
+          <w:u w:val="none"/>
+        </w:rPr>
+        <w:t>⑤ angry → angrily</w:t>
+      </w:r>
+    </w:p>
+    <w:p>
+      <w:pPr>
+        <w:spacing w:after="20" w:before="50"/>
+      </w:pPr>
+      <w:r>
+        <w:rPr>
+          <w:b/>
+          <w:i w:val="0"/>
+          <w:color w:val="1F3864"/>
+          <w:sz w:val="20"/>
+          <w:u w:val="none"/>
+        </w:rPr>
+        <w:t xml:space="preserve">9. </w:t>
+      </w:r>
+      <w:r>
+        <w:rPr>
+          <w:b w:val="0"/>
+          <w:i w:val="0"/>
+          <w:sz w:val="20"/>
+          <w:u w:val="none"/>
+        </w:rPr>
+        <w:t xml:space="preserve">밑줄 친 부분이 어법상 </w:t>
+      </w:r>
+      <w:r>
+        <w:rPr>
+          <w:b/>
+          <w:i w:val="0"/>
+          <w:sz w:val="20"/>
+          <w:u w:val="none"/>
+        </w:rPr>
+        <w:t>옳은</w:t>
+      </w:r>
+      <w:r>
+        <w:rPr>
+          <w:b w:val="0"/>
+          <w:i w:val="0"/>
+          <w:sz w:val="20"/>
+          <w:u w:val="none"/>
+        </w:rPr>
+        <w:t xml:space="preserve"> 것을 </w:t>
+      </w:r>
+      <w:r>
+        <w:rPr>
+          <w:b/>
+          <w:i w:val="0"/>
+          <w:sz w:val="20"/>
+          <w:u w:val="none"/>
+        </w:rPr>
+        <w:t>있는 대로</w:t>
+      </w:r>
+      <w:r>
+        <w:rPr>
+          <w:b w:val="0"/>
+          <w:i w:val="0"/>
+          <w:sz w:val="20"/>
+          <w:u w:val="none"/>
+        </w:rPr>
+        <w:t xml:space="preserve"> 고르면? </w:t>
+      </w:r>
+      <w:r>
+        <w:rPr>
+          <w:b w:val="0"/>
+          <w:i w:val="0"/>
+          <w:sz w:val="20"/>
+          <w:u w:val="none"/>
+        </w:rPr>
+        <w:t>(4점)</w:t>
+      </w:r>
+    </w:p>
+    <w:p>
+      <w:pPr>
+        <w:spacing w:after="10"/>
+        <w:ind w:left="170"/>
+      </w:pPr>
+      <w:r>
+        <w:rPr>
+          <w:b w:val="0"/>
+          <w:i w:val="0"/>
+          <w:sz w:val="20"/>
+          <w:u w:val="none"/>
+        </w:rPr>
+        <w:t xml:space="preserve">① The bus </w:t>
+      </w:r>
+      <w:r>
+        <w:rPr>
+          <w:b w:val="0"/>
+          <w:i w:val="0"/>
+          <w:sz w:val="20"/>
+          <w:u w:val="single"/>
+        </w:rPr>
+        <w:t>had just left</w:t>
+      </w:r>
+      <w:r>
+        <w:rPr>
+          <w:b w:val="0"/>
+          <w:i w:val="0"/>
+          <w:sz w:val="20"/>
+          <w:u w:val="none"/>
+        </w:rPr>
+        <w:t xml:space="preserve"> when I got to the bus stop.</w:t>
+      </w:r>
+    </w:p>
+    <w:p>
+      <w:pPr>
+        <w:spacing w:after="10"/>
+        <w:ind w:left="170"/>
+      </w:pPr>
+      <w:r>
+        <w:rPr>
+          <w:b w:val="0"/>
+          <w:i w:val="0"/>
+          <w:sz w:val="20"/>
+          <w:u w:val="none"/>
+        </w:rPr>
+        <w:t xml:space="preserve">② When I entered the room, the class </w:t>
+      </w:r>
+      <w:r>
+        <w:rPr>
+          <w:b w:val="0"/>
+          <w:i w:val="0"/>
+          <w:sz w:val="20"/>
+          <w:u w:val="single"/>
+        </w:rPr>
+        <w:t>already begins</w:t>
+      </w:r>
+      <w:r>
+        <w:rPr>
+          <w:b w:val="0"/>
+          <w:i w:val="0"/>
+          <w:sz w:val="20"/>
+          <w:u w:val="none"/>
+        </w:rPr>
+        <w:t>.</w:t>
+      </w:r>
+    </w:p>
+    <w:p>
+      <w:pPr>
+        <w:spacing w:after="10"/>
+        <w:ind w:left="170"/>
+      </w:pPr>
+      <w:r>
+        <w:rPr>
+          <w:b w:val="0"/>
+          <w:i w:val="0"/>
+          <w:sz w:val="20"/>
+          <w:u w:val="none"/>
+        </w:rPr>
+        <w:t xml:space="preserve">③ They </w:t>
+      </w:r>
+      <w:r>
+        <w:rPr>
+          <w:b w:val="0"/>
+          <w:i w:val="0"/>
+          <w:sz w:val="20"/>
+          <w:u w:val="single"/>
+        </w:rPr>
+        <w:t>had eaten</w:t>
+      </w:r>
+      <w:r>
+        <w:rPr>
+          <w:b w:val="0"/>
+          <w:i w:val="0"/>
+          <w:sz w:val="20"/>
+          <w:u w:val="none"/>
+        </w:rPr>
+        <w:t xml:space="preserve"> all the pizza before I got a slice.</w:t>
+      </w:r>
+    </w:p>
+    <w:p>
+      <w:pPr>
+        <w:spacing w:after="10"/>
+        <w:ind w:left="170"/>
+      </w:pPr>
+      <w:r>
+        <w:rPr>
+          <w:b w:val="0"/>
+          <w:i w:val="0"/>
+          <w:sz w:val="20"/>
+          <w:u w:val="none"/>
+        </w:rPr>
+        <w:t xml:space="preserve">④ She told me she </w:t>
+      </w:r>
+      <w:r>
+        <w:rPr>
+          <w:b w:val="0"/>
+          <w:i w:val="0"/>
+          <w:sz w:val="20"/>
+          <w:u w:val="single"/>
+        </w:rPr>
+        <w:t>has finished</w:t>
+      </w:r>
+      <w:r>
+        <w:rPr>
+          <w:b w:val="0"/>
+          <w:i w:val="0"/>
+          <w:sz w:val="20"/>
+          <w:u w:val="none"/>
+        </w:rPr>
+        <w:t xml:space="preserve"> her homework before dinner.</w:t>
+      </w:r>
+    </w:p>
+    <w:p>
+      <w:pPr>
+        <w:spacing w:after="10"/>
+        <w:ind w:left="170"/>
+      </w:pPr>
+      <w:r>
+        <w:rPr>
+          <w:b w:val="0"/>
+          <w:i w:val="0"/>
+          <w:sz w:val="20"/>
+          <w:u w:val="none"/>
+        </w:rPr>
+        <w:t xml:space="preserve">⑤ He </w:t>
+      </w:r>
+      <w:r>
+        <w:rPr>
+          <w:b w:val="0"/>
+          <w:i w:val="0"/>
+          <w:sz w:val="20"/>
+          <w:u w:val="single"/>
+        </w:rPr>
+        <w:t>had never seen</w:t>
+      </w:r>
+      <w:r>
+        <w:rPr>
+          <w:b w:val="0"/>
+          <w:i w:val="0"/>
+          <w:sz w:val="20"/>
+          <w:u w:val="none"/>
+        </w:rPr>
+        <w:t xml:space="preserve"> a musical until he went to London.</w:t>
+      </w:r>
+    </w:p>
+    <w:p>
+      <w:pPr>
+        <w:spacing w:after="20" w:before="50"/>
+      </w:pPr>
+      <w:r>
+        <w:rPr>
+          <w:b/>
+          <w:i w:val="0"/>
+          <w:color w:val="1F3864"/>
+          <w:sz w:val="20"/>
+          <w:u w:val="none"/>
+        </w:rPr>
+        <w:t xml:space="preserve">10. </w:t>
+      </w:r>
+      <w:r>
+        <w:rPr>
+          <w:b w:val="0"/>
+          <w:i w:val="0"/>
+          <w:sz w:val="20"/>
+          <w:u w:val="none"/>
+        </w:rPr>
+        <w:t xml:space="preserve">괄호 안의 단어를 이용하여 우리말에 맞게 문장을 완성하시오. (과거완료를 쓸 것) </w:t>
+      </w:r>
+      <w:r>
+        <w:rPr>
+          <w:b w:val="0"/>
+          <w:i w:val="0"/>
+          <w:sz w:val="20"/>
+          <w:u w:val="none"/>
+        </w:rPr>
+        <w:t>(4점)</w:t>
+      </w:r>
+    </w:p>
+    <w:p>
+      <w:pPr>
         <w:spacing w:after="30"/>
         <w:ind w:left="57" w:right="57"/>
-      </w:pPr>
-      <w:r>
-        <w:rPr>
-          <w:b w:val="0"/>
-          <w:i w:val="0"/>
-          <w:sz w:val="20"/>
-          <w:u w:val="none"/>
-        </w:rPr>
-        <w:t>She has never visited Busan before she moved there in 2020.</w:t>
-      </w:r>
-    </w:p>
-    <w:p>
-      <w:pPr>
-        <w:spacing w:after="10"/>
-        <w:ind w:left="170"/>
-      </w:pPr>
-      <w:r>
-        <w:rPr>
-          <w:b w:val="0"/>
-          <w:i w:val="0"/>
-          <w:sz w:val="20"/>
-          <w:u w:val="none"/>
-        </w:rPr>
-        <w:t>① has → had</w:t>
-      </w:r>
-    </w:p>
-    <w:p>
-      <w:pPr>
-        <w:spacing w:after="10"/>
-        <w:ind w:left="170"/>
-      </w:pPr>
-      <w:r>
-        <w:rPr>
-          <w:b w:val="0"/>
-          <w:i w:val="0"/>
-          <w:sz w:val="20"/>
-          <w:u w:val="none"/>
-        </w:rPr>
-        <w:t>② visited → visit</w:t>
-      </w:r>
-    </w:p>
-    <w:p>
-      <w:pPr>
-        <w:spacing w:after="10"/>
-        <w:ind w:left="170"/>
-      </w:pPr>
-      <w:r>
-        <w:rPr>
-          <w:b w:val="0"/>
-          <w:i w:val="0"/>
-          <w:sz w:val="20"/>
-          <w:u w:val="none"/>
-        </w:rPr>
-        <w:t>③ before → after</w:t>
-      </w:r>
-    </w:p>
-    <w:p>
-      <w:pPr>
-        <w:spacing w:after="10"/>
-        <w:ind w:left="170"/>
-      </w:pPr>
-      <w:r>
-        <w:rPr>
-          <w:b w:val="0"/>
-          <w:i w:val="0"/>
-          <w:sz w:val="20"/>
-          <w:u w:val="none"/>
-        </w:rPr>
-        <w:t>④ moved → had moved</w:t>
-      </w:r>
-    </w:p>
-    <w:p>
-      <w:pPr>
-        <w:spacing w:after="10"/>
-        <w:ind w:left="170"/>
-      </w:pPr>
-      <w:r>
-        <w:rPr>
-          <w:b w:val="0"/>
-          <w:i w:val="0"/>
-          <w:sz w:val="20"/>
-          <w:u w:val="none"/>
-        </w:rPr>
-        <w:t>⑤ in → at</w:t>
-      </w:r>
-    </w:p>
-    <w:p>
-      <w:pPr>
-        <w:spacing w:after="20" w:before="50"/>
-      </w:pPr>
-      <w:r>
-        <w:rPr>
-          <w:b/>
-          <w:i w:val="0"/>
-          <w:color w:val="1F3864"/>
-          <w:sz w:val="20"/>
-          <w:u w:val="none"/>
-        </w:rPr>
-        <w:t xml:space="preserve">9. </w:t>
-      </w:r>
-      <w:r>
-        <w:rPr>
-          <w:b w:val="0"/>
-          <w:i w:val="0"/>
-          <w:sz w:val="20"/>
-          <w:u w:val="none"/>
-        </w:rPr>
-        <w:t xml:space="preserve">밑줄 친 부분이 어법상 </w:t>
-      </w:r>
-      <w:r>
-        <w:rPr>
-          <w:b/>
-          <w:i w:val="0"/>
-          <w:sz w:val="20"/>
-          <w:u w:val="none"/>
-        </w:rPr>
-        <w:t>옳은</w:t>
-      </w:r>
-      <w:r>
-        <w:rPr>
-          <w:b w:val="0"/>
-          <w:i w:val="0"/>
-          <w:sz w:val="20"/>
-          <w:u w:val="none"/>
-        </w:rPr>
-        <w:t xml:space="preserve"> 것을 </w:t>
-      </w:r>
-      <w:r>
-        <w:rPr>
-          <w:b/>
-          <w:i w:val="0"/>
-          <w:sz w:val="20"/>
-          <w:u w:val="none"/>
-        </w:rPr>
-        <w:t>있는 대로</w:t>
-      </w:r>
-      <w:r>
-        <w:rPr>
-          <w:b w:val="0"/>
-          <w:i w:val="0"/>
-          <w:sz w:val="20"/>
-          <w:u w:val="none"/>
-        </w:rPr>
-        <w:t xml:space="preserve"> 고르면? </w:t>
-      </w:r>
-      <w:r>
-        <w:rPr>
-          <w:b w:val="0"/>
-          <w:i w:val="0"/>
-          <w:sz w:val="20"/>
-          <w:u w:val="none"/>
-        </w:rPr>
-        <w:t>(4점)</w:t>
-      </w:r>
-    </w:p>
-    <w:p>
-      <w:pPr>
-        <w:spacing w:after="10"/>
-        <w:ind w:left="170"/>
-      </w:pPr>
-      <w:r>
-        <w:rPr>
-          <w:b w:val="0"/>
-          <w:i w:val="0"/>
-          <w:sz w:val="20"/>
-          <w:u w:val="none"/>
-        </w:rPr>
-        <w:t xml:space="preserve">① My father was angry because I </w:t>
-      </w:r>
-      <w:r>
-        <w:rPr>
-          <w:b w:val="0"/>
-          <w:i w:val="0"/>
-          <w:sz w:val="20"/>
-          <w:u w:val="single"/>
-        </w:rPr>
-        <w:t>had broken</w:t>
-      </w:r>
-      <w:r>
-        <w:rPr>
-          <w:b w:val="0"/>
-          <w:i w:val="0"/>
-          <w:sz w:val="20"/>
-          <w:u w:val="none"/>
-        </w:rPr>
-        <w:t xml:space="preserve"> the window.</w:t>
-      </w:r>
-    </w:p>
-    <w:p>
-      <w:pPr>
-        <w:spacing w:after="10"/>
-        <w:ind w:left="170"/>
-      </w:pPr>
-      <w:r>
-        <w:rPr>
-          <w:b w:val="0"/>
-          <w:i w:val="0"/>
-          <w:sz w:val="20"/>
-          <w:u w:val="none"/>
-        </w:rPr>
-        <w:t xml:space="preserve">② When I entered the room, the class </w:t>
-      </w:r>
-      <w:r>
-        <w:rPr>
-          <w:b w:val="0"/>
-          <w:i w:val="0"/>
-          <w:sz w:val="20"/>
-          <w:u w:val="single"/>
-        </w:rPr>
-        <w:t>already begins</w:t>
-      </w:r>
-      <w:r>
-        <w:rPr>
-          <w:b w:val="0"/>
-          <w:i w:val="0"/>
-          <w:sz w:val="20"/>
-          <w:u w:val="none"/>
-        </w:rPr>
-        <w:t>.</w:t>
-      </w:r>
-    </w:p>
-    <w:p>
-      <w:pPr>
-        <w:spacing w:after="10"/>
-        <w:ind w:left="170"/>
-      </w:pPr>
-      <w:r>
-        <w:rPr>
-          <w:b w:val="0"/>
-          <w:i w:val="0"/>
-          <w:sz w:val="20"/>
-          <w:u w:val="none"/>
-        </w:rPr>
-        <w:t xml:space="preserve">③ They </w:t>
-      </w:r>
-      <w:r>
-        <w:rPr>
-          <w:b w:val="0"/>
-          <w:i w:val="0"/>
-          <w:sz w:val="20"/>
-          <w:u w:val="single"/>
-        </w:rPr>
-        <w:t>had eaten</w:t>
-      </w:r>
-      <w:r>
-        <w:rPr>
-          <w:b w:val="0"/>
-          <w:i w:val="0"/>
-          <w:sz w:val="20"/>
-          <w:u w:val="none"/>
-        </w:rPr>
-        <w:t xml:space="preserve"> all the pizza before I got a slice.</w:t>
-      </w:r>
-    </w:p>
-    <w:p>
-      <w:pPr>
-        <w:spacing w:after="10"/>
-        <w:ind w:left="170"/>
-      </w:pPr>
-      <w:r>
-        <w:rPr>
-          <w:b w:val="0"/>
-          <w:i w:val="0"/>
-          <w:sz w:val="20"/>
-          <w:u w:val="none"/>
-        </w:rPr>
-        <w:t xml:space="preserve">④ I </w:t>
-      </w:r>
-      <w:r>
-        <w:rPr>
-          <w:b w:val="0"/>
-          <w:i w:val="0"/>
-          <w:sz w:val="20"/>
-          <w:u w:val="single"/>
-        </w:rPr>
-        <w:t>have lost</w:t>
-      </w:r>
-      <w:r>
-        <w:rPr>
-          <w:b w:val="0"/>
-          <w:i w:val="0"/>
-          <w:sz w:val="20"/>
-          <w:u w:val="none"/>
-        </w:rPr>
-        <w:t xml:space="preserve"> my wallet yesterday.</w:t>
-      </w:r>
-    </w:p>
-    <w:p>
-      <w:pPr>
-        <w:spacing w:after="10"/>
-        <w:ind w:left="170"/>
-      </w:pPr>
-      <w:r>
-        <w:rPr>
-          <w:b w:val="0"/>
-          <w:i w:val="0"/>
-          <w:sz w:val="20"/>
-          <w:u w:val="none"/>
-        </w:rPr>
-        <w:t xml:space="preserve">⑤ He </w:t>
-      </w:r>
-      <w:r>
-        <w:rPr>
-          <w:b w:val="0"/>
-          <w:i w:val="0"/>
-          <w:sz w:val="20"/>
-          <w:u w:val="single"/>
-        </w:rPr>
-        <w:t>had never seen</w:t>
-      </w:r>
-      <w:r>
-        <w:rPr>
-          <w:b w:val="0"/>
-          <w:i w:val="0"/>
-          <w:sz w:val="20"/>
-          <w:u w:val="none"/>
-        </w:rPr>
-        <w:t xml:space="preserve"> a musical until he went to London.</w:t>
-      </w:r>
-    </w:p>
-    <w:p>
-      <w:pPr>
-        <w:spacing w:after="20" w:before="50"/>
-      </w:pPr>
-      <w:r>
-        <w:rPr>
-          <w:b/>
-          <w:i w:val="0"/>
-          <w:color w:val="1F3864"/>
-          <w:sz w:val="20"/>
-          <w:u w:val="none"/>
-        </w:rPr>
-        <w:t xml:space="preserve">10. </w:t>
-      </w:r>
-      <w:r>
-        <w:rPr>
-          <w:b w:val="0"/>
-          <w:i w:val="0"/>
-          <w:sz w:val="20"/>
-          <w:u w:val="none"/>
-        </w:rPr>
-        <w:t xml:space="preserve">괄호 안의 단어를 이용하여 우리말에 맞게 문장을 완성하시오. (과거완료를 쓸 것) </w:t>
-      </w:r>
-      <w:r>
-        <w:rPr>
-          <w:b w:val="0"/>
-          <w:i w:val="0"/>
-          <w:sz w:val="20"/>
-          <w:u w:val="none"/>
-        </w:rPr>
-        <w:t>(4점)</w:t>
-      </w:r>
-    </w:p>
-    <w:p>
-      <w:pPr>
         <w:pBdr>
           <w:top w:val="single" w:sz="4" w:space="3" w:color="8DA2C4"/>
           <w:left w:val="single" w:sz="4" w:space="3" w:color="8DA2C4"/>
@@ -1408,81 +1410,81 @@
           <w:right w:val="single" w:sz="4" w:space="3" w:color="8DA2C4"/>
         </w:pBdr>
         <w:shd w:val="clear" w:color="auto" w:fill="F7F9FC"/>
+      </w:pPr>
+      <w:r>
+        <w:rPr>
+          <w:b w:val="0"/>
+          <w:i w:val="0"/>
+          <w:sz w:val="20"/>
+          <w:u w:val="none"/>
+        </w:rPr>
+        <w:t>그녀는 파티에 가기 전에 숙제를 끝마쳤다.</w:t>
+      </w:r>
+      <w:r>
+        <w:br/>
+      </w:r>
+      <w:r>
+        <w:rPr>
+          <w:b w:val="0"/>
+          <w:i w:val="0"/>
+          <w:sz w:val="20"/>
+          <w:u w:val="none"/>
+        </w:rPr>
+        <w:t>( finish / her homework / before / go to the party )</w:t>
+      </w:r>
+    </w:p>
+    <w:p>
+      <w:pPr>
+        <w:spacing w:after="30"/>
+        <w:ind w:left="170"/>
+      </w:pPr>
+      <w:r>
+        <w:rPr>
+          <w:b w:val="0"/>
+          <w:i w:val="0"/>
+          <w:sz w:val="20"/>
+          <w:u w:val="none"/>
+        </w:rPr>
+        <w:t>→ ____________________</w:t>
+      </w:r>
+    </w:p>
+    <w:p>
+      <w:pPr>
+        <w:spacing w:after="20" w:before="50"/>
+      </w:pPr>
+      <w:r>
+        <w:rPr>
+          <w:b/>
+          <w:i w:val="0"/>
+          <w:color w:val="1F3864"/>
+          <w:sz w:val="20"/>
+          <w:u w:val="none"/>
+        </w:rPr>
+        <w:t xml:space="preserve">11. </w:t>
+      </w:r>
+      <w:r>
+        <w:rPr>
+          <w:b w:val="0"/>
+          <w:i w:val="0"/>
+          <w:sz w:val="20"/>
+          <w:u w:val="none"/>
+        </w:rPr>
+        <w:t xml:space="preserve">다음 빈칸에 공통으로 들어갈 말로 알맞은 것은? (대·소문자 무시) </w:t>
+      </w:r>
+      <w:r>
+        <w:rPr>
+          <w:b w:val="0"/>
+          <w:i w:val="0"/>
+          <w:sz w:val="20"/>
+          <w:u w:val="none"/>
+        </w:rPr>
+        <w:t>(3점)</w:t>
+      </w:r>
+    </w:p>
+    <w:p>
+      <w:pPr>
         <w:spacing w:after="30"/>
         <w:ind w:left="57" w:right="57"/>
-      </w:pPr>
-      <w:r>
-        <w:rPr>
-          <w:b w:val="0"/>
-          <w:i w:val="0"/>
-          <w:sz w:val="20"/>
-          <w:u w:val="none"/>
-        </w:rPr>
-        <w:t>그녀는 파티에 가기 전에 숙제를 끝마쳤다.</w:t>
-      </w:r>
-      <w:r>
-        <w:br/>
-      </w:r>
-      <w:r>
-        <w:rPr>
-          <w:b w:val="0"/>
-          <w:i w:val="0"/>
-          <w:sz w:val="20"/>
-          <w:u w:val="none"/>
-        </w:rPr>
-        <w:t>( finish / her homework / before / go to the party )</w:t>
-      </w:r>
-    </w:p>
-    <w:p>
-      <w:pPr>
-        <w:spacing w:after="30"/>
-        <w:ind w:left="170"/>
-      </w:pPr>
-      <w:r>
-        <w:rPr>
-          <w:b w:val="0"/>
-          <w:i w:val="0"/>
-          <w:sz w:val="20"/>
-          <w:u w:val="none"/>
-        </w:rPr>
-        <w:t>→ ____________________</w:t>
-      </w:r>
-    </w:p>
-    <w:p>
-      <w:pPr>
-        <w:spacing w:after="20" w:before="50"/>
-      </w:pPr>
-      <w:r>
-        <w:rPr>
-          <w:b/>
-          <w:i w:val="0"/>
-          <w:color w:val="1F3864"/>
-          <w:sz w:val="20"/>
-          <w:u w:val="none"/>
-        </w:rPr>
-        <w:t xml:space="preserve">11. </w:t>
-      </w:r>
-      <w:r>
-        <w:rPr>
-          <w:b w:val="0"/>
-          <w:i w:val="0"/>
-          <w:sz w:val="20"/>
-          <w:u w:val="none"/>
-        </w:rPr>
-        <w:t xml:space="preserve">다음 빈칸에 공통으로 들어갈 말로 알맞은 것은? (대·소문자 무시) </w:t>
-      </w:r>
-      <w:r>
-        <w:rPr>
-          <w:b w:val="0"/>
-          <w:i w:val="0"/>
-          <w:sz w:val="20"/>
-          <w:u w:val="none"/>
-        </w:rPr>
-        <w:t>(3점)</w:t>
-      </w:r>
-    </w:p>
-    <w:p>
-      <w:pPr>
         <w:pBdr>
           <w:top w:val="single" w:sz="4" w:space="3" w:color="8DA2C4"/>
           <w:left w:val="single" w:sz="4" w:space="3" w:color="8DA2C4"/>
@@ -1490,99 +1492,99 @@
           <w:right w:val="single" w:sz="4" w:space="3" w:color="8DA2C4"/>
         </w:pBdr>
         <w:shd w:val="clear" w:color="auto" w:fill="F7F9FC"/>
+      </w:pPr>
+      <w:r>
+        <w:rPr>
+          <w:b w:val="0"/>
+          <w:i w:val="0"/>
+          <w:sz w:val="20"/>
+          <w:u w:val="none"/>
+        </w:rPr>
+        <w:t>• I can't believe ________ he said to me.</w:t>
+      </w:r>
+      <w:r>
+        <w:br/>
+      </w:r>
+      <w:r>
+        <w:rPr>
+          <w:b w:val="0"/>
+          <w:i w:val="0"/>
+          <w:sz w:val="20"/>
+          <w:u w:val="none"/>
+        </w:rPr>
+        <w:t>• ________ I need right now is some water.</w:t>
+      </w:r>
+    </w:p>
+    <w:p>
+      <w:pPr>
+        <w:spacing w:after="30"/>
+        <w:ind w:left="170"/>
+      </w:pPr>
+      <w:r>
+        <w:rPr>
+          <w:b w:val="0"/>
+          <w:i w:val="0"/>
+          <w:sz w:val="20"/>
+          <w:u w:val="none"/>
+        </w:rPr>
+        <w:t>① that    ② what    ③ which    ④ who    ⑤ it</w:t>
+      </w:r>
+    </w:p>
+    <w:p>
+      <w:pPr>
+        <w:spacing w:after="20" w:before="50"/>
+      </w:pPr>
+      <w:r>
+        <w:rPr>
+          <w:b/>
+          <w:i w:val="0"/>
+          <w:color w:val="1F3864"/>
+          <w:sz w:val="20"/>
+          <w:u w:val="none"/>
+        </w:rPr>
+        <w:t xml:space="preserve">12. </w:t>
+      </w:r>
+      <w:r>
+        <w:rPr>
+          <w:b w:val="0"/>
+          <w:i w:val="0"/>
+          <w:sz w:val="20"/>
+          <w:u w:val="none"/>
+        </w:rPr>
+        <w:t xml:space="preserve">밑줄 친 that / what의 쓰임이 </w:t>
+      </w:r>
+      <w:r>
+        <w:rPr>
+          <w:b/>
+          <w:i w:val="0"/>
+          <w:sz w:val="20"/>
+          <w:u w:val="none"/>
+        </w:rPr>
+        <w:t>바른</w:t>
+      </w:r>
+      <w:r>
+        <w:rPr>
+          <w:b w:val="0"/>
+          <w:i w:val="0"/>
+          <w:sz w:val="20"/>
+          <w:u w:val="none"/>
+        </w:rPr>
+        <w:t xml:space="preserve"> 것끼리 묶은 것은? </w:t>
+      </w:r>
+      <w:r>
+        <w:rPr>
+          <w:b w:val="0"/>
+          <w:i w:val="0"/>
+          <w:sz w:val="20"/>
+          <w:u w:val="none"/>
+        </w:rPr>
+        <w:t>(4점)</w:t>
+      </w:r>
+    </w:p>
+    <w:p>
+      <w:pPr>
         <w:spacing w:after="30"/>
         <w:ind w:left="57" w:right="57"/>
-      </w:pPr>
-      <w:r>
-        <w:rPr>
-          <w:b w:val="0"/>
-          <w:i w:val="0"/>
-          <w:sz w:val="20"/>
-          <w:u w:val="none"/>
-        </w:rPr>
-        <w:t>• I can't believe ________ he said to me.</w:t>
-      </w:r>
-      <w:r>
-        <w:br/>
-      </w:r>
-      <w:r>
-        <w:rPr>
-          <w:b w:val="0"/>
-          <w:i w:val="0"/>
-          <w:sz w:val="20"/>
-          <w:u w:val="none"/>
-        </w:rPr>
-        <w:t>• ________ I need right now is some water.</w:t>
-      </w:r>
-    </w:p>
-    <w:p>
-      <w:pPr>
-        <w:spacing w:after="30"/>
-        <w:ind w:left="170"/>
-      </w:pPr>
-      <w:r>
-        <w:rPr>
-          <w:b w:val="0"/>
-          <w:i w:val="0"/>
-          <w:sz w:val="20"/>
-          <w:u w:val="none"/>
-        </w:rPr>
-        <w:t>① that    ② what    ③ which    ④ who    ⑤ it</w:t>
-      </w:r>
-    </w:p>
-    <w:p>
-      <w:pPr>
-        <w:spacing w:after="20" w:before="50"/>
-      </w:pPr>
-      <w:r>
-        <w:rPr>
-          <w:b/>
-          <w:i w:val="0"/>
-          <w:color w:val="1F3864"/>
-          <w:sz w:val="20"/>
-          <w:u w:val="none"/>
-        </w:rPr>
-        <w:t xml:space="preserve">12. </w:t>
-      </w:r>
-      <w:r>
-        <w:rPr>
-          <w:b w:val="0"/>
-          <w:i w:val="0"/>
-          <w:sz w:val="20"/>
-          <w:u w:val="none"/>
-        </w:rPr>
-        <w:t xml:space="preserve">밑줄 친 that / what의 쓰임이 </w:t>
-      </w:r>
-      <w:r>
-        <w:rPr>
-          <w:b/>
-          <w:i w:val="0"/>
-          <w:sz w:val="20"/>
-          <w:u w:val="none"/>
-        </w:rPr>
-        <w:t>바른</w:t>
-      </w:r>
-      <w:r>
-        <w:rPr>
-          <w:b w:val="0"/>
-          <w:i w:val="0"/>
-          <w:sz w:val="20"/>
-          <w:u w:val="none"/>
-        </w:rPr>
-        <w:t xml:space="preserve"> 것끼리 묶은 것은? </w:t>
-      </w:r>
-      <w:r>
-        <w:rPr>
-          <w:b w:val="0"/>
-          <w:i w:val="0"/>
-          <w:sz w:val="20"/>
-          <w:u w:val="none"/>
-        </w:rPr>
-        <w:t>(4점)</w:t>
-      </w:r>
-    </w:p>
-    <w:p>
-      <w:pPr>
         <w:pBdr>
           <w:top w:val="single" w:sz="4" w:space="3" w:color="8DA2C4"/>
           <w:left w:val="single" w:sz="4" w:space="3" w:color="8DA2C4"/>
@@ -1590,282 +1592,282 @@
           <w:right w:val="single" w:sz="4" w:space="3" w:color="8DA2C4"/>
         </w:pBdr>
         <w:shd w:val="clear" w:color="auto" w:fill="F7F9FC"/>
+      </w:pPr>
+      <w:r>
+        <w:rPr>
+          <w:b w:val="0"/>
+          <w:i w:val="0"/>
+          <w:sz w:val="20"/>
+          <w:u w:val="none"/>
+        </w:rPr>
+        <w:t xml:space="preserve">(a) The problem is </w:t>
+      </w:r>
+      <w:r>
+        <w:rPr>
+          <w:b w:val="0"/>
+          <w:i w:val="0"/>
+          <w:sz w:val="20"/>
+          <w:u w:val="single"/>
+        </w:rPr>
+        <w:t>what</w:t>
+      </w:r>
+      <w:r>
+        <w:rPr>
+          <w:b w:val="0"/>
+          <w:i w:val="0"/>
+          <w:sz w:val="20"/>
+          <w:u w:val="none"/>
+        </w:rPr>
+        <w:t xml:space="preserve"> we don't have enough time.</w:t>
+      </w:r>
+      <w:r>
+        <w:br/>
+      </w:r>
+      <w:r>
+        <w:rPr>
+          <w:b w:val="0"/>
+          <w:i w:val="0"/>
+          <w:sz w:val="20"/>
+          <w:u w:val="none"/>
+        </w:rPr>
+        <w:t xml:space="preserve">(b) She showed me </w:t>
+      </w:r>
+      <w:r>
+        <w:rPr>
+          <w:b w:val="0"/>
+          <w:i w:val="0"/>
+          <w:sz w:val="20"/>
+          <w:u w:val="single"/>
+        </w:rPr>
+        <w:t>what</w:t>
+      </w:r>
+      <w:r>
+        <w:rPr>
+          <w:b w:val="0"/>
+          <w:i w:val="0"/>
+          <w:sz w:val="20"/>
+          <w:u w:val="none"/>
+        </w:rPr>
+        <w:t xml:space="preserve"> she had in her pocket.</w:t>
+      </w:r>
+      <w:r>
+        <w:br/>
+      </w:r>
+      <w:r>
+        <w:rPr>
+          <w:b w:val="0"/>
+          <w:i w:val="0"/>
+          <w:sz w:val="20"/>
+          <w:u w:val="none"/>
+        </w:rPr>
+        <w:t xml:space="preserve">(c) Do you know the fact </w:t>
+      </w:r>
+      <w:r>
+        <w:rPr>
+          <w:b w:val="0"/>
+          <w:i w:val="0"/>
+          <w:sz w:val="20"/>
+          <w:u w:val="single"/>
+        </w:rPr>
+        <w:t>what</w:t>
+      </w:r>
+      <w:r>
+        <w:rPr>
+          <w:b w:val="0"/>
+          <w:i w:val="0"/>
+          <w:sz w:val="20"/>
+          <w:u w:val="none"/>
+        </w:rPr>
+        <w:t xml:space="preserve"> the Earth is round?</w:t>
+      </w:r>
+      <w:r>
+        <w:br/>
+      </w:r>
+      <w:r>
+        <w:rPr>
+          <w:b w:val="0"/>
+          <w:i w:val="0"/>
+          <w:sz w:val="20"/>
+          <w:u w:val="none"/>
+        </w:rPr>
+        <w:t xml:space="preserve">(d) This is exactly </w:t>
+      </w:r>
+      <w:r>
+        <w:rPr>
+          <w:b w:val="0"/>
+          <w:i w:val="0"/>
+          <w:sz w:val="20"/>
+          <w:u w:val="single"/>
+        </w:rPr>
+        <w:t>what</w:t>
+      </w:r>
+      <w:r>
+        <w:rPr>
+          <w:b w:val="0"/>
+          <w:i w:val="0"/>
+          <w:sz w:val="20"/>
+          <w:u w:val="none"/>
+        </w:rPr>
+        <w:t xml:space="preserve"> I was looking for.</w:t>
+      </w:r>
+      <w:r>
+        <w:br/>
+      </w:r>
+      <w:r>
+        <w:rPr>
+          <w:b w:val="0"/>
+          <w:i w:val="0"/>
+          <w:sz w:val="20"/>
+          <w:u w:val="none"/>
+        </w:rPr>
+        <w:t xml:space="preserve">(e) I think </w:t>
+      </w:r>
+      <w:r>
+        <w:rPr>
+          <w:b w:val="0"/>
+          <w:i w:val="0"/>
+          <w:sz w:val="20"/>
+          <w:u w:val="single"/>
+        </w:rPr>
+        <w:t>that</w:t>
+      </w:r>
+      <w:r>
+        <w:rPr>
+          <w:b w:val="0"/>
+          <w:i w:val="0"/>
+          <w:sz w:val="20"/>
+          <w:u w:val="none"/>
+        </w:rPr>
+        <w:t xml:space="preserve"> the story is true.</w:t>
+      </w:r>
+    </w:p>
+    <w:p>
+      <w:pPr>
+        <w:spacing w:after="10"/>
+        <w:ind w:left="170"/>
+      </w:pPr>
+      <w:r>
+        <w:rPr>
+          <w:b w:val="0"/>
+          <w:i w:val="0"/>
+          <w:sz w:val="20"/>
+          <w:u w:val="none"/>
+        </w:rPr>
+        <w:t>① (a), (b), (c)</w:t>
+      </w:r>
+    </w:p>
+    <w:p>
+      <w:pPr>
+        <w:spacing w:after="10"/>
+        <w:ind w:left="170"/>
+      </w:pPr>
+      <w:r>
+        <w:rPr>
+          <w:b w:val="0"/>
+          <w:i w:val="0"/>
+          <w:sz w:val="20"/>
+          <w:u w:val="none"/>
+        </w:rPr>
+        <w:t>② (b), (d), (e)</w:t>
+      </w:r>
+    </w:p>
+    <w:p>
+      <w:pPr>
+        <w:spacing w:after="10"/>
+        <w:ind w:left="170"/>
+      </w:pPr>
+      <w:r>
+        <w:rPr>
+          <w:b w:val="0"/>
+          <w:i w:val="0"/>
+          <w:sz w:val="20"/>
+          <w:u w:val="none"/>
+        </w:rPr>
+        <w:t>③ (a), (c), (e)</w:t>
+      </w:r>
+    </w:p>
+    <w:p>
+      <w:pPr>
+        <w:spacing w:after="10"/>
+        <w:ind w:left="170"/>
+      </w:pPr>
+      <w:r>
+        <w:rPr>
+          <w:b w:val="0"/>
+          <w:i w:val="0"/>
+          <w:sz w:val="20"/>
+          <w:u w:val="none"/>
+        </w:rPr>
+        <w:t>④ (b), (c), (d)</w:t>
+      </w:r>
+    </w:p>
+    <w:p>
+      <w:pPr>
+        <w:spacing w:after="10"/>
+        <w:ind w:left="170"/>
+      </w:pPr>
+      <w:r>
+        <w:rPr>
+          <w:b w:val="0"/>
+          <w:i w:val="0"/>
+          <w:sz w:val="20"/>
+          <w:u w:val="none"/>
+        </w:rPr>
+        <w:t>⑤ (c), (d), (e)</w:t>
+      </w:r>
+    </w:p>
+    <w:p>
+      <w:pPr>
+        <w:spacing w:after="30" w:before="100"/>
+      </w:pPr>
+      <w:r>
+        <w:rPr>
+          <w:b/>
+          <w:i w:val="0"/>
+          <w:color w:val="1F3864"/>
+          <w:sz w:val="21"/>
+          <w:u w:val="none"/>
+        </w:rPr>
+        <w:t>■ [13~18] Lesson 7 — 분사구문 · 전치사/접속사 as</w:t>
+      </w:r>
+    </w:p>
+    <w:p>
+      <w:pPr>
+        <w:spacing w:after="20" w:before="50"/>
+      </w:pPr>
+      <w:r>
+        <w:rPr>
+          <w:b/>
+          <w:i w:val="0"/>
+          <w:color w:val="1F3864"/>
+          <w:sz w:val="20"/>
+          <w:u w:val="none"/>
+        </w:rPr>
+        <w:t xml:space="preserve">13. </w:t>
+      </w:r>
+      <w:r>
+        <w:rPr>
+          <w:b w:val="0"/>
+          <w:i w:val="0"/>
+          <w:sz w:val="20"/>
+          <w:u w:val="none"/>
+        </w:rPr>
+        <w:t xml:space="preserve">밑줄 친 부분을 분사구문으로 바르게 바꾼 것은? </w:t>
+      </w:r>
+      <w:r>
+        <w:rPr>
+          <w:b w:val="0"/>
+          <w:i w:val="0"/>
+          <w:sz w:val="20"/>
+          <w:u w:val="none"/>
+        </w:rPr>
+        <w:t>(3점)</w:t>
+      </w:r>
+    </w:p>
+    <w:p>
+      <w:pPr>
         <w:spacing w:after="30"/>
         <w:ind w:left="57" w:right="57"/>
-      </w:pPr>
-      <w:r>
-        <w:rPr>
-          <w:b w:val="0"/>
-          <w:i w:val="0"/>
-          <w:sz w:val="20"/>
-          <w:u w:val="none"/>
-        </w:rPr>
-        <w:t xml:space="preserve">(a) The problem is </w:t>
-      </w:r>
-      <w:r>
-        <w:rPr>
-          <w:b w:val="0"/>
-          <w:i w:val="0"/>
-          <w:sz w:val="20"/>
-          <w:u w:val="single"/>
-        </w:rPr>
-        <w:t>what</w:t>
-      </w:r>
-      <w:r>
-        <w:rPr>
-          <w:b w:val="0"/>
-          <w:i w:val="0"/>
-          <w:sz w:val="20"/>
-          <w:u w:val="none"/>
-        </w:rPr>
-        <w:t xml:space="preserve"> we don't have enough time.</w:t>
-      </w:r>
-      <w:r>
-        <w:br/>
-      </w:r>
-      <w:r>
-        <w:rPr>
-          <w:b w:val="0"/>
-          <w:i w:val="0"/>
-          <w:sz w:val="20"/>
-          <w:u w:val="none"/>
-        </w:rPr>
-        <w:t xml:space="preserve">(b) She showed me </w:t>
-      </w:r>
-      <w:r>
-        <w:rPr>
-          <w:b w:val="0"/>
-          <w:i w:val="0"/>
-          <w:sz w:val="20"/>
-          <w:u w:val="single"/>
-        </w:rPr>
-        <w:t>what</w:t>
-      </w:r>
-      <w:r>
-        <w:rPr>
-          <w:b w:val="0"/>
-          <w:i w:val="0"/>
-          <w:sz w:val="20"/>
-          <w:u w:val="none"/>
-        </w:rPr>
-        <w:t xml:space="preserve"> she had in her pocket.</w:t>
-      </w:r>
-      <w:r>
-        <w:br/>
-      </w:r>
-      <w:r>
-        <w:rPr>
-          <w:b w:val="0"/>
-          <w:i w:val="0"/>
-          <w:sz w:val="20"/>
-          <w:u w:val="none"/>
-        </w:rPr>
-        <w:t xml:space="preserve">(c) Do you know the fact </w:t>
-      </w:r>
-      <w:r>
-        <w:rPr>
-          <w:b w:val="0"/>
-          <w:i w:val="0"/>
-          <w:sz w:val="20"/>
-          <w:u w:val="single"/>
-        </w:rPr>
-        <w:t>what</w:t>
-      </w:r>
-      <w:r>
-        <w:rPr>
-          <w:b w:val="0"/>
-          <w:i w:val="0"/>
-          <w:sz w:val="20"/>
-          <w:u w:val="none"/>
-        </w:rPr>
-        <w:t xml:space="preserve"> the Earth is round?</w:t>
-      </w:r>
-      <w:r>
-        <w:br/>
-      </w:r>
-      <w:r>
-        <w:rPr>
-          <w:b w:val="0"/>
-          <w:i w:val="0"/>
-          <w:sz w:val="20"/>
-          <w:u w:val="none"/>
-        </w:rPr>
-        <w:t xml:space="preserve">(d) This is exactly </w:t>
-      </w:r>
-      <w:r>
-        <w:rPr>
-          <w:b w:val="0"/>
-          <w:i w:val="0"/>
-          <w:sz w:val="20"/>
-          <w:u w:val="single"/>
-        </w:rPr>
-        <w:t>what</w:t>
-      </w:r>
-      <w:r>
-        <w:rPr>
-          <w:b w:val="0"/>
-          <w:i w:val="0"/>
-          <w:sz w:val="20"/>
-          <w:u w:val="none"/>
-        </w:rPr>
-        <w:t xml:space="preserve"> I was looking for.</w:t>
-      </w:r>
-      <w:r>
-        <w:br/>
-      </w:r>
-      <w:r>
-        <w:rPr>
-          <w:b w:val="0"/>
-          <w:i w:val="0"/>
-          <w:sz w:val="20"/>
-          <w:u w:val="none"/>
-        </w:rPr>
-        <w:t xml:space="preserve">(e) I think </w:t>
-      </w:r>
-      <w:r>
-        <w:rPr>
-          <w:b w:val="0"/>
-          <w:i w:val="0"/>
-          <w:sz w:val="20"/>
-          <w:u w:val="single"/>
-        </w:rPr>
-        <w:t>that</w:t>
-      </w:r>
-      <w:r>
-        <w:rPr>
-          <w:b w:val="0"/>
-          <w:i w:val="0"/>
-          <w:sz w:val="20"/>
-          <w:u w:val="none"/>
-        </w:rPr>
-        <w:t xml:space="preserve"> the story is true.</w:t>
-      </w:r>
-    </w:p>
-    <w:p>
-      <w:pPr>
-        <w:spacing w:after="10"/>
-        <w:ind w:left="170"/>
-      </w:pPr>
-      <w:r>
-        <w:rPr>
-          <w:b w:val="0"/>
-          <w:i w:val="0"/>
-          <w:sz w:val="20"/>
-          <w:u w:val="none"/>
-        </w:rPr>
-        <w:t>① (a), (b), (c)</w:t>
-      </w:r>
-    </w:p>
-    <w:p>
-      <w:pPr>
-        <w:spacing w:after="10"/>
-        <w:ind w:left="170"/>
-      </w:pPr>
-      <w:r>
-        <w:rPr>
-          <w:b w:val="0"/>
-          <w:i w:val="0"/>
-          <w:sz w:val="20"/>
-          <w:u w:val="none"/>
-        </w:rPr>
-        <w:t>② (b), (d), (e)</w:t>
-      </w:r>
-    </w:p>
-    <w:p>
-      <w:pPr>
-        <w:spacing w:after="10"/>
-        <w:ind w:left="170"/>
-      </w:pPr>
-      <w:r>
-        <w:rPr>
-          <w:b w:val="0"/>
-          <w:i w:val="0"/>
-          <w:sz w:val="20"/>
-          <w:u w:val="none"/>
-        </w:rPr>
-        <w:t>③ (a), (c), (e)</w:t>
-      </w:r>
-    </w:p>
-    <w:p>
-      <w:pPr>
-        <w:spacing w:after="10"/>
-        <w:ind w:left="170"/>
-      </w:pPr>
-      <w:r>
-        <w:rPr>
-          <w:b w:val="0"/>
-          <w:i w:val="0"/>
-          <w:sz w:val="20"/>
-          <w:u w:val="none"/>
-        </w:rPr>
-        <w:t>④ (b), (c), (d)</w:t>
-      </w:r>
-    </w:p>
-    <w:p>
-      <w:pPr>
-        <w:spacing w:after="10"/>
-        <w:ind w:left="170"/>
-      </w:pPr>
-      <w:r>
-        <w:rPr>
-          <w:b w:val="0"/>
-          <w:i w:val="0"/>
-          <w:sz w:val="20"/>
-          <w:u w:val="none"/>
-        </w:rPr>
-        <w:t>⑤ (c), (d), (e)</w:t>
-      </w:r>
-    </w:p>
-    <w:p>
-      <w:pPr>
-        <w:spacing w:after="30" w:before="100"/>
-      </w:pPr>
-      <w:r>
-        <w:rPr>
-          <w:b/>
-          <w:i w:val="0"/>
-          <w:color w:val="1F3864"/>
-          <w:sz w:val="21"/>
-          <w:u w:val="none"/>
-        </w:rPr>
-        <w:t>■ [13~18] Lesson 7 — 분사구문 · 전치사/접속사 as</w:t>
-      </w:r>
-    </w:p>
-    <w:p>
-      <w:pPr>
-        <w:spacing w:after="20" w:before="50"/>
-      </w:pPr>
-      <w:r>
-        <w:rPr>
-          <w:b/>
-          <w:i w:val="0"/>
-          <w:color w:val="1F3864"/>
-          <w:sz w:val="20"/>
-          <w:u w:val="none"/>
-        </w:rPr>
-        <w:t xml:space="preserve">13. </w:t>
-      </w:r>
-      <w:r>
-        <w:rPr>
-          <w:b w:val="0"/>
-          <w:i w:val="0"/>
-          <w:sz w:val="20"/>
-          <w:u w:val="none"/>
-        </w:rPr>
-        <w:t xml:space="preserve">밑줄 친 부분을 분사구문으로 바르게 바꾼 것은? </w:t>
-      </w:r>
-      <w:r>
-        <w:rPr>
-          <w:b w:val="0"/>
-          <w:i w:val="0"/>
-          <w:sz w:val="20"/>
-          <w:u w:val="none"/>
-        </w:rPr>
-        <w:t>(3점)</w:t>
-      </w:r>
-    </w:p>
-    <w:p>
-      <w:pPr>
         <w:pBdr>
           <w:top w:val="single" w:sz="4" w:space="3" w:color="8DA2C4"/>
           <w:left w:val="single" w:sz="4" w:space="3" w:color="8DA2C4"/>
@@ -1873,282 +1875,282 @@
           <w:right w:val="single" w:sz="4" w:space="3" w:color="8DA2C4"/>
         </w:pBdr>
         <w:shd w:val="clear" w:color="auto" w:fill="F7F9FC"/>
+      </w:pPr>
+      <w:r>
+        <w:rPr>
+          <w:b w:val="0"/>
+          <w:i w:val="0"/>
+          <w:sz w:val="20"/>
+          <w:u w:val="single"/>
+        </w:rPr>
+        <w:t>After he heard the news</w:t>
+      </w:r>
+      <w:r>
+        <w:rPr>
+          <w:b w:val="0"/>
+          <w:i w:val="0"/>
+          <w:sz w:val="20"/>
+          <w:u w:val="none"/>
+        </w:rPr>
+        <w:t>, Tom jumped with joy.</w:t>
+      </w:r>
+    </w:p>
+    <w:p>
+      <w:pPr>
+        <w:spacing w:after="10"/>
+        <w:ind w:left="170"/>
+      </w:pPr>
+      <w:r>
+        <w:rPr>
+          <w:b w:val="0"/>
+          <w:i w:val="0"/>
+          <w:sz w:val="20"/>
+          <w:u w:val="none"/>
+        </w:rPr>
+        <w:t>① Heard the news, Tom jumped with joy.</w:t>
+      </w:r>
+    </w:p>
+    <w:p>
+      <w:pPr>
+        <w:spacing w:after="10"/>
+        <w:ind w:left="170"/>
+      </w:pPr>
+      <w:r>
+        <w:rPr>
+          <w:b w:val="0"/>
+          <w:i w:val="0"/>
+          <w:sz w:val="20"/>
+          <w:u w:val="none"/>
+        </w:rPr>
+        <w:t>② Hearing the news, Tom jumped with joy.</w:t>
+      </w:r>
+    </w:p>
+    <w:p>
+      <w:pPr>
+        <w:spacing w:after="10"/>
+        <w:ind w:left="170"/>
+      </w:pPr>
+      <w:r>
+        <w:rPr>
+          <w:b w:val="0"/>
+          <w:i w:val="0"/>
+          <w:sz w:val="20"/>
+          <w:u w:val="none"/>
+        </w:rPr>
+        <w:t>③ He hearing the news, Tom jumped with joy.</w:t>
+      </w:r>
+    </w:p>
+    <w:p>
+      <w:pPr>
+        <w:spacing w:after="10"/>
+        <w:ind w:left="170"/>
+      </w:pPr>
+      <w:r>
+        <w:rPr>
+          <w:b w:val="0"/>
+          <w:i w:val="0"/>
+          <w:sz w:val="20"/>
+          <w:u w:val="none"/>
+        </w:rPr>
+        <w:t>④ After heard the news, Tom jumped with joy.</w:t>
+      </w:r>
+    </w:p>
+    <w:p>
+      <w:pPr>
+        <w:spacing w:after="10"/>
+        <w:ind w:left="170"/>
+      </w:pPr>
+      <w:r>
+        <w:rPr>
+          <w:b w:val="0"/>
+          <w:i w:val="0"/>
+          <w:sz w:val="20"/>
+          <w:u w:val="none"/>
+        </w:rPr>
+        <w:t>⑤ Being heard the news, Tom jumped with joy.</w:t>
+      </w:r>
+    </w:p>
+    <w:p>
+      <w:pPr>
+        <w:spacing w:after="20" w:before="50"/>
+      </w:pPr>
+      <w:r>
+        <w:rPr>
+          <w:b/>
+          <w:i w:val="0"/>
+          <w:color w:val="1F3864"/>
+          <w:sz w:val="20"/>
+          <w:u w:val="none"/>
+        </w:rPr>
+        <w:t xml:space="preserve">14. </w:t>
+      </w:r>
+      <w:r>
+        <w:rPr>
+          <w:b w:val="0"/>
+          <w:i w:val="0"/>
+          <w:sz w:val="20"/>
+          <w:u w:val="none"/>
+        </w:rPr>
+        <w:t xml:space="preserve">다음 중 어법상 </w:t>
+      </w:r>
+      <w:r>
+        <w:rPr>
+          <w:b/>
+          <w:i w:val="0"/>
+          <w:sz w:val="20"/>
+          <w:u w:val="none"/>
+        </w:rPr>
+        <w:t>옳은</w:t>
+      </w:r>
+      <w:r>
+        <w:rPr>
+          <w:b w:val="0"/>
+          <w:i w:val="0"/>
+          <w:sz w:val="20"/>
+          <w:u w:val="none"/>
+        </w:rPr>
+        <w:t xml:space="preserve"> 문장을 </w:t>
+      </w:r>
+      <w:r>
+        <w:rPr>
+          <w:b/>
+          <w:i w:val="0"/>
+          <w:sz w:val="20"/>
+          <w:u w:val="none"/>
+        </w:rPr>
+        <w:t>있는 대로</w:t>
+      </w:r>
+      <w:r>
+        <w:rPr>
+          <w:b w:val="0"/>
+          <w:i w:val="0"/>
+          <w:sz w:val="20"/>
+          <w:u w:val="none"/>
+        </w:rPr>
+        <w:t xml:space="preserve"> 고르면? </w:t>
+      </w:r>
+      <w:r>
+        <w:rPr>
+          <w:b w:val="0"/>
+          <w:i w:val="0"/>
+          <w:sz w:val="20"/>
+          <w:u w:val="none"/>
+        </w:rPr>
+        <w:t>(4점)</w:t>
+      </w:r>
+    </w:p>
+    <w:p>
+      <w:pPr>
+        <w:spacing w:after="10"/>
+        <w:ind w:left="170"/>
+      </w:pPr>
+      <w:r>
+        <w:rPr>
+          <w:b w:val="0"/>
+          <w:i w:val="0"/>
+          <w:sz w:val="20"/>
+          <w:u w:val="none"/>
+        </w:rPr>
+        <w:t>① Feeling tired, she went to bed early.</w:t>
+      </w:r>
+    </w:p>
+    <w:p>
+      <w:pPr>
+        <w:spacing w:after="10"/>
+        <w:ind w:left="170"/>
+      </w:pPr>
+      <w:r>
+        <w:rPr>
+          <w:b w:val="0"/>
+          <w:i w:val="0"/>
+          <w:sz w:val="20"/>
+          <w:u w:val="none"/>
+        </w:rPr>
+        <w:t>② Written in easy English, this book is good for beginners.</w:t>
+      </w:r>
+    </w:p>
+    <w:p>
+      <w:pPr>
+        <w:spacing w:after="10"/>
+        <w:ind w:left="170"/>
+      </w:pPr>
+      <w:r>
+        <w:rPr>
+          <w:b w:val="0"/>
+          <w:i w:val="0"/>
+          <w:sz w:val="20"/>
+          <w:u w:val="none"/>
+        </w:rPr>
+        <w:t>③ Arriving at the store, I found it closed.</w:t>
+      </w:r>
+    </w:p>
+    <w:p>
+      <w:pPr>
+        <w:spacing w:after="10"/>
+        <w:ind w:left="170"/>
+      </w:pPr>
+      <w:r>
+        <w:rPr>
+          <w:b w:val="0"/>
+          <w:i w:val="0"/>
+          <w:sz w:val="20"/>
+          <w:u w:val="none"/>
+        </w:rPr>
+        <w:t>④ He left the house with the heater turning on.</w:t>
+      </w:r>
+    </w:p>
+    <w:p>
+      <w:pPr>
+        <w:spacing w:after="10"/>
+        <w:ind w:left="170"/>
+      </w:pPr>
+      <w:r>
+        <w:rPr>
+          <w:b w:val="0"/>
+          <w:i w:val="0"/>
+          <w:sz w:val="20"/>
+          <w:u w:val="none"/>
+        </w:rPr>
+        <w:t>⑤ Big data is improving the performance of players, made sports more exciting.</w:t>
+      </w:r>
+    </w:p>
+    <w:p>
+      <w:pPr>
+        <w:spacing w:after="20" w:before="50"/>
+      </w:pPr>
+      <w:r>
+        <w:rPr>
+          <w:b/>
+          <w:i w:val="0"/>
+          <w:color w:val="1F3864"/>
+          <w:sz w:val="20"/>
+          <w:u w:val="none"/>
+        </w:rPr>
+        <w:t xml:space="preserve">15. </w:t>
+      </w:r>
+      <w:r>
+        <w:rPr>
+          <w:b w:val="0"/>
+          <w:i w:val="0"/>
+          <w:sz w:val="20"/>
+          <w:u w:val="none"/>
+        </w:rPr>
+        <w:t xml:space="preserve">밑줄 친 분사구문을 절로 바꿀 때 가장 알맞은 것은? </w:t>
+      </w:r>
+      <w:r>
+        <w:rPr>
+          <w:b w:val="0"/>
+          <w:i w:val="0"/>
+          <w:sz w:val="20"/>
+          <w:u w:val="none"/>
+        </w:rPr>
+        <w:t>(3점)</w:t>
+      </w:r>
+    </w:p>
+    <w:p>
+      <w:pPr>
         <w:spacing w:after="30"/>
         <w:ind w:left="57" w:right="57"/>
-      </w:pPr>
-      <w:r>
-        <w:rPr>
-          <w:b w:val="0"/>
-          <w:i w:val="0"/>
-          <w:sz w:val="20"/>
-          <w:u w:val="single"/>
-        </w:rPr>
-        <w:t>When he saw the police</w:t>
-      </w:r>
-      <w:r>
-        <w:rPr>
-          <w:b w:val="0"/>
-          <w:i w:val="0"/>
-          <w:sz w:val="20"/>
-          <w:u w:val="none"/>
-        </w:rPr>
-        <w:t>, he ran away.</w:t>
-      </w:r>
-    </w:p>
-    <w:p>
-      <w:pPr>
-        <w:spacing w:after="10"/>
-        <w:ind w:left="170"/>
-      </w:pPr>
-      <w:r>
-        <w:rPr>
-          <w:b w:val="0"/>
-          <w:i w:val="0"/>
-          <w:sz w:val="20"/>
-          <w:u w:val="none"/>
-        </w:rPr>
-        <w:t>① Seen the police, he ran away.</w:t>
-      </w:r>
-    </w:p>
-    <w:p>
-      <w:pPr>
-        <w:spacing w:after="10"/>
-        <w:ind w:left="170"/>
-      </w:pPr>
-      <w:r>
-        <w:rPr>
-          <w:b w:val="0"/>
-          <w:i w:val="0"/>
-          <w:sz w:val="20"/>
-          <w:u w:val="none"/>
-        </w:rPr>
-        <w:t>② Seeing the police, he ran away.</w:t>
-      </w:r>
-    </w:p>
-    <w:p>
-      <w:pPr>
-        <w:spacing w:after="10"/>
-        <w:ind w:left="170"/>
-      </w:pPr>
-      <w:r>
-        <w:rPr>
-          <w:b w:val="0"/>
-          <w:i w:val="0"/>
-          <w:sz w:val="20"/>
-          <w:u w:val="none"/>
-        </w:rPr>
-        <w:t>③ He seeing the police, he ran away.</w:t>
-      </w:r>
-    </w:p>
-    <w:p>
-      <w:pPr>
-        <w:spacing w:after="10"/>
-        <w:ind w:left="170"/>
-      </w:pPr>
-      <w:r>
-        <w:rPr>
-          <w:b w:val="0"/>
-          <w:i w:val="0"/>
-          <w:sz w:val="20"/>
-          <w:u w:val="none"/>
-        </w:rPr>
-        <w:t>④ When saw the police, he ran away.</w:t>
-      </w:r>
-    </w:p>
-    <w:p>
-      <w:pPr>
-        <w:spacing w:after="10"/>
-        <w:ind w:left="170"/>
-      </w:pPr>
-      <w:r>
-        <w:rPr>
-          <w:b w:val="0"/>
-          <w:i w:val="0"/>
-          <w:sz w:val="20"/>
-          <w:u w:val="none"/>
-        </w:rPr>
-        <w:t>⑤ Being seen the police, he ran away.</w:t>
-      </w:r>
-    </w:p>
-    <w:p>
-      <w:pPr>
-        <w:spacing w:after="20" w:before="50"/>
-      </w:pPr>
-      <w:r>
-        <w:rPr>
-          <w:b/>
-          <w:i w:val="0"/>
-          <w:color w:val="1F3864"/>
-          <w:sz w:val="20"/>
-          <w:u w:val="none"/>
-        </w:rPr>
-        <w:t xml:space="preserve">14. </w:t>
-      </w:r>
-      <w:r>
-        <w:rPr>
-          <w:b w:val="0"/>
-          <w:i w:val="0"/>
-          <w:sz w:val="20"/>
-          <w:u w:val="none"/>
-        </w:rPr>
-        <w:t xml:space="preserve">다음 중 어법상 </w:t>
-      </w:r>
-      <w:r>
-        <w:rPr>
-          <w:b/>
-          <w:i w:val="0"/>
-          <w:sz w:val="20"/>
-          <w:u w:val="none"/>
-        </w:rPr>
-        <w:t>옳은</w:t>
-      </w:r>
-      <w:r>
-        <w:rPr>
-          <w:b w:val="0"/>
-          <w:i w:val="0"/>
-          <w:sz w:val="20"/>
-          <w:u w:val="none"/>
-        </w:rPr>
-        <w:t xml:space="preserve"> 문장을 </w:t>
-      </w:r>
-      <w:r>
-        <w:rPr>
-          <w:b/>
-          <w:i w:val="0"/>
-          <w:sz w:val="20"/>
-          <w:u w:val="none"/>
-        </w:rPr>
-        <w:t>있는 대로</w:t>
-      </w:r>
-      <w:r>
-        <w:rPr>
-          <w:b w:val="0"/>
-          <w:i w:val="0"/>
-          <w:sz w:val="20"/>
-          <w:u w:val="none"/>
-        </w:rPr>
-        <w:t xml:space="preserve"> 고르면? </w:t>
-      </w:r>
-      <w:r>
-        <w:rPr>
-          <w:b w:val="0"/>
-          <w:i w:val="0"/>
-          <w:sz w:val="20"/>
-          <w:u w:val="none"/>
-        </w:rPr>
-        <w:t>(4점)</w:t>
-      </w:r>
-    </w:p>
-    <w:p>
-      <w:pPr>
-        <w:spacing w:after="10"/>
-        <w:ind w:left="170"/>
-      </w:pPr>
-      <w:r>
-        <w:rPr>
-          <w:b w:val="0"/>
-          <w:i w:val="0"/>
-          <w:sz w:val="20"/>
-          <w:u w:val="none"/>
-        </w:rPr>
-        <w:t>① Using various methods, experts analyze big data.</w:t>
-      </w:r>
-    </w:p>
-    <w:p>
-      <w:pPr>
-        <w:spacing w:after="10"/>
-        <w:ind w:left="170"/>
-      </w:pPr>
-      <w:r>
-        <w:rPr>
-          <w:b w:val="0"/>
-          <w:i w:val="0"/>
-          <w:sz w:val="20"/>
-          <w:u w:val="none"/>
-        </w:rPr>
-        <w:t>② Written in English, the book was hard to read.</w:t>
-      </w:r>
-    </w:p>
-    <w:p>
-      <w:pPr>
-        <w:spacing w:after="10"/>
-        <w:ind w:left="170"/>
-      </w:pPr>
-      <w:r>
-        <w:rPr>
-          <w:b w:val="0"/>
-          <w:i w:val="0"/>
-          <w:sz w:val="20"/>
-          <w:u w:val="none"/>
-        </w:rPr>
-        <w:t>③ Feeling tired, I went to bed early.</w:t>
-      </w:r>
-    </w:p>
-    <w:p>
-      <w:pPr>
-        <w:spacing w:after="10"/>
-        <w:ind w:left="170"/>
-      </w:pPr>
-      <w:r>
-        <w:rPr>
-          <w:b w:val="0"/>
-          <w:i w:val="0"/>
-          <w:sz w:val="20"/>
-          <w:u w:val="none"/>
-        </w:rPr>
-        <w:t>④ Walked home, I met Tom.</w:t>
-      </w:r>
-    </w:p>
-    <w:p>
-      <w:pPr>
-        <w:spacing w:after="10"/>
-        <w:ind w:left="170"/>
-      </w:pPr>
-      <w:r>
-        <w:rPr>
-          <w:b w:val="0"/>
-          <w:i w:val="0"/>
-          <w:sz w:val="20"/>
-          <w:u w:val="none"/>
-        </w:rPr>
-        <w:t>⑤ Big data is improving the performance of players, made sports more exciting.</w:t>
-      </w:r>
-    </w:p>
-    <w:p>
-      <w:pPr>
-        <w:spacing w:after="20" w:before="50"/>
-      </w:pPr>
-      <w:r>
-        <w:rPr>
-          <w:b/>
-          <w:i w:val="0"/>
-          <w:color w:val="1F3864"/>
-          <w:sz w:val="20"/>
-          <w:u w:val="none"/>
-        </w:rPr>
-        <w:t xml:space="preserve">15. </w:t>
-      </w:r>
-      <w:r>
-        <w:rPr>
-          <w:b w:val="0"/>
-          <w:i w:val="0"/>
-          <w:sz w:val="20"/>
-          <w:u w:val="none"/>
-        </w:rPr>
-        <w:t xml:space="preserve">밑줄 친 분사구문을 절로 바꿀 때 가장 알맞은 것은? </w:t>
-      </w:r>
-      <w:r>
-        <w:rPr>
-          <w:b w:val="0"/>
-          <w:i w:val="0"/>
-          <w:sz w:val="20"/>
-          <w:u w:val="none"/>
-        </w:rPr>
-        <w:t>(3점)</w:t>
-      </w:r>
-    </w:p>
-    <w:p>
-      <w:pPr>
         <w:pBdr>
           <w:top w:val="single" w:sz="4" w:space="3" w:color="8DA2C4"/>
           <w:left w:val="single" w:sz="4" w:space="3" w:color="8DA2C4"/>
@@ -2156,156 +2158,156 @@
           <w:right w:val="single" w:sz="4" w:space="3" w:color="8DA2C4"/>
         </w:pBdr>
         <w:shd w:val="clear" w:color="auto" w:fill="F7F9FC"/>
+      </w:pPr>
+      <w:r>
+        <w:rPr>
+          <w:b w:val="0"/>
+          <w:i w:val="0"/>
+          <w:sz w:val="20"/>
+          <w:u w:val="single"/>
+        </w:rPr>
+        <w:t>Not feeling well</w:t>
+      </w:r>
+      <w:r>
+        <w:rPr>
+          <w:b w:val="0"/>
+          <w:i w:val="0"/>
+          <w:sz w:val="20"/>
+          <w:u w:val="none"/>
+        </w:rPr>
+        <w:t>, he stayed home.</w:t>
+      </w:r>
+    </w:p>
+    <w:p>
+      <w:pPr>
+        <w:spacing w:after="10"/>
+        <w:ind w:left="170"/>
+      </w:pPr>
+      <w:r>
+        <w:rPr>
+          <w:b w:val="0"/>
+          <w:i w:val="0"/>
+          <w:sz w:val="20"/>
+          <w:u w:val="none"/>
+        </w:rPr>
+        <w:t>① As he felt well</w:t>
+      </w:r>
+    </w:p>
+    <w:p>
+      <w:pPr>
+        <w:spacing w:after="10"/>
+        <w:ind w:left="170"/>
+      </w:pPr>
+      <w:r>
+        <w:rPr>
+          <w:b w:val="0"/>
+          <w:i w:val="0"/>
+          <w:sz w:val="20"/>
+          <w:u w:val="none"/>
+        </w:rPr>
+        <w:t>② As he didn't feel well</w:t>
+      </w:r>
+    </w:p>
+    <w:p>
+      <w:pPr>
+        <w:spacing w:after="10"/>
+        <w:ind w:left="170"/>
+      </w:pPr>
+      <w:r>
+        <w:rPr>
+          <w:b w:val="0"/>
+          <w:i w:val="0"/>
+          <w:sz w:val="20"/>
+          <w:u w:val="none"/>
+        </w:rPr>
+        <w:t>③ If he doesn't feel well</w:t>
+      </w:r>
+    </w:p>
+    <w:p>
+      <w:pPr>
+        <w:spacing w:after="10"/>
+        <w:ind w:left="170"/>
+      </w:pPr>
+      <w:r>
+        <w:rPr>
+          <w:b w:val="0"/>
+          <w:i w:val="0"/>
+          <w:sz w:val="20"/>
+          <w:u w:val="none"/>
+        </w:rPr>
+        <w:t>④ Although he felt well</w:t>
+      </w:r>
+    </w:p>
+    <w:p>
+      <w:pPr>
+        <w:spacing w:after="10"/>
+        <w:ind w:left="170"/>
+      </w:pPr>
+      <w:r>
+        <w:rPr>
+          <w:b w:val="0"/>
+          <w:i w:val="0"/>
+          <w:sz w:val="20"/>
+          <w:u w:val="none"/>
+        </w:rPr>
+        <w:t>⑤ When he feels well</w:t>
+      </w:r>
+    </w:p>
+    <w:p>
+      <w:pPr>
+        <w:spacing w:after="20" w:before="50"/>
+      </w:pPr>
+      <w:r>
+        <w:rPr>
+          <w:b/>
+          <w:i w:val="0"/>
+          <w:color w:val="1F3864"/>
+          <w:sz w:val="20"/>
+          <w:u w:val="none"/>
+        </w:rPr>
+        <w:t xml:space="preserve">16. </w:t>
+      </w:r>
+      <w:r>
+        <w:rPr>
+          <w:b w:val="0"/>
+          <w:i w:val="0"/>
+          <w:sz w:val="20"/>
+          <w:u w:val="none"/>
+        </w:rPr>
+        <w:t xml:space="preserve">다음 문장에서 어법상 </w:t>
+      </w:r>
+      <w:r>
+        <w:rPr>
+          <w:b/>
+          <w:i w:val="0"/>
+          <w:sz w:val="20"/>
+          <w:u w:val="none"/>
+        </w:rPr>
+        <w:t>어색한</w:t>
+      </w:r>
+      <w:r>
+        <w:rPr>
+          <w:b w:val="0"/>
+          <w:i w:val="0"/>
+          <w:sz w:val="20"/>
+          <w:u w:val="none"/>
+        </w:rPr>
+        <w:t xml:space="preserve"> 부분을 찾아 바르게 고쳐 쓰시오. </w:t>
+      </w:r>
+      <w:r>
+        <w:rPr>
+          <w:b w:val="0"/>
+          <w:i w:val="0"/>
+          <w:sz w:val="20"/>
+          <w:u w:val="none"/>
+        </w:rPr>
+        <w:t>(4점)</w:t>
+      </w:r>
+    </w:p>
+    <w:p>
+      <w:pPr>
         <w:spacing w:after="30"/>
         <w:ind w:left="57" w:right="57"/>
-      </w:pPr>
-      <w:r>
-        <w:rPr>
-          <w:b w:val="0"/>
-          <w:i w:val="0"/>
-          <w:sz w:val="20"/>
-          <w:u w:val="single"/>
-        </w:rPr>
-        <w:t>Not knowing what to say</w:t>
-      </w:r>
-      <w:r>
-        <w:rPr>
-          <w:b w:val="0"/>
-          <w:i w:val="0"/>
-          <w:sz w:val="20"/>
-          <w:u w:val="none"/>
-        </w:rPr>
-        <w:t>, she kept silent.</w:t>
-      </w:r>
-    </w:p>
-    <w:p>
-      <w:pPr>
-        <w:spacing w:after="10"/>
-        <w:ind w:left="170"/>
-      </w:pPr>
-      <w:r>
-        <w:rPr>
-          <w:b w:val="0"/>
-          <w:i w:val="0"/>
-          <w:sz w:val="20"/>
-          <w:u w:val="none"/>
-        </w:rPr>
-        <w:t>① Because she knew what to say</w:t>
-      </w:r>
-    </w:p>
-    <w:p>
-      <w:pPr>
-        <w:spacing w:after="10"/>
-        <w:ind w:left="170"/>
-      </w:pPr>
-      <w:r>
-        <w:rPr>
-          <w:b w:val="0"/>
-          <w:i w:val="0"/>
-          <w:sz w:val="20"/>
-          <w:u w:val="none"/>
-        </w:rPr>
-        <w:t>② Because she didn't know what to say</w:t>
-      </w:r>
-    </w:p>
-    <w:p>
-      <w:pPr>
-        <w:spacing w:after="10"/>
-        <w:ind w:left="170"/>
-      </w:pPr>
-      <w:r>
-        <w:rPr>
-          <w:b w:val="0"/>
-          <w:i w:val="0"/>
-          <w:sz w:val="20"/>
-          <w:u w:val="none"/>
-        </w:rPr>
-        <w:t>③ If she doesn't know what to say</w:t>
-      </w:r>
-    </w:p>
-    <w:p>
-      <w:pPr>
-        <w:spacing w:after="10"/>
-        <w:ind w:left="170"/>
-      </w:pPr>
-      <w:r>
-        <w:rPr>
-          <w:b w:val="0"/>
-          <w:i w:val="0"/>
-          <w:sz w:val="20"/>
-          <w:u w:val="none"/>
-        </w:rPr>
-        <w:t>④ Although she knew what to say</w:t>
-      </w:r>
-    </w:p>
-    <w:p>
-      <w:pPr>
-        <w:spacing w:after="10"/>
-        <w:ind w:left="170"/>
-      </w:pPr>
-      <w:r>
-        <w:rPr>
-          <w:b w:val="0"/>
-          <w:i w:val="0"/>
-          <w:sz w:val="20"/>
-          <w:u w:val="none"/>
-        </w:rPr>
-        <w:t>⑤ When she knows what to say</w:t>
-      </w:r>
-    </w:p>
-    <w:p>
-      <w:pPr>
-        <w:spacing w:after="20" w:before="50"/>
-      </w:pPr>
-      <w:r>
-        <w:rPr>
-          <w:b/>
-          <w:i w:val="0"/>
-          <w:color w:val="1F3864"/>
-          <w:sz w:val="20"/>
-          <w:u w:val="none"/>
-        </w:rPr>
-        <w:t xml:space="preserve">16. </w:t>
-      </w:r>
-      <w:r>
-        <w:rPr>
-          <w:b w:val="0"/>
-          <w:i w:val="0"/>
-          <w:sz w:val="20"/>
-          <w:u w:val="none"/>
-        </w:rPr>
-        <w:t xml:space="preserve">다음 문장에서 어법상 </w:t>
-      </w:r>
-      <w:r>
-        <w:rPr>
-          <w:b/>
-          <w:i w:val="0"/>
-          <w:sz w:val="20"/>
-          <w:u w:val="none"/>
-        </w:rPr>
-        <w:t>어색한</w:t>
-      </w:r>
-      <w:r>
-        <w:rPr>
-          <w:b w:val="0"/>
-          <w:i w:val="0"/>
-          <w:sz w:val="20"/>
-          <w:u w:val="none"/>
-        </w:rPr>
-        <w:t xml:space="preserve"> 부분을 찾아 바르게 고쳐 쓰시오. </w:t>
-      </w:r>
-      <w:r>
-        <w:rPr>
-          <w:b w:val="0"/>
-          <w:i w:val="0"/>
-          <w:sz w:val="20"/>
-          <w:u w:val="none"/>
-        </w:rPr>
-        <w:t>(4점)</w:t>
-      </w:r>
-    </w:p>
-    <w:p>
-      <w:pPr>
         <w:pBdr>
           <w:top w:val="single" w:sz="4" w:space="3" w:color="8DA2C4"/>
           <w:left w:val="single" w:sz="4" w:space="3" w:color="8DA2C4"/>
@@ -2313,285 +2315,285 @@
           <w:right w:val="single" w:sz="4" w:space="3" w:color="8DA2C4"/>
         </w:pBdr>
         <w:shd w:val="clear" w:color="auto" w:fill="F7F9FC"/>
+      </w:pPr>
+      <w:r>
+        <w:rPr>
+          <w:b w:val="0"/>
+          <w:i w:val="0"/>
+          <w:sz w:val="20"/>
+          <w:u w:val="none"/>
+        </w:rPr>
+        <w:t>Frightening by the thunder, the dog hid behind the couch.</w:t>
+      </w:r>
+    </w:p>
+    <w:p>
+      <w:pPr>
+        <w:spacing w:after="30"/>
+        <w:ind w:left="170"/>
+      </w:pPr>
+      <w:r>
+        <w:rPr>
+          <w:b w:val="0"/>
+          <w:i w:val="0"/>
+          <w:sz w:val="20"/>
+          <w:u w:val="none"/>
+        </w:rPr>
+        <w:t>____________ → ____________</w:t>
+      </w:r>
+    </w:p>
+    <w:p>
+      <w:pPr>
+        <w:spacing w:after="20" w:before="50"/>
+      </w:pPr>
+      <w:r>
+        <w:rPr>
+          <w:b/>
+          <w:i w:val="0"/>
+          <w:color w:val="1F3864"/>
+          <w:sz w:val="20"/>
+          <w:u w:val="none"/>
+        </w:rPr>
+        <w:t xml:space="preserve">17. </w:t>
+      </w:r>
+      <w:r>
+        <w:rPr>
+          <w:b w:val="0"/>
+          <w:i w:val="0"/>
+          <w:sz w:val="20"/>
+          <w:u w:val="none"/>
+        </w:rPr>
+        <w:t xml:space="preserve">밑줄 친 as의 쓰임이 나머지 넷과 </w:t>
+      </w:r>
+      <w:r>
+        <w:rPr>
+          <w:b/>
+          <w:i w:val="0"/>
+          <w:sz w:val="20"/>
+          <w:u w:val="none"/>
+        </w:rPr>
+        <w:t>다른</w:t>
+      </w:r>
+      <w:r>
+        <w:rPr>
+          <w:b w:val="0"/>
+          <w:i w:val="0"/>
+          <w:sz w:val="20"/>
+          <w:u w:val="none"/>
+        </w:rPr>
+        <w:t xml:space="preserve"> 것은? </w:t>
+      </w:r>
+      <w:r>
+        <w:rPr>
+          <w:b w:val="0"/>
+          <w:i w:val="0"/>
+          <w:sz w:val="20"/>
+          <w:u w:val="none"/>
+        </w:rPr>
+        <w:t>(3점)</w:t>
+      </w:r>
+    </w:p>
+    <w:p>
+      <w:pPr>
+        <w:spacing w:after="10"/>
+        <w:ind w:left="170"/>
+      </w:pPr>
+      <w:r>
+        <w:rPr>
+          <w:b w:val="0"/>
+          <w:i w:val="0"/>
+          <w:sz w:val="20"/>
+          <w:u w:val="none"/>
+        </w:rPr>
+        <w:t xml:space="preserve">① </w:t>
+      </w:r>
+      <w:r>
+        <w:rPr>
+          <w:b w:val="0"/>
+          <w:i w:val="0"/>
+          <w:sz w:val="20"/>
+          <w:u w:val="single"/>
+        </w:rPr>
+        <w:t>As</w:t>
+      </w:r>
+      <w:r>
+        <w:rPr>
+          <w:b w:val="0"/>
+          <w:i w:val="0"/>
+          <w:sz w:val="20"/>
+          <w:u w:val="none"/>
+        </w:rPr>
+        <w:t xml:space="preserve"> it was getting late, I had to leave for home.</w:t>
+      </w:r>
+    </w:p>
+    <w:p>
+      <w:pPr>
+        <w:spacing w:after="10"/>
+        <w:ind w:left="170"/>
+      </w:pPr>
+      <w:r>
+        <w:rPr>
+          <w:b w:val="0"/>
+          <w:i w:val="0"/>
+          <w:sz w:val="20"/>
+          <w:u w:val="none"/>
+        </w:rPr>
+        <w:t xml:space="preserve">② We see him quite often, </w:t>
+      </w:r>
+      <w:r>
+        <w:rPr>
+          <w:b w:val="0"/>
+          <w:i w:val="0"/>
+          <w:sz w:val="20"/>
+          <w:u w:val="single"/>
+        </w:rPr>
+        <w:t>as</w:t>
+      </w:r>
+      <w:r>
+        <w:rPr>
+          <w:b w:val="0"/>
+          <w:i w:val="0"/>
+          <w:sz w:val="20"/>
+          <w:u w:val="none"/>
+        </w:rPr>
+        <w:t xml:space="preserve"> he lives near us.</w:t>
+      </w:r>
+    </w:p>
+    <w:p>
+      <w:pPr>
+        <w:spacing w:after="10"/>
+        <w:ind w:left="170"/>
+      </w:pPr>
+      <w:r>
+        <w:rPr>
+          <w:b w:val="0"/>
+          <w:i w:val="0"/>
+          <w:sz w:val="20"/>
+          <w:u w:val="none"/>
+        </w:rPr>
+        <w:t xml:space="preserve">③ </w:t>
+      </w:r>
+      <w:r>
+        <w:rPr>
+          <w:b w:val="0"/>
+          <w:i w:val="0"/>
+          <w:sz w:val="20"/>
+          <w:u w:val="single"/>
+        </w:rPr>
+        <w:t>As</w:t>
+      </w:r>
+      <w:r>
+        <w:rPr>
+          <w:b w:val="0"/>
+          <w:i w:val="0"/>
+          <w:sz w:val="20"/>
+          <w:u w:val="none"/>
+        </w:rPr>
+        <w:t xml:space="preserve"> I got up late this morning, I missed the school bus.</w:t>
+      </w:r>
+    </w:p>
+    <w:p>
+      <w:pPr>
+        <w:spacing w:after="10"/>
+        <w:ind w:left="170"/>
+      </w:pPr>
+      <w:r>
+        <w:rPr>
+          <w:b w:val="0"/>
+          <w:i w:val="0"/>
+          <w:sz w:val="20"/>
+          <w:u w:val="none"/>
+        </w:rPr>
+        <w:t xml:space="preserve">④ I respect him </w:t>
+      </w:r>
+      <w:r>
+        <w:rPr>
+          <w:b w:val="0"/>
+          <w:i w:val="0"/>
+          <w:sz w:val="20"/>
+          <w:u w:val="single"/>
+        </w:rPr>
+        <w:t>as</w:t>
+      </w:r>
+      <w:r>
+        <w:rPr>
+          <w:b w:val="0"/>
+          <w:i w:val="0"/>
+          <w:sz w:val="20"/>
+          <w:u w:val="none"/>
+        </w:rPr>
+        <w:t xml:space="preserve"> a doctor.</w:t>
+      </w:r>
+    </w:p>
+    <w:p>
+      <w:pPr>
+        <w:spacing w:after="10"/>
+        <w:ind w:left="170"/>
+      </w:pPr>
+      <w:r>
+        <w:rPr>
+          <w:b w:val="0"/>
+          <w:i w:val="0"/>
+          <w:sz w:val="20"/>
+          <w:u w:val="none"/>
+        </w:rPr>
+        <w:t xml:space="preserve">⑤ He was very disappointed </w:t>
+      </w:r>
+      <w:r>
+        <w:rPr>
+          <w:b w:val="0"/>
+          <w:i w:val="0"/>
+          <w:sz w:val="20"/>
+          <w:u w:val="single"/>
+        </w:rPr>
+        <w:t>as</w:t>
+      </w:r>
+      <w:r>
+        <w:rPr>
+          <w:b w:val="0"/>
+          <w:i w:val="0"/>
+          <w:sz w:val="20"/>
+          <w:u w:val="none"/>
+        </w:rPr>
+        <w:t xml:space="preserve"> he didn't get any chocolate.</w:t>
+      </w:r>
+    </w:p>
+    <w:p>
+      <w:pPr>
+        <w:spacing w:after="20" w:before="50"/>
+      </w:pPr>
+      <w:r>
+        <w:rPr>
+          <w:b/>
+          <w:i w:val="0"/>
+          <w:color w:val="1F3864"/>
+          <w:sz w:val="20"/>
+          <w:u w:val="none"/>
+        </w:rPr>
+        <w:t xml:space="preserve">18. </w:t>
+      </w:r>
+      <w:r>
+        <w:rPr>
+          <w:b w:val="0"/>
+          <w:i w:val="0"/>
+          <w:sz w:val="20"/>
+          <w:u w:val="none"/>
+        </w:rPr>
+        <w:t xml:space="preserve">&lt;보기&gt;의 밑줄 친 as와 같은 의미로 쓰인 것은? </w:t>
+      </w:r>
+      <w:r>
+        <w:rPr>
+          <w:b w:val="0"/>
+          <w:i w:val="0"/>
+          <w:sz w:val="20"/>
+          <w:u w:val="none"/>
+        </w:rPr>
+        <w:t>(4점)</w:t>
+      </w:r>
+    </w:p>
+    <w:p>
+      <w:pPr>
         <w:spacing w:after="30"/>
         <w:ind w:left="57" w:right="57"/>
-      </w:pPr>
-      <w:r>
-        <w:rPr>
-          <w:b w:val="0"/>
-          <w:i w:val="0"/>
-          <w:sz w:val="20"/>
-          <w:u w:val="none"/>
-        </w:rPr>
-        <w:t>Surprising by the news, he couldn't say a word.</w:t>
-      </w:r>
-    </w:p>
-    <w:p>
-      <w:pPr>
-        <w:spacing w:after="30"/>
-        <w:ind w:left="170"/>
-      </w:pPr>
-      <w:r>
-        <w:rPr>
-          <w:b w:val="0"/>
-          <w:i w:val="0"/>
-          <w:sz w:val="20"/>
-          <w:u w:val="none"/>
-        </w:rPr>
-        <w:t>____________ → ____________</w:t>
-      </w:r>
-    </w:p>
-    <w:p>
-      <w:pPr>
-        <w:spacing w:after="20" w:before="50"/>
-      </w:pPr>
-      <w:r>
-        <w:rPr>
-          <w:b/>
-          <w:i w:val="0"/>
-          <w:color w:val="1F3864"/>
-          <w:sz w:val="20"/>
-          <w:u w:val="none"/>
-        </w:rPr>
-        <w:t xml:space="preserve">17. </w:t>
-      </w:r>
-      <w:r>
-        <w:rPr>
-          <w:b w:val="0"/>
-          <w:i w:val="0"/>
-          <w:sz w:val="20"/>
-          <w:u w:val="none"/>
-        </w:rPr>
-        <w:t xml:space="preserve">밑줄 친 as의 의미가 나머지 넷과 </w:t>
-      </w:r>
-      <w:r>
-        <w:rPr>
-          <w:b/>
-          <w:i w:val="0"/>
-          <w:sz w:val="20"/>
-          <w:u w:val="none"/>
-        </w:rPr>
-        <w:t>다른</w:t>
-      </w:r>
-      <w:r>
-        <w:rPr>
-          <w:b w:val="0"/>
-          <w:i w:val="0"/>
-          <w:sz w:val="20"/>
-          <w:u w:val="none"/>
-        </w:rPr>
-        <w:t xml:space="preserve"> 것은? </w:t>
-      </w:r>
-      <w:r>
-        <w:rPr>
-          <w:b w:val="0"/>
-          <w:i w:val="0"/>
-          <w:sz w:val="20"/>
-          <w:u w:val="none"/>
-        </w:rPr>
-        <w:t>(3점)</w:t>
-      </w:r>
-    </w:p>
-    <w:p>
-      <w:pPr>
-        <w:spacing w:after="10"/>
-        <w:ind w:left="170"/>
-      </w:pPr>
-      <w:r>
-        <w:rPr>
-          <w:b w:val="0"/>
-          <w:i w:val="0"/>
-          <w:sz w:val="20"/>
-          <w:u w:val="none"/>
-        </w:rPr>
-        <w:t xml:space="preserve">① </w:t>
-      </w:r>
-      <w:r>
-        <w:rPr>
-          <w:b w:val="0"/>
-          <w:i w:val="0"/>
-          <w:sz w:val="20"/>
-          <w:u w:val="single"/>
-        </w:rPr>
-        <w:t>As</w:t>
-      </w:r>
-      <w:r>
-        <w:rPr>
-          <w:b w:val="0"/>
-          <w:i w:val="0"/>
-          <w:sz w:val="20"/>
-          <w:u w:val="none"/>
-        </w:rPr>
-        <w:t xml:space="preserve"> it was late, we took a taxi.</w:t>
-      </w:r>
-    </w:p>
-    <w:p>
-      <w:pPr>
-        <w:spacing w:after="10"/>
-        <w:ind w:left="170"/>
-      </w:pPr>
-      <w:r>
-        <w:rPr>
-          <w:b w:val="0"/>
-          <w:i w:val="0"/>
-          <w:sz w:val="20"/>
-          <w:u w:val="none"/>
-        </w:rPr>
-        <w:t xml:space="preserve">② </w:t>
-      </w:r>
-      <w:r>
-        <w:rPr>
-          <w:b w:val="0"/>
-          <w:i w:val="0"/>
-          <w:sz w:val="20"/>
-          <w:u w:val="single"/>
-        </w:rPr>
-        <w:t>As</w:t>
-      </w:r>
-      <w:r>
-        <w:rPr>
-          <w:b w:val="0"/>
-          <w:i w:val="0"/>
-          <w:sz w:val="20"/>
-          <w:u w:val="none"/>
-        </w:rPr>
-        <w:t xml:space="preserve"> she was sick, she stayed home.</w:t>
-      </w:r>
-    </w:p>
-    <w:p>
-      <w:pPr>
-        <w:spacing w:after="10"/>
-        <w:ind w:left="170"/>
-      </w:pPr>
-      <w:r>
-        <w:rPr>
-          <w:b w:val="0"/>
-          <w:i w:val="0"/>
-          <w:sz w:val="20"/>
-          <w:u w:val="none"/>
-        </w:rPr>
-        <w:t xml:space="preserve">③ </w:t>
-      </w:r>
-      <w:r>
-        <w:rPr>
-          <w:b w:val="0"/>
-          <w:i w:val="0"/>
-          <w:sz w:val="20"/>
-          <w:u w:val="single"/>
-        </w:rPr>
-        <w:t>As</w:t>
-      </w:r>
-      <w:r>
-        <w:rPr>
-          <w:b w:val="0"/>
-          <w:i w:val="0"/>
-          <w:sz w:val="20"/>
-          <w:u w:val="none"/>
-        </w:rPr>
-        <w:t xml:space="preserve"> he was busy, he couldn't come.</w:t>
-      </w:r>
-    </w:p>
-    <w:p>
-      <w:pPr>
-        <w:spacing w:after="10"/>
-        <w:ind w:left="170"/>
-      </w:pPr>
-      <w:r>
-        <w:rPr>
-          <w:b w:val="0"/>
-          <w:i w:val="0"/>
-          <w:sz w:val="20"/>
-          <w:u w:val="none"/>
-        </w:rPr>
-        <w:t xml:space="preserve">④ He used the box </w:t>
-      </w:r>
-      <w:r>
-        <w:rPr>
-          <w:b w:val="0"/>
-          <w:i w:val="0"/>
-          <w:sz w:val="20"/>
-          <w:u w:val="single"/>
-        </w:rPr>
-        <w:t>as</w:t>
-      </w:r>
-      <w:r>
-        <w:rPr>
-          <w:b w:val="0"/>
-          <w:i w:val="0"/>
-          <w:sz w:val="20"/>
-          <w:u w:val="none"/>
-        </w:rPr>
-        <w:t xml:space="preserve"> a table.</w:t>
-      </w:r>
-    </w:p>
-    <w:p>
-      <w:pPr>
-        <w:spacing w:after="10"/>
-        <w:ind w:left="170"/>
-      </w:pPr>
-      <w:r>
-        <w:rPr>
-          <w:b w:val="0"/>
-          <w:i w:val="0"/>
-          <w:sz w:val="20"/>
-          <w:u w:val="none"/>
-        </w:rPr>
-        <w:t xml:space="preserve">⑤ </w:t>
-      </w:r>
-      <w:r>
-        <w:rPr>
-          <w:b w:val="0"/>
-          <w:i w:val="0"/>
-          <w:sz w:val="20"/>
-          <w:u w:val="single"/>
-        </w:rPr>
-        <w:t>As</w:t>
-      </w:r>
-      <w:r>
-        <w:rPr>
-          <w:b w:val="0"/>
-          <w:i w:val="0"/>
-          <w:sz w:val="20"/>
-          <w:u w:val="none"/>
-        </w:rPr>
-        <w:t xml:space="preserve"> I was hungry, I ate a lot.</w:t>
-      </w:r>
-    </w:p>
-    <w:p>
-      <w:pPr>
-        <w:spacing w:after="20" w:before="50"/>
-      </w:pPr>
-      <w:r>
-        <w:rPr>
-          <w:b/>
-          <w:i w:val="0"/>
-          <w:color w:val="1F3864"/>
-          <w:sz w:val="20"/>
-          <w:u w:val="none"/>
-        </w:rPr>
-        <w:t xml:space="preserve">18. </w:t>
-      </w:r>
-      <w:r>
-        <w:rPr>
-          <w:b w:val="0"/>
-          <w:i w:val="0"/>
-          <w:sz w:val="20"/>
-          <w:u w:val="none"/>
-        </w:rPr>
-        <w:t xml:space="preserve">&lt;보기&gt;의 밑줄 친 as와 같은 의미로 쓰인 것은? </w:t>
-      </w:r>
-      <w:r>
-        <w:rPr>
-          <w:b w:val="0"/>
-          <w:i w:val="0"/>
-          <w:sz w:val="20"/>
-          <w:u w:val="none"/>
-        </w:rPr>
-        <w:t>(4점)</w:t>
-      </w:r>
-    </w:p>
-    <w:p>
-      <w:pPr>
         <w:pBdr>
           <w:top w:val="single" w:sz="4" w:space="3" w:color="8DA2C4"/>
           <w:left w:val="single" w:sz="4" w:space="3" w:color="8DA2C4"/>
@@ -2599,522 +2601,522 @@
           <w:right w:val="single" w:sz="4" w:space="3" w:color="8DA2C4"/>
         </w:pBdr>
         <w:shd w:val="clear" w:color="auto" w:fill="F7F9FC"/>
+      </w:pPr>
+      <w:r>
+        <w:rPr>
+          <w:b w:val="0"/>
+          <w:i w:val="0"/>
+          <w:sz w:val="20"/>
+          <w:u w:val="none"/>
+        </w:rPr>
+        <w:t xml:space="preserve">&lt;보기&gt; </w:t>
+      </w:r>
+      <w:r>
+        <w:rPr>
+          <w:b w:val="0"/>
+          <w:i w:val="0"/>
+          <w:sz w:val="20"/>
+          <w:u w:val="single"/>
+        </w:rPr>
+        <w:t>As</w:t>
+      </w:r>
+      <w:r>
+        <w:rPr>
+          <w:b w:val="0"/>
+          <w:i w:val="0"/>
+          <w:sz w:val="20"/>
+          <w:u w:val="none"/>
+        </w:rPr>
+        <w:t xml:space="preserve"> information and communication technology develops, the amount of data is getting much greater.</w:t>
+      </w:r>
+    </w:p>
+    <w:p>
+      <w:pPr>
+        <w:spacing w:after="10"/>
+        <w:ind w:left="170"/>
+      </w:pPr>
+      <w:r>
+        <w:rPr>
+          <w:b w:val="0"/>
+          <w:i w:val="0"/>
+          <w:sz w:val="20"/>
+          <w:u w:val="none"/>
+        </w:rPr>
+        <w:t xml:space="preserve">① </w:t>
+      </w:r>
+      <w:r>
+        <w:rPr>
+          <w:b w:val="0"/>
+          <w:i w:val="0"/>
+          <w:sz w:val="20"/>
+          <w:u w:val="single"/>
+        </w:rPr>
+        <w:t>As</w:t>
+      </w:r>
+      <w:r>
+        <w:rPr>
+          <w:b w:val="0"/>
+          <w:i w:val="0"/>
+          <w:sz w:val="20"/>
+          <w:u w:val="none"/>
+        </w:rPr>
+        <w:t xml:space="preserve"> I got up late this morning, I missed the school bus.</w:t>
+      </w:r>
+    </w:p>
+    <w:p>
+      <w:pPr>
+        <w:spacing w:after="10"/>
+        <w:ind w:left="170"/>
+      </w:pPr>
+      <w:r>
+        <w:rPr>
+          <w:b w:val="0"/>
+          <w:i w:val="0"/>
+          <w:sz w:val="20"/>
+          <w:u w:val="none"/>
+        </w:rPr>
+        <w:t xml:space="preserve">② He treated them </w:t>
+      </w:r>
+      <w:r>
+        <w:rPr>
+          <w:b w:val="0"/>
+          <w:i w:val="0"/>
+          <w:sz w:val="20"/>
+          <w:u w:val="single"/>
+        </w:rPr>
+        <w:t>as</w:t>
+      </w:r>
+      <w:r>
+        <w:rPr>
+          <w:b w:val="0"/>
+          <w:i w:val="0"/>
+          <w:sz w:val="20"/>
+          <w:u w:val="none"/>
+        </w:rPr>
+        <w:t xml:space="preserve"> children.</w:t>
+      </w:r>
+    </w:p>
+    <w:p>
+      <w:pPr>
+        <w:spacing w:after="10"/>
+        <w:ind w:left="170"/>
+      </w:pPr>
+      <w:r>
+        <w:rPr>
+          <w:b w:val="0"/>
+          <w:i w:val="0"/>
+          <w:sz w:val="20"/>
+          <w:u w:val="none"/>
+        </w:rPr>
+        <w:t xml:space="preserve">③ </w:t>
+      </w:r>
+      <w:r>
+        <w:rPr>
+          <w:b w:val="0"/>
+          <w:i w:val="0"/>
+          <w:sz w:val="20"/>
+          <w:u w:val="single"/>
+        </w:rPr>
+        <w:t>As</w:t>
+      </w:r>
+      <w:r>
+        <w:rPr>
+          <w:b w:val="0"/>
+          <w:i w:val="0"/>
+          <w:sz w:val="20"/>
+          <w:u w:val="none"/>
+        </w:rPr>
+        <w:t xml:space="preserve"> time passed, she became more confident.</w:t>
+      </w:r>
+    </w:p>
+    <w:p>
+      <w:pPr>
+        <w:spacing w:after="10"/>
+        <w:ind w:left="170"/>
+      </w:pPr>
+      <w:r>
+        <w:rPr>
+          <w:b w:val="0"/>
+          <w:i w:val="0"/>
+          <w:sz w:val="20"/>
+          <w:u w:val="none"/>
+        </w:rPr>
+        <w:t xml:space="preserve">④ When in Rome, do </w:t>
+      </w:r>
+      <w:r>
+        <w:rPr>
+          <w:b w:val="0"/>
+          <w:i w:val="0"/>
+          <w:sz w:val="20"/>
+          <w:u w:val="single"/>
+        </w:rPr>
+        <w:t>as</w:t>
+      </w:r>
+      <w:r>
+        <w:rPr>
+          <w:b w:val="0"/>
+          <w:i w:val="0"/>
+          <w:sz w:val="20"/>
+          <w:u w:val="none"/>
+        </w:rPr>
+        <w:t xml:space="preserve"> the Romans do.</w:t>
+      </w:r>
+    </w:p>
+    <w:p>
+      <w:pPr>
+        <w:spacing w:after="10"/>
+        <w:ind w:left="170"/>
+      </w:pPr>
+      <w:r>
+        <w:rPr>
+          <w:b w:val="0"/>
+          <w:i w:val="0"/>
+          <w:sz w:val="20"/>
+          <w:u w:val="none"/>
+        </w:rPr>
+        <w:t xml:space="preserve">⑤ I waved goodbye to Rachel </w:t>
+      </w:r>
+      <w:r>
+        <w:rPr>
+          <w:b w:val="0"/>
+          <w:i w:val="0"/>
+          <w:sz w:val="20"/>
+          <w:u w:val="single"/>
+        </w:rPr>
+        <w:t>as</w:t>
+      </w:r>
+      <w:r>
+        <w:rPr>
+          <w:b w:val="0"/>
+          <w:i w:val="0"/>
+          <w:sz w:val="20"/>
+          <w:u w:val="none"/>
+        </w:rPr>
+        <w:t xml:space="preserve"> she drove away in her car.</w:t>
+      </w:r>
+    </w:p>
+    <w:p>
+      <w:pPr>
+        <w:spacing w:after="30" w:before="100"/>
+      </w:pPr>
+      <w:r>
+        <w:rPr>
+          <w:b/>
+          <w:i w:val="0"/>
+          <w:color w:val="1F3864"/>
+          <w:sz w:val="21"/>
+          <w:u w:val="none"/>
+        </w:rPr>
+        <w:t>■ [19~24] Lesson 8 — to부정사의 의미상 주어 · 가정법</w:t>
+      </w:r>
+    </w:p>
+    <w:p>
+      <w:pPr>
+        <w:spacing w:after="20" w:before="50"/>
+      </w:pPr>
+      <w:r>
+        <w:rPr>
+          <w:b/>
+          <w:i w:val="0"/>
+          <w:color w:val="1F3864"/>
+          <w:sz w:val="20"/>
+          <w:u w:val="none"/>
+        </w:rPr>
+        <w:t xml:space="preserve">19. </w:t>
+      </w:r>
+      <w:r>
+        <w:rPr>
+          <w:b w:val="0"/>
+          <w:i w:val="0"/>
+          <w:sz w:val="20"/>
+          <w:u w:val="none"/>
+        </w:rPr>
+        <w:t xml:space="preserve">다음 빈칸에 들어갈 말이 나머지 넷과 </w:t>
+      </w:r>
+      <w:r>
+        <w:rPr>
+          <w:b/>
+          <w:i w:val="0"/>
+          <w:sz w:val="20"/>
+          <w:u w:val="none"/>
+        </w:rPr>
+        <w:t>다른</w:t>
+      </w:r>
+      <w:r>
+        <w:rPr>
+          <w:b w:val="0"/>
+          <w:i w:val="0"/>
+          <w:sz w:val="20"/>
+          <w:u w:val="none"/>
+        </w:rPr>
+        <w:t xml:space="preserve"> 것은? </w:t>
+      </w:r>
+      <w:r>
+        <w:rPr>
+          <w:b w:val="0"/>
+          <w:i w:val="0"/>
+          <w:sz w:val="20"/>
+          <w:u w:val="none"/>
+        </w:rPr>
+        <w:t>(3점)</w:t>
+      </w:r>
+    </w:p>
+    <w:p>
+      <w:pPr>
+        <w:spacing w:after="10"/>
+        <w:ind w:left="170"/>
+      </w:pPr>
+      <w:r>
+        <w:rPr>
+          <w:b w:val="0"/>
+          <w:i w:val="0"/>
+          <w:sz w:val="20"/>
+          <w:u w:val="none"/>
+        </w:rPr>
+        <w:t>① It was impossible ____ me to understand Spanish.</w:t>
+      </w:r>
+    </w:p>
+    <w:p>
+      <w:pPr>
+        <w:spacing w:after="10"/>
+        <w:ind w:left="170"/>
+      </w:pPr>
+      <w:r>
+        <w:rPr>
+          <w:b w:val="0"/>
+          <w:i w:val="0"/>
+          <w:sz w:val="20"/>
+          <w:u w:val="none"/>
+        </w:rPr>
+        <w:t>② It is difficult ____ her to solve the problem by herself.</w:t>
+      </w:r>
+    </w:p>
+    <w:p>
+      <w:pPr>
+        <w:spacing w:after="10"/>
+        <w:ind w:left="170"/>
+      </w:pPr>
+      <w:r>
+        <w:rPr>
+          <w:b w:val="0"/>
+          <w:i w:val="0"/>
+          <w:sz w:val="20"/>
+          <w:u w:val="none"/>
+        </w:rPr>
+        <w:t>③ It was very thoughtful ____ them to remember my birthday.</w:t>
+      </w:r>
+    </w:p>
+    <w:p>
+      <w:pPr>
+        <w:spacing w:after="10"/>
+        <w:ind w:left="170"/>
+      </w:pPr>
+      <w:r>
+        <w:rPr>
+          <w:b w:val="0"/>
+          <w:i w:val="0"/>
+          <w:sz w:val="20"/>
+          <w:u w:val="none"/>
+        </w:rPr>
+        <w:t>④ It is necessary ____ students to bring their ID cards.</w:t>
+      </w:r>
+    </w:p>
+    <w:p>
+      <w:pPr>
+        <w:spacing w:after="10"/>
+        <w:ind w:left="170"/>
+      </w:pPr>
+      <w:r>
+        <w:rPr>
+          <w:b w:val="0"/>
+          <w:i w:val="0"/>
+          <w:sz w:val="20"/>
+          <w:u w:val="none"/>
+        </w:rPr>
+        <w:t>⑤ It is important ____ elderly people to eat regularly during summer.</w:t>
+      </w:r>
+    </w:p>
+    <w:p>
+      <w:pPr>
+        <w:spacing w:after="20" w:before="50"/>
+      </w:pPr>
+      <w:r>
+        <w:rPr>
+          <w:b/>
+          <w:i w:val="0"/>
+          <w:color w:val="1F3864"/>
+          <w:sz w:val="20"/>
+          <w:u w:val="none"/>
+        </w:rPr>
+        <w:t xml:space="preserve">20. </w:t>
+      </w:r>
+      <w:r>
+        <w:rPr>
+          <w:b w:val="0"/>
+          <w:i w:val="0"/>
+          <w:sz w:val="20"/>
+          <w:u w:val="none"/>
+        </w:rPr>
+        <w:t xml:space="preserve">다음 중 어법상 </w:t>
+      </w:r>
+      <w:r>
+        <w:rPr>
+          <w:b/>
+          <w:i w:val="0"/>
+          <w:sz w:val="20"/>
+          <w:u w:val="none"/>
+        </w:rPr>
+        <w:t>옳은</w:t>
+      </w:r>
+      <w:r>
+        <w:rPr>
+          <w:b w:val="0"/>
+          <w:i w:val="0"/>
+          <w:sz w:val="20"/>
+          <w:u w:val="none"/>
+        </w:rPr>
+        <w:t xml:space="preserve"> 문장을 </w:t>
+      </w:r>
+      <w:r>
+        <w:rPr>
+          <w:b/>
+          <w:i w:val="0"/>
+          <w:sz w:val="20"/>
+          <w:u w:val="none"/>
+        </w:rPr>
+        <w:t>있는 대로</w:t>
+      </w:r>
+      <w:r>
+        <w:rPr>
+          <w:b w:val="0"/>
+          <w:i w:val="0"/>
+          <w:sz w:val="20"/>
+          <w:u w:val="none"/>
+        </w:rPr>
+        <w:t xml:space="preserve"> 고르면? </w:t>
+      </w:r>
+      <w:r>
+        <w:rPr>
+          <w:b w:val="0"/>
+          <w:i w:val="0"/>
+          <w:sz w:val="20"/>
+          <w:u w:val="none"/>
+        </w:rPr>
+        <w:t>(4점)</w:t>
+      </w:r>
+    </w:p>
+    <w:p>
+      <w:pPr>
+        <w:spacing w:after="10"/>
+        <w:ind w:left="170"/>
+      </w:pPr>
+      <w:r>
+        <w:rPr>
+          <w:b w:val="0"/>
+          <w:i w:val="0"/>
+          <w:sz w:val="20"/>
+          <w:u w:val="none"/>
+        </w:rPr>
+        <w:t>① It may be dangerous for young children to play outside late at night.</w:t>
+      </w:r>
+    </w:p>
+    <w:p>
+      <w:pPr>
+        <w:spacing w:after="10"/>
+        <w:ind w:left="170"/>
+      </w:pPr>
+      <w:r>
+        <w:rPr>
+          <w:b w:val="0"/>
+          <w:i w:val="0"/>
+          <w:sz w:val="20"/>
+          <w:u w:val="none"/>
+        </w:rPr>
+        <w:t>② It was careless for you to leave the key at home again.</w:t>
+      </w:r>
+    </w:p>
+    <w:p>
+      <w:pPr>
+        <w:spacing w:after="10"/>
+        <w:ind w:left="170"/>
+      </w:pPr>
+      <w:r>
+        <w:rPr>
+          <w:b w:val="0"/>
+          <w:i w:val="0"/>
+          <w:sz w:val="20"/>
+          <w:u w:val="none"/>
+        </w:rPr>
+        <w:t>③ It is important of elderly people to eat regularly during summer.</w:t>
+      </w:r>
+    </w:p>
+    <w:p>
+      <w:pPr>
+        <w:spacing w:after="10"/>
+        <w:ind w:left="170"/>
+      </w:pPr>
+      <w:r>
+        <w:rPr>
+          <w:b w:val="0"/>
+          <w:i w:val="0"/>
+          <w:sz w:val="20"/>
+          <w:u w:val="none"/>
+        </w:rPr>
+        <w:t>④ It is nice of her to prepare food for the children.</w:t>
+      </w:r>
+    </w:p>
+    <w:p>
+      <w:pPr>
+        <w:spacing w:after="10"/>
+        <w:ind w:left="170"/>
+      </w:pPr>
+      <w:r>
+        <w:rPr>
+          <w:b w:val="0"/>
+          <w:i w:val="0"/>
+          <w:sz w:val="20"/>
+          <w:u w:val="none"/>
+        </w:rPr>
+        <w:t>⑤ Will it be easy for hers to pass the test?</w:t>
+      </w:r>
+    </w:p>
+    <w:p>
+      <w:pPr>
+        <w:spacing w:after="20" w:before="50"/>
+      </w:pPr>
+      <w:r>
+        <w:rPr>
+          <w:b/>
+          <w:i w:val="0"/>
+          <w:color w:val="1F3864"/>
+          <w:sz w:val="20"/>
+          <w:u w:val="none"/>
+        </w:rPr>
+        <w:t xml:space="preserve">21. </w:t>
+      </w:r>
+      <w:r>
+        <w:rPr>
+          <w:b w:val="0"/>
+          <w:i w:val="0"/>
+          <w:sz w:val="20"/>
+          <w:u w:val="none"/>
+        </w:rPr>
+        <w:t xml:space="preserve">다음 문장과 의미가 같은 것은? </w:t>
+      </w:r>
+      <w:r>
+        <w:rPr>
+          <w:b w:val="0"/>
+          <w:i w:val="0"/>
+          <w:sz w:val="20"/>
+          <w:u w:val="none"/>
+        </w:rPr>
+        <w:t>(3점)</w:t>
+      </w:r>
+    </w:p>
+    <w:p>
+      <w:pPr>
         <w:spacing w:after="30"/>
         <w:ind w:left="57" w:right="57"/>
-      </w:pPr>
-      <w:r>
-        <w:rPr>
-          <w:b w:val="0"/>
-          <w:i w:val="0"/>
-          <w:sz w:val="20"/>
-          <w:u w:val="none"/>
-        </w:rPr>
-        <w:t xml:space="preserve">&lt;보기&gt; </w:t>
-      </w:r>
-      <w:r>
-        <w:rPr>
-          <w:b w:val="0"/>
-          <w:i w:val="0"/>
-          <w:sz w:val="20"/>
-          <w:u w:val="single"/>
-        </w:rPr>
-        <w:t>As</w:t>
-      </w:r>
-      <w:r>
-        <w:rPr>
-          <w:b w:val="0"/>
-          <w:i w:val="0"/>
-          <w:sz w:val="20"/>
-          <w:u w:val="none"/>
-        </w:rPr>
-        <w:t xml:space="preserve"> information and communication technology develops, the amount of data is getting much greater.</w:t>
-      </w:r>
-    </w:p>
-    <w:p>
-      <w:pPr>
-        <w:spacing w:after="10"/>
-        <w:ind w:left="170"/>
-      </w:pPr>
-      <w:r>
-        <w:rPr>
-          <w:b w:val="0"/>
-          <w:i w:val="0"/>
-          <w:sz w:val="20"/>
-          <w:u w:val="none"/>
-        </w:rPr>
-        <w:t xml:space="preserve">① </w:t>
-      </w:r>
-      <w:r>
-        <w:rPr>
-          <w:b w:val="0"/>
-          <w:i w:val="0"/>
-          <w:sz w:val="20"/>
-          <w:u w:val="single"/>
-        </w:rPr>
-        <w:t>As</w:t>
-      </w:r>
-      <w:r>
-        <w:rPr>
-          <w:b w:val="0"/>
-          <w:i w:val="0"/>
-          <w:sz w:val="20"/>
-          <w:u w:val="none"/>
-        </w:rPr>
-        <w:t xml:space="preserve"> it rained, the game was canceled.</w:t>
-      </w:r>
-    </w:p>
-    <w:p>
-      <w:pPr>
-        <w:spacing w:after="10"/>
-        <w:ind w:left="170"/>
-      </w:pPr>
-      <w:r>
-        <w:rPr>
-          <w:b w:val="0"/>
-          <w:i w:val="0"/>
-          <w:sz w:val="20"/>
-          <w:u w:val="none"/>
-        </w:rPr>
-        <w:t xml:space="preserve">② He is famous </w:t>
-      </w:r>
-      <w:r>
-        <w:rPr>
-          <w:b w:val="0"/>
-          <w:i w:val="0"/>
-          <w:sz w:val="20"/>
-          <w:u w:val="single"/>
-        </w:rPr>
-        <w:t>as</w:t>
-      </w:r>
-      <w:r>
-        <w:rPr>
-          <w:b w:val="0"/>
-          <w:i w:val="0"/>
-          <w:sz w:val="20"/>
-          <w:u w:val="none"/>
-        </w:rPr>
-        <w:t xml:space="preserve"> a singer.</w:t>
-      </w:r>
-    </w:p>
-    <w:p>
-      <w:pPr>
-        <w:spacing w:after="10"/>
-        <w:ind w:left="170"/>
-      </w:pPr>
-      <w:r>
-        <w:rPr>
-          <w:b w:val="0"/>
-          <w:i w:val="0"/>
-          <w:sz w:val="20"/>
-          <w:u w:val="none"/>
-        </w:rPr>
-        <w:t xml:space="preserve">③ </w:t>
-      </w:r>
-      <w:r>
-        <w:rPr>
-          <w:b w:val="0"/>
-          <w:i w:val="0"/>
-          <w:sz w:val="20"/>
-          <w:u w:val="single"/>
-        </w:rPr>
-        <w:t>As</w:t>
-      </w:r>
-      <w:r>
-        <w:rPr>
-          <w:b w:val="0"/>
-          <w:i w:val="0"/>
-          <w:sz w:val="20"/>
-          <w:u w:val="none"/>
-        </w:rPr>
-        <w:t xml:space="preserve"> she grew older, she became more patient.</w:t>
-      </w:r>
-    </w:p>
-    <w:p>
-      <w:pPr>
-        <w:spacing w:after="10"/>
-        <w:ind w:left="170"/>
-      </w:pPr>
-      <w:r>
-        <w:rPr>
-          <w:b w:val="0"/>
-          <w:i w:val="0"/>
-          <w:sz w:val="20"/>
-          <w:u w:val="none"/>
-        </w:rPr>
-        <w:t xml:space="preserve">④ Do it </w:t>
-      </w:r>
-      <w:r>
-        <w:rPr>
-          <w:b w:val="0"/>
-          <w:i w:val="0"/>
-          <w:sz w:val="20"/>
-          <w:u w:val="single"/>
-        </w:rPr>
-        <w:t>as</w:t>
-      </w:r>
-      <w:r>
-        <w:rPr>
-          <w:b w:val="0"/>
-          <w:i w:val="0"/>
-          <w:sz w:val="20"/>
-          <w:u w:val="none"/>
-        </w:rPr>
-        <w:t xml:space="preserve"> I showed you.</w:t>
-      </w:r>
-    </w:p>
-    <w:p>
-      <w:pPr>
-        <w:spacing w:after="10"/>
-        <w:ind w:left="170"/>
-      </w:pPr>
-      <w:r>
-        <w:rPr>
-          <w:b w:val="0"/>
-          <w:i w:val="0"/>
-          <w:sz w:val="20"/>
-          <w:u w:val="none"/>
-        </w:rPr>
-        <w:t xml:space="preserve">⑤ </w:t>
-      </w:r>
-      <w:r>
-        <w:rPr>
-          <w:b w:val="0"/>
-          <w:i w:val="0"/>
-          <w:sz w:val="20"/>
-          <w:u w:val="single"/>
-        </w:rPr>
-        <w:t>As</w:t>
-      </w:r>
-      <w:r>
-        <w:rPr>
-          <w:b w:val="0"/>
-          <w:i w:val="0"/>
-          <w:sz w:val="20"/>
-          <w:u w:val="none"/>
-        </w:rPr>
-        <w:t xml:space="preserve"> I opened the door, the cat ran out.</w:t>
-      </w:r>
-    </w:p>
-    <w:p>
-      <w:pPr>
-        <w:spacing w:after="30" w:before="100"/>
-      </w:pPr>
-      <w:r>
-        <w:rPr>
-          <w:b/>
-          <w:i w:val="0"/>
-          <w:color w:val="1F3864"/>
-          <w:sz w:val="21"/>
-          <w:u w:val="none"/>
-        </w:rPr>
-        <w:t>■ [19~24] Lesson 8 — to부정사의 의미상 주어 · 가정법</w:t>
-      </w:r>
-    </w:p>
-    <w:p>
-      <w:pPr>
-        <w:spacing w:after="20" w:before="50"/>
-      </w:pPr>
-      <w:r>
-        <w:rPr>
-          <w:b/>
-          <w:i w:val="0"/>
-          <w:color w:val="1F3864"/>
-          <w:sz w:val="20"/>
-          <w:u w:val="none"/>
-        </w:rPr>
-        <w:t xml:space="preserve">19. </w:t>
-      </w:r>
-      <w:r>
-        <w:rPr>
-          <w:b w:val="0"/>
-          <w:i w:val="0"/>
-          <w:sz w:val="20"/>
-          <w:u w:val="none"/>
-        </w:rPr>
-        <w:t xml:space="preserve">다음 빈칸에 들어갈 말이 나머지 넷과 </w:t>
-      </w:r>
-      <w:r>
-        <w:rPr>
-          <w:b/>
-          <w:i w:val="0"/>
-          <w:sz w:val="20"/>
-          <w:u w:val="none"/>
-        </w:rPr>
-        <w:t>다른</w:t>
-      </w:r>
-      <w:r>
-        <w:rPr>
-          <w:b w:val="0"/>
-          <w:i w:val="0"/>
-          <w:sz w:val="20"/>
-          <w:u w:val="none"/>
-        </w:rPr>
-        <w:t xml:space="preserve"> 것은? </w:t>
-      </w:r>
-      <w:r>
-        <w:rPr>
-          <w:b w:val="0"/>
-          <w:i w:val="0"/>
-          <w:sz w:val="20"/>
-          <w:u w:val="none"/>
-        </w:rPr>
-        <w:t>(3점)</w:t>
-      </w:r>
-    </w:p>
-    <w:p>
-      <w:pPr>
-        <w:spacing w:after="10"/>
-        <w:ind w:left="170"/>
-      </w:pPr>
-      <w:r>
-        <w:rPr>
-          <w:b w:val="0"/>
-          <w:i w:val="0"/>
-          <w:sz w:val="20"/>
-          <w:u w:val="none"/>
-        </w:rPr>
-        <w:t>① It was impossible ____ him to catch any fish.</w:t>
-      </w:r>
-    </w:p>
-    <w:p>
-      <w:pPr>
-        <w:spacing w:after="10"/>
-        <w:ind w:left="170"/>
-      </w:pPr>
-      <w:r>
-        <w:rPr>
-          <w:b w:val="0"/>
-          <w:i w:val="0"/>
-          <w:sz w:val="20"/>
-          <w:u w:val="none"/>
-        </w:rPr>
-        <w:t>② It is easy ____ me to solve this problem.</w:t>
-      </w:r>
-    </w:p>
-    <w:p>
-      <w:pPr>
-        <w:spacing w:after="10"/>
-        <w:ind w:left="170"/>
-      </w:pPr>
-      <w:r>
-        <w:rPr>
-          <w:b w:val="0"/>
-          <w:i w:val="0"/>
-          <w:sz w:val="20"/>
-          <w:u w:val="none"/>
-        </w:rPr>
-        <w:t>③ It was kind ____ you to help me.</w:t>
-      </w:r>
-    </w:p>
-    <w:p>
-      <w:pPr>
-        <w:spacing w:after="10"/>
-        <w:ind w:left="170"/>
-      </w:pPr>
-      <w:r>
-        <w:rPr>
-          <w:b w:val="0"/>
-          <w:i w:val="0"/>
-          <w:sz w:val="20"/>
-          <w:u w:val="none"/>
-        </w:rPr>
-        <w:t>④ It is necessary ____ us to wear helmets.</w:t>
-      </w:r>
-    </w:p>
-    <w:p>
-      <w:pPr>
-        <w:spacing w:after="10"/>
-        <w:ind w:left="170"/>
-      </w:pPr>
-      <w:r>
-        <w:rPr>
-          <w:b w:val="0"/>
-          <w:i w:val="0"/>
-          <w:sz w:val="20"/>
-          <w:u w:val="none"/>
-        </w:rPr>
-        <w:t>⑤ It is hard ____ her to get up early.</w:t>
-      </w:r>
-    </w:p>
-    <w:p>
-      <w:pPr>
-        <w:spacing w:after="20" w:before="50"/>
-      </w:pPr>
-      <w:r>
-        <w:rPr>
-          <w:b/>
-          <w:i w:val="0"/>
-          <w:color w:val="1F3864"/>
-          <w:sz w:val="20"/>
-          <w:u w:val="none"/>
-        </w:rPr>
-        <w:t xml:space="preserve">20. </w:t>
-      </w:r>
-      <w:r>
-        <w:rPr>
-          <w:b w:val="0"/>
-          <w:i w:val="0"/>
-          <w:sz w:val="20"/>
-          <w:u w:val="none"/>
-        </w:rPr>
-        <w:t xml:space="preserve">다음 중 어법상 </w:t>
-      </w:r>
-      <w:r>
-        <w:rPr>
-          <w:b/>
-          <w:i w:val="0"/>
-          <w:sz w:val="20"/>
-          <w:u w:val="none"/>
-        </w:rPr>
-        <w:t>옳은</w:t>
-      </w:r>
-      <w:r>
-        <w:rPr>
-          <w:b w:val="0"/>
-          <w:i w:val="0"/>
-          <w:sz w:val="20"/>
-          <w:u w:val="none"/>
-        </w:rPr>
-        <w:t xml:space="preserve"> 문장을 </w:t>
-      </w:r>
-      <w:r>
-        <w:rPr>
-          <w:b/>
-          <w:i w:val="0"/>
-          <w:sz w:val="20"/>
-          <w:u w:val="none"/>
-        </w:rPr>
-        <w:t>있는 대로</w:t>
-      </w:r>
-      <w:r>
-        <w:rPr>
-          <w:b w:val="0"/>
-          <w:i w:val="0"/>
-          <w:sz w:val="20"/>
-          <w:u w:val="none"/>
-        </w:rPr>
-        <w:t xml:space="preserve"> 고르면? </w:t>
-      </w:r>
-      <w:r>
-        <w:rPr>
-          <w:b w:val="0"/>
-          <w:i w:val="0"/>
-          <w:sz w:val="20"/>
-          <w:u w:val="none"/>
-        </w:rPr>
-        <w:t>(4점)</w:t>
-      </w:r>
-    </w:p>
-    <w:p>
-      <w:pPr>
-        <w:spacing w:after="10"/>
-        <w:ind w:left="170"/>
-      </w:pPr>
-      <w:r>
-        <w:rPr>
-          <w:b w:val="0"/>
-          <w:i w:val="0"/>
-          <w:sz w:val="20"/>
-          <w:u w:val="none"/>
-        </w:rPr>
-        <w:t>① It is dangerous for children to swim here.</w:t>
-      </w:r>
-    </w:p>
-    <w:p>
-      <w:pPr>
-        <w:spacing w:after="10"/>
-        <w:ind w:left="170"/>
-      </w:pPr>
-      <w:r>
-        <w:rPr>
-          <w:b w:val="0"/>
-          <w:i w:val="0"/>
-          <w:sz w:val="20"/>
-          <w:u w:val="none"/>
-        </w:rPr>
-        <w:t>② It was careless for him to lose his key.</w:t>
-      </w:r>
-    </w:p>
-    <w:p>
-      <w:pPr>
-        <w:spacing w:after="10"/>
-        <w:ind w:left="170"/>
-      </w:pPr>
-      <w:r>
-        <w:rPr>
-          <w:b w:val="0"/>
-          <w:i w:val="0"/>
-          <w:sz w:val="20"/>
-          <w:u w:val="none"/>
-        </w:rPr>
-        <w:t>③ It is important of you to exercise every day.</w:t>
-      </w:r>
-    </w:p>
-    <w:p>
-      <w:pPr>
-        <w:spacing w:after="10"/>
-        <w:ind w:left="170"/>
-      </w:pPr>
-      <w:r>
-        <w:rPr>
-          <w:b w:val="0"/>
-          <w:i w:val="0"/>
-          <w:sz w:val="20"/>
-          <w:u w:val="none"/>
-        </w:rPr>
-        <w:t>④ It was wise of her to say no.</w:t>
-      </w:r>
-    </w:p>
-    <w:p>
-      <w:pPr>
-        <w:spacing w:after="10"/>
-        <w:ind w:left="170"/>
-      </w:pPr>
-      <w:r>
-        <w:rPr>
-          <w:b w:val="0"/>
-          <w:i w:val="0"/>
-          <w:sz w:val="20"/>
-          <w:u w:val="none"/>
-        </w:rPr>
-        <w:t>⑤ It is difficult for I to speak French.</w:t>
-      </w:r>
-    </w:p>
-    <w:p>
-      <w:pPr>
-        <w:spacing w:after="20" w:before="50"/>
-      </w:pPr>
-      <w:r>
-        <w:rPr>
-          <w:b/>
-          <w:i w:val="0"/>
-          <w:color w:val="1F3864"/>
-          <w:sz w:val="20"/>
-          <w:u w:val="none"/>
-        </w:rPr>
-        <w:t xml:space="preserve">21. </w:t>
-      </w:r>
-      <w:r>
-        <w:rPr>
-          <w:b w:val="0"/>
-          <w:i w:val="0"/>
-          <w:sz w:val="20"/>
-          <w:u w:val="none"/>
-        </w:rPr>
-        <w:t xml:space="preserve">다음 문장과 의미가 같은 것은? </w:t>
-      </w:r>
-      <w:r>
-        <w:rPr>
-          <w:b w:val="0"/>
-          <w:i w:val="0"/>
-          <w:sz w:val="20"/>
-          <w:u w:val="none"/>
-        </w:rPr>
-        <w:t>(3점)</w:t>
-      </w:r>
-    </w:p>
-    <w:p>
-      <w:pPr>
         <w:pBdr>
           <w:top w:val="single" w:sz="4" w:space="3" w:color="8DA2C4"/>
           <w:left w:val="single" w:sz="4" w:space="3" w:color="8DA2C4"/>
@@ -3122,129 +3124,129 @@
           <w:right w:val="single" w:sz="4" w:space="3" w:color="8DA2C4"/>
         </w:pBdr>
         <w:shd w:val="clear" w:color="auto" w:fill="F7F9FC"/>
+      </w:pPr>
+      <w:r>
+        <w:rPr>
+          <w:b w:val="0"/>
+          <w:i w:val="0"/>
+          <w:sz w:val="20"/>
+          <w:u w:val="none"/>
+        </w:rPr>
+        <w:t>If he knew her address, he could send the invitation to her.</w:t>
+      </w:r>
+    </w:p>
+    <w:p>
+      <w:pPr>
+        <w:spacing w:after="10"/>
+        <w:ind w:left="170"/>
+      </w:pPr>
+      <w:r>
+        <w:rPr>
+          <w:b w:val="0"/>
+          <w:i w:val="0"/>
+          <w:sz w:val="20"/>
+          <w:u w:val="none"/>
+        </w:rPr>
+        <w:t>① As he knows her address, he can send the invitation to her.</w:t>
+      </w:r>
+    </w:p>
+    <w:p>
+      <w:pPr>
+        <w:spacing w:after="10"/>
+        <w:ind w:left="170"/>
+      </w:pPr>
+      <w:r>
+        <w:rPr>
+          <w:b w:val="0"/>
+          <w:i w:val="0"/>
+          <w:sz w:val="20"/>
+          <w:u w:val="none"/>
+        </w:rPr>
+        <w:t>② As he doesn't know her address, he can't send the invitation to her.</w:t>
+      </w:r>
+    </w:p>
+    <w:p>
+      <w:pPr>
+        <w:spacing w:after="10"/>
+        <w:ind w:left="170"/>
+      </w:pPr>
+      <w:r>
+        <w:rPr>
+          <w:b w:val="0"/>
+          <w:i w:val="0"/>
+          <w:sz w:val="20"/>
+          <w:u w:val="none"/>
+        </w:rPr>
+        <w:t>③ As he didn't know her address, he couldn't send the invitation to her.</w:t>
+      </w:r>
+    </w:p>
+    <w:p>
+      <w:pPr>
+        <w:spacing w:after="10"/>
+        <w:ind w:left="170"/>
+      </w:pPr>
+      <w:r>
+        <w:rPr>
+          <w:b w:val="0"/>
+          <w:i w:val="0"/>
+          <w:sz w:val="20"/>
+          <w:u w:val="none"/>
+        </w:rPr>
+        <w:t>④ If he knows her address, he will send the invitation to her.</w:t>
+      </w:r>
+    </w:p>
+    <w:p>
+      <w:pPr>
+        <w:spacing w:after="10"/>
+        <w:ind w:left="170"/>
+      </w:pPr>
+      <w:r>
+        <w:rPr>
+          <w:b w:val="0"/>
+          <w:i w:val="0"/>
+          <w:sz w:val="20"/>
+          <w:u w:val="none"/>
+        </w:rPr>
+        <w:t>⑤ As he knew her address, he could send the invitation to her.</w:t>
+      </w:r>
+    </w:p>
+    <w:p>
+      <w:pPr>
+        <w:spacing w:after="20" w:before="50"/>
+      </w:pPr>
+      <w:r>
+        <w:rPr>
+          <w:b/>
+          <w:i w:val="0"/>
+          <w:color w:val="1F3864"/>
+          <w:sz w:val="20"/>
+          <w:u w:val="none"/>
+        </w:rPr>
+        <w:t xml:space="preserve">22. </w:t>
+      </w:r>
+      <w:r>
+        <w:rPr>
+          <w:b w:val="0"/>
+          <w:i w:val="0"/>
+          <w:sz w:val="20"/>
+          <w:u w:val="none"/>
+        </w:rPr>
+        <w:t xml:space="preserve">우리말에 맞게 괄호 안의 동사를 이용하여 빈칸에 알맞은 말을 쓰시오. </w:t>
+      </w:r>
+      <w:r>
+        <w:rPr>
+          <w:b w:val="0"/>
+          <w:i w:val="0"/>
+          <w:sz w:val="20"/>
+          <w:u w:val="none"/>
+        </w:rPr>
+        <w:t>(4점)</w:t>
+      </w:r>
+    </w:p>
+    <w:p>
+      <w:pPr>
         <w:spacing w:after="30"/>
         <w:ind w:left="57" w:right="57"/>
-      </w:pPr>
-      <w:r>
-        <w:rPr>
-          <w:b w:val="0"/>
-          <w:i w:val="0"/>
-          <w:sz w:val="20"/>
-          <w:u w:val="none"/>
-        </w:rPr>
-        <w:t>If I had a car, I could drive you home.</w:t>
-      </w:r>
-    </w:p>
-    <w:p>
-      <w:pPr>
-        <w:spacing w:after="10"/>
-        <w:ind w:left="170"/>
-      </w:pPr>
-      <w:r>
-        <w:rPr>
-          <w:b w:val="0"/>
-          <w:i w:val="0"/>
-          <w:sz w:val="20"/>
-          <w:u w:val="none"/>
-        </w:rPr>
-        <w:t>① As I have a car, I can drive you home.</w:t>
-      </w:r>
-    </w:p>
-    <w:p>
-      <w:pPr>
-        <w:spacing w:after="10"/>
-        <w:ind w:left="170"/>
-      </w:pPr>
-      <w:r>
-        <w:rPr>
-          <w:b w:val="0"/>
-          <w:i w:val="0"/>
-          <w:sz w:val="20"/>
-          <w:u w:val="none"/>
-        </w:rPr>
-        <w:t>② As I don't have a car, I can't drive you home.</w:t>
-      </w:r>
-    </w:p>
-    <w:p>
-      <w:pPr>
-        <w:spacing w:after="10"/>
-        <w:ind w:left="170"/>
-      </w:pPr>
-      <w:r>
-        <w:rPr>
-          <w:b w:val="0"/>
-          <w:i w:val="0"/>
-          <w:sz w:val="20"/>
-          <w:u w:val="none"/>
-        </w:rPr>
-        <w:t>③ As I didn't have a car, I couldn't drive you home.</w:t>
-      </w:r>
-    </w:p>
-    <w:p>
-      <w:pPr>
-        <w:spacing w:after="10"/>
-        <w:ind w:left="170"/>
-      </w:pPr>
-      <w:r>
-        <w:rPr>
-          <w:b w:val="0"/>
-          <w:i w:val="0"/>
-          <w:sz w:val="20"/>
-          <w:u w:val="none"/>
-        </w:rPr>
-        <w:t>④ If I have a car, I will drive you home.</w:t>
-      </w:r>
-    </w:p>
-    <w:p>
-      <w:pPr>
-        <w:spacing w:after="10"/>
-        <w:ind w:left="170"/>
-      </w:pPr>
-      <w:r>
-        <w:rPr>
-          <w:b w:val="0"/>
-          <w:i w:val="0"/>
-          <w:sz w:val="20"/>
-          <w:u w:val="none"/>
-        </w:rPr>
-        <w:t>⑤ As I had a car, I could drive you home.</w:t>
-      </w:r>
-    </w:p>
-    <w:p>
-      <w:pPr>
-        <w:spacing w:after="20" w:before="50"/>
-      </w:pPr>
-      <w:r>
-        <w:rPr>
-          <w:b/>
-          <w:i w:val="0"/>
-          <w:color w:val="1F3864"/>
-          <w:sz w:val="20"/>
-          <w:u w:val="none"/>
-        </w:rPr>
-        <w:t xml:space="preserve">22. </w:t>
-      </w:r>
-      <w:r>
-        <w:rPr>
-          <w:b w:val="0"/>
-          <w:i w:val="0"/>
-          <w:sz w:val="20"/>
-          <w:u w:val="none"/>
-        </w:rPr>
-        <w:t xml:space="preserve">우리말에 맞게 빈칸에 알맞은 말을 쓰시오. </w:t>
-      </w:r>
-      <w:r>
-        <w:rPr>
-          <w:b w:val="0"/>
-          <w:i w:val="0"/>
-          <w:sz w:val="20"/>
-          <w:u w:val="none"/>
-        </w:rPr>
-        <w:t>(4점)</w:t>
-      </w:r>
-    </w:p>
-    <w:p>
-      <w:pPr>
         <w:pBdr>
           <w:top w:val="single" w:sz="4" w:space="3" w:color="8DA2C4"/>
           <w:left w:val="single" w:sz="4" w:space="3" w:color="8DA2C4"/>
@@ -3252,81 +3254,81 @@
           <w:right w:val="single" w:sz="4" w:space="3" w:color="8DA2C4"/>
         </w:pBdr>
         <w:shd w:val="clear" w:color="auto" w:fill="F7F9FC"/>
+      </w:pPr>
+      <w:r>
+        <w:rPr>
+          <w:b w:val="0"/>
+          <w:i w:val="0"/>
+          <w:sz w:val="20"/>
+          <w:u w:val="none"/>
+        </w:rPr>
+        <w:t>내가 그 회의에 대해 알았더라면, 나는 그것에 참석했을 텐데.</w:t>
+      </w:r>
+      <w:r>
+        <w:br/>
+      </w:r>
+      <w:r>
+        <w:rPr>
+          <w:b w:val="0"/>
+          <w:i w:val="0"/>
+          <w:sz w:val="20"/>
+          <w:u w:val="none"/>
+        </w:rPr>
+        <w:t>If I ________ ________ (know) about the meeting, I ________ ________ ________ (attend) it.</w:t>
+      </w:r>
+    </w:p>
+    <w:p>
+      <w:pPr>
+        <w:spacing w:after="30"/>
+        <w:ind w:left="170"/>
+      </w:pPr>
+      <w:r>
+        <w:rPr>
+          <w:b w:val="0"/>
+          <w:i w:val="0"/>
+          <w:sz w:val="20"/>
+          <w:u w:val="none"/>
+        </w:rPr>
+        <w:t>→ ________ ________ / ________ ________ ________</w:t>
+      </w:r>
+    </w:p>
+    <w:p>
+      <w:pPr>
+        <w:spacing w:after="20" w:before="50"/>
+      </w:pPr>
+      <w:r>
+        <w:rPr>
+          <w:b/>
+          <w:i w:val="0"/>
+          <w:color w:val="1F3864"/>
+          <w:sz w:val="20"/>
+          <w:u w:val="none"/>
+        </w:rPr>
+        <w:t xml:space="preserve">23. </w:t>
+      </w:r>
+      <w:r>
+        <w:rPr>
+          <w:b w:val="0"/>
+          <w:i w:val="0"/>
+          <w:sz w:val="20"/>
+          <w:u w:val="none"/>
+        </w:rPr>
+        <w:t xml:space="preserve">다음 빈칸에 들어갈 말로 알맞은 것은? </w:t>
+      </w:r>
+      <w:r>
+        <w:rPr>
+          <w:b w:val="0"/>
+          <w:i w:val="0"/>
+          <w:sz w:val="20"/>
+          <w:u w:val="none"/>
+        </w:rPr>
+        <w:t>(3점)</w:t>
+      </w:r>
+    </w:p>
+    <w:p>
+      <w:pPr>
         <w:spacing w:after="30"/>
         <w:ind w:left="57" w:right="57"/>
-      </w:pPr>
-      <w:r>
-        <w:rPr>
-          <w:b w:val="0"/>
-          <w:i w:val="0"/>
-          <w:sz w:val="20"/>
-          <w:u w:val="none"/>
-        </w:rPr>
-        <w:t>그때 내가 그 사실을 알았더라면, 너에게 말했을 텐데.</w:t>
-      </w:r>
-      <w:r>
-        <w:br/>
-      </w:r>
-      <w:r>
-        <w:rPr>
-          <w:b w:val="0"/>
-          <w:i w:val="0"/>
-          <w:sz w:val="20"/>
-          <w:u w:val="none"/>
-        </w:rPr>
-        <w:t>If I ________ the fact then, I ________ ________ ________ you.</w:t>
-      </w:r>
-    </w:p>
-    <w:p>
-      <w:pPr>
-        <w:spacing w:after="30"/>
-        <w:ind w:left="170"/>
-      </w:pPr>
-      <w:r>
-        <w:rPr>
-          <w:b w:val="0"/>
-          <w:i w:val="0"/>
-          <w:sz w:val="20"/>
-          <w:u w:val="none"/>
-        </w:rPr>
-        <w:t>→ ________ / ________ ________ ________</w:t>
-      </w:r>
-    </w:p>
-    <w:p>
-      <w:pPr>
-        <w:spacing w:after="20" w:before="50"/>
-      </w:pPr>
-      <w:r>
-        <w:rPr>
-          <w:b/>
-          <w:i w:val="0"/>
-          <w:color w:val="1F3864"/>
-          <w:sz w:val="20"/>
-          <w:u w:val="none"/>
-        </w:rPr>
-        <w:t xml:space="preserve">23. </w:t>
-      </w:r>
-      <w:r>
-        <w:rPr>
-          <w:b w:val="0"/>
-          <w:i w:val="0"/>
-          <w:sz w:val="20"/>
-          <w:u w:val="none"/>
-        </w:rPr>
-        <w:t xml:space="preserve">다음 빈칸에 들어갈 말로 알맞은 것은? </w:t>
-      </w:r>
-      <w:r>
-        <w:rPr>
-          <w:b w:val="0"/>
-          <w:i w:val="0"/>
-          <w:sz w:val="20"/>
-          <w:u w:val="none"/>
-        </w:rPr>
-        <w:t>(3점)</w:t>
-      </w:r>
-    </w:p>
-    <w:p>
-      <w:pPr>
         <w:pBdr>
           <w:top w:val="single" w:sz="4" w:space="3" w:color="8DA2C4"/>
           <w:left w:val="single" w:sz="4" w:space="3" w:color="8DA2C4"/>
@@ -3334,69 +3336,69 @@
           <w:right w:val="single" w:sz="4" w:space="3" w:color="8DA2C4"/>
         </w:pBdr>
         <w:shd w:val="clear" w:color="auto" w:fill="F7F9FC"/>
+      </w:pPr>
+      <w:r>
+        <w:rPr>
+          <w:b w:val="0"/>
+          <w:i w:val="0"/>
+          <w:sz w:val="20"/>
+          <w:u w:val="none"/>
+        </w:rPr>
+        <w:t>"It would be wonderful if I ________ eat fresh fish."</w:t>
+      </w:r>
+    </w:p>
+    <w:p>
+      <w:pPr>
+        <w:spacing w:after="30"/>
+        <w:ind w:left="170"/>
+      </w:pPr>
+      <w:r>
+        <w:rPr>
+          <w:b w:val="0"/>
+          <w:i w:val="0"/>
+          <w:sz w:val="20"/>
+          <w:u w:val="none"/>
+        </w:rPr>
+        <w:t>① can    ② could    ③ will    ④ have    ⑤ had could</w:t>
+      </w:r>
+    </w:p>
+    <w:p>
+      <w:pPr>
+        <w:spacing w:after="20" w:before="50"/>
+      </w:pPr>
+      <w:r>
+        <w:rPr>
+          <w:b/>
+          <w:i w:val="0"/>
+          <w:color w:val="1F3864"/>
+          <w:sz w:val="20"/>
+          <w:u w:val="none"/>
+        </w:rPr>
+        <w:t xml:space="preserve">24. </w:t>
+      </w:r>
+      <w:r>
+        <w:rPr>
+          <w:b w:val="0"/>
+          <w:i w:val="0"/>
+          <w:sz w:val="20"/>
+          <w:u w:val="none"/>
+        </w:rPr>
+        <w:t xml:space="preserve">다음 상황에 알맞게 if로 시작하는 가정법 문장을 쓰시오. </w:t>
+      </w:r>
+      <w:r>
+        <w:rPr>
+          <w:b w:val="0"/>
+          <w:i w:val="0"/>
+          <w:sz w:val="20"/>
+          <w:u w:val="none"/>
+        </w:rPr>
+        <w:t>(4점)</w:t>
+      </w:r>
+    </w:p>
+    <w:p>
+      <w:pPr>
         <w:spacing w:after="30"/>
         <w:ind w:left="57" w:right="57"/>
-      </w:pPr>
-      <w:r>
-        <w:rPr>
-          <w:b w:val="0"/>
-          <w:i w:val="0"/>
-          <w:sz w:val="20"/>
-          <w:u w:val="none"/>
-        </w:rPr>
-        <w:t>"It would be wonderful if I ________ eat fresh fish."</w:t>
-      </w:r>
-    </w:p>
-    <w:p>
-      <w:pPr>
-        <w:spacing w:after="30"/>
-        <w:ind w:left="170"/>
-      </w:pPr>
-      <w:r>
-        <w:rPr>
-          <w:b w:val="0"/>
-          <w:i w:val="0"/>
-          <w:sz w:val="20"/>
-          <w:u w:val="none"/>
-        </w:rPr>
-        <w:t>① can    ② could    ③ will    ④ have    ⑤ had could</w:t>
-      </w:r>
-    </w:p>
-    <w:p>
-      <w:pPr>
-        <w:spacing w:after="20" w:before="50"/>
-      </w:pPr>
-      <w:r>
-        <w:rPr>
-          <w:b/>
-          <w:i w:val="0"/>
-          <w:color w:val="1F3864"/>
-          <w:sz w:val="20"/>
-          <w:u w:val="none"/>
-        </w:rPr>
-        <w:t xml:space="preserve">24. </w:t>
-      </w:r>
-      <w:r>
-        <w:rPr>
-          <w:b w:val="0"/>
-          <w:i w:val="0"/>
-          <w:sz w:val="20"/>
-          <w:u w:val="none"/>
-        </w:rPr>
-        <w:t xml:space="preserve">다음 상황에 알맞게 if로 시작하는 가정법 문장을 쓰시오. </w:t>
-      </w:r>
-      <w:r>
-        <w:rPr>
-          <w:b w:val="0"/>
-          <w:i w:val="0"/>
-          <w:sz w:val="20"/>
-          <w:u w:val="none"/>
-        </w:rPr>
-        <w:t>(4점)</w:t>
-      </w:r>
-    </w:p>
-    <w:p>
-      <w:pPr>
         <w:pBdr>
           <w:top w:val="single" w:sz="4" w:space="3" w:color="8DA2C4"/>
           <w:left w:val="single" w:sz="4" w:space="3" w:color="8DA2C4"/>
@@ -3404,8 +3406,6 @@
           <w:right w:val="single" w:sz="4" w:space="3" w:color="8DA2C4"/>
         </w:pBdr>
         <w:shd w:val="clear" w:color="auto" w:fill="F7F9FC"/>
-        <w:spacing w:after="30"/>
-        <w:ind w:left="57" w:right="57"/>
       </w:pPr>
       <w:r>
         <w:rPr>
@@ -3414,7 +3414,7 @@
           <w:sz w:val="20"/>
           <w:u w:val="none"/>
         </w:rPr>
-        <w:t>I am not a bird, so I can't fly to you.</w:t>
+        <w:t>As I am not a bird, I cannot fly to you.</w:t>
       </w:r>
     </w:p>
     <w:p>
@@ -3438,8 +3438,8 @@
           <w:type w:val="continuous"/>
           <w:pgSz w:w="11906" w:h="16838"/>
           <w:pgMar w:top="680" w:right="794" w:bottom="624" w:left="794" w:header="720" w:footer="720" w:gutter="0"/>
+          <w:docGrid w:linePitch="360"/>
           <w:cols w:num="2" w:space="396" w:sep="1"/>
-          <w:docGrid w:linePitch="360"/>
         </w:sectPr>
       </w:pPr>
     </w:p>
@@ -3537,7 +3537,7 @@
           <w:sz w:val="18"/>
           <w:u w:val="none"/>
         </w:rPr>
-        <w:t xml:space="preserve"> ①, ④, ⑤</w:t>
+        <w:t xml:space="preserve"> ①, ③, ⑤</w:t>
       </w:r>
       <w:r>
         <w:rPr>
@@ -3566,7 +3566,7 @@
           <w:sz w:val="18"/>
           <w:u w:val="none"/>
         </w:rPr>
-        <w:t xml:space="preserve"> not as[so] tall as</w:t>
+        <w:t xml:space="preserve"> not as[so] rich as</w:t>
       </w:r>
       <w:r>
         <w:rPr>
@@ -3595,7 +3595,7 @@
           <w:sz w:val="18"/>
           <w:u w:val="none"/>
         </w:rPr>
-        <w:t xml:space="preserve"> ②</w:t>
+        <w:t xml:space="preserve"> ③</w:t>
       </w:r>
       <w:r>
         <w:rPr>
@@ -3624,7 +3624,7 @@
           <w:sz w:val="18"/>
           <w:u w:val="none"/>
         </w:rPr>
-        <w:t xml:space="preserve"> I have as many books as my sister. (불필요: much)</w:t>
+        <w:t xml:space="preserve"> Try to experience as many things as possible. (불필요: much)</w:t>
       </w:r>
       <w:r>
         <w:rPr>
@@ -3914,7 +3914,7 @@
           <w:sz w:val="18"/>
           <w:u w:val="none"/>
         </w:rPr>
-        <w:t xml:space="preserve"> Surprising → (Being) Surprised</w:t>
+        <w:t xml:space="preserve"> Frightening → (Being) Frightened</w:t>
       </w:r>
       <w:r>
         <w:rPr>
@@ -4088,7 +4088,7 @@
           <w:sz w:val="18"/>
           <w:u w:val="none"/>
         </w:rPr>
-        <w:t xml:space="preserve"> had known / would have told</w:t>
+        <w:t xml:space="preserve"> had known / would have attended</w:t>
       </w:r>
       <w:r>
         <w:rPr>
@@ -4152,8 +4152,8 @@
     <w:sectPr>
       <w:pgSz w:w="11906" w:h="16838"/>
       <w:pgMar w:top="680" w:right="794" w:bottom="624" w:left="794" w:header="720" w:footer="720" w:gutter="0"/>
+      <w:docGrid w:linePitch="360"/>
       <w:cols w:num="1" w:space="396"/>
-      <w:docGrid w:linePitch="360"/>
     </w:sectPr>
   </w:body>
 </w:document>
